--- a/WebContent/docx/泛实体瘤188基因检测报告-三峡.docx
+++ b/WebContent/docx/泛实体瘤188基因检测报告-三峡.docx
@@ -2350,9 +2350,9 @@
           <w:shd w:val="clear" w:color="auto" w:fill="17365D"/>
         </w:rPr>
       </w:pPr>
-      <w:bookmarkStart w:id="0" w:name="_Toc526855031"/>
-      <w:bookmarkStart w:id="1" w:name="_Toc534637492"/>
-      <w:bookmarkStart w:id="2" w:name="_Toc527112379"/>
+      <w:bookmarkStart w:id="0" w:name="_Toc534637492"/>
+      <w:bookmarkStart w:id="1" w:name="_Toc527112379"/>
+      <w:bookmarkStart w:id="2" w:name="_Toc526855031"/>
       <w:r>
         <w:rPr>
           <w:rFonts w:hint="eastAsia" w:ascii="微软雅黑" w:hAnsi="微软雅黑" w:eastAsia="微软雅黑" w:cs="微软雅黑"/>
@@ -2430,6 +2430,7 @@
             <w:insideH w:val="single" w:color="243F61" w:themeColor="accent1" w:themeShade="7F" w:sz="6" w:space="0"/>
             <w:insideV w:val="single" w:color="243F61" w:themeColor="accent1" w:themeShade="7F" w:sz="6" w:space="0"/>
           </w:tblBorders>
+          <w:shd w:val="clear" w:color="auto" w:fill="auto"/>
           <w:tblCellMar>
             <w:top w:w="0" w:type="dxa"/>
             <w:left w:w="0" w:type="dxa"/>
@@ -2543,286 +2544,6 @@
                 <w:sz w:val="21"/>
               </w:rPr>
               <w:t>检测结果</w:t>
-            </w:r>
-          </w:p>
-        </w:tc>
-      </w:tr>
-      <w:tr>
-        <w:tblPrEx>
-          <w:tblBorders>
-            <w:top w:val="single" w:color="243F61" w:themeColor="accent1" w:themeShade="7F" w:sz="24" w:space="0"/>
-            <w:left w:val="none" w:color="auto" w:sz="0" w:space="0"/>
-            <w:bottom w:val="single" w:color="243F61" w:themeColor="accent1" w:themeShade="7F" w:sz="6" w:space="0"/>
-            <w:right w:val="none" w:color="auto" w:sz="0" w:space="0"/>
-            <w:insideH w:val="single" w:color="243F61" w:themeColor="accent1" w:themeShade="7F" w:sz="6" w:space="0"/>
-            <w:insideV w:val="single" w:color="243F61" w:themeColor="accent1" w:themeShade="7F" w:sz="6" w:space="0"/>
-          </w:tblBorders>
-          <w:tblCellMar>
-            <w:top w:w="0" w:type="dxa"/>
-            <w:left w:w="0" w:type="dxa"/>
-            <w:bottom w:w="0" w:type="dxa"/>
-            <w:right w:w="0" w:type="dxa"/>
-          </w:tblCellMar>
-        </w:tblPrEx>
-        <w:trPr>
-          <w:trHeight w:val="454" w:hRule="atLeast"/>
-          <w:jc w:val="center"/>
-        </w:trPr>
-        <w:tc>
-          <w:tcPr>
-            <w:tcW w:w="4069" w:type="dxa"/>
-            <w:gridSpan w:val="2"/>
-            <w:tcBorders>
-              <w:tl2br w:val="nil"/>
-              <w:tr2bl w:val="nil"/>
-            </w:tcBorders>
-            <w:shd w:val="clear" w:color="auto" w:fill="auto"/>
-            <w:vAlign w:val="center"/>
-          </w:tcPr>
-          <w:p>
-            <w:pPr>
-              <w:pStyle w:val="33"/>
-              <w:keepNext w:val="0"/>
-              <w:keepLines w:val="0"/>
-              <w:pageBreakBefore w:val="0"/>
-              <w:widowControl w:val="0"/>
-              <w:kinsoku/>
-              <w:wordWrap/>
-              <w:overflowPunct/>
-              <w:topLinePunct w:val="0"/>
-              <w:autoSpaceDE/>
-              <w:autoSpaceDN/>
-              <w:bidi w:val="0"/>
-              <w:adjustRightInd/>
-              <w:snapToGrid/>
-              <w:spacing w:line="240" w:lineRule="auto"/>
-              <w:ind w:left="119"/>
-              <w:textAlignment w:val="auto"/>
-              <w:rPr>
-                <w:rFonts w:ascii="Times New Roman" w:hAnsi="Times New Roman" w:eastAsia="微软雅黑" w:cs="黑体"/>
-                <w:sz w:val="21"/>
-              </w:rPr>
-            </w:pPr>
-            <w:r>
-              <w:rPr>
-                <w:rFonts w:ascii="Times New Roman" w:hAnsi="Times New Roman" w:eastAsia="微软雅黑" w:cs="黑体"/>
-                <w:sz w:val="21"/>
-              </w:rPr>
-              <w:t>靶向用药指导</w:t>
-            </w:r>
-          </w:p>
-        </w:tc>
-        <w:tc>
-          <w:tcPr>
-            <w:tcW w:w="5489" w:type="dxa"/>
-            <w:tcBorders>
-              <w:tl2br w:val="nil"/>
-              <w:tr2bl w:val="nil"/>
-            </w:tcBorders>
-            <w:shd w:val="clear" w:color="auto" w:fill="auto"/>
-            <w:vAlign w:val="center"/>
-          </w:tcPr>
-          <w:p>
-            <w:pPr>
-              <w:pStyle w:val="33"/>
-              <w:keepNext w:val="0"/>
-              <w:keepLines w:val="0"/>
-              <w:pageBreakBefore w:val="0"/>
-              <w:widowControl w:val="0"/>
-              <w:kinsoku/>
-              <w:wordWrap/>
-              <w:overflowPunct/>
-              <w:topLinePunct w:val="0"/>
-              <w:autoSpaceDE/>
-              <w:autoSpaceDN/>
-              <w:bidi w:val="0"/>
-              <w:adjustRightInd/>
-              <w:snapToGrid/>
-              <w:spacing w:before="100" w:line="204" w:lineRule="auto"/>
-              <w:ind w:left="119" w:right="119"/>
-              <w:textAlignment w:val="auto"/>
-              <w:rPr>
-                <w:rFonts w:ascii="Times New Roman" w:hAnsi="Times New Roman" w:eastAsia="微软雅黑" w:cs="Times New Roman"/>
-                <w:sz w:val="21"/>
-                <w:szCs w:val="21"/>
-                <w:lang w:eastAsia="zh-CN"/>
-              </w:rPr>
-            </w:pPr>
-            <w:r>
-              <w:rPr>
-                <w:rFonts w:ascii="Times New Roman" w:hAnsi="Times New Roman" w:eastAsia="微软雅黑" w:cs="Times New Roman"/>
-                <w:sz w:val="21"/>
-                <w:szCs w:val="21"/>
-                <w:lang w:eastAsia="zh-CN"/>
-              </w:rPr>
-              <w:t>共检出</w:t>
-            </w:r>
-            <w:r>
-              <w:rPr>
-                <w:rFonts w:hint="eastAsia" w:ascii="Times New Roman" w:hAnsi="Times New Roman" w:eastAsia="微软雅黑" w:cs="黑体"/>
-                <w:sz w:val="21"/>
-                <w:lang w:eastAsia="zh-CN"/>
-              </w:rPr>
-              <w:t>{{ summaryOfRresults.thisGeneticmarkerVwListSize }}</w:t>
-            </w:r>
-            <w:r>
-              <w:rPr>
-                <w:rFonts w:ascii="Times New Roman" w:hAnsi="Times New Roman" w:eastAsia="微软雅黑" w:cs="Times New Roman"/>
-                <w:sz w:val="21"/>
-                <w:szCs w:val="21"/>
-                <w:lang w:eastAsia="zh-CN"/>
-              </w:rPr>
-              <w:t>个体细胞突变，其中</w:t>
-            </w:r>
-            <w:r>
-              <w:rPr>
-                <w:rFonts w:hint="eastAsia" w:ascii="Times New Roman" w:hAnsi="Times New Roman" w:eastAsia="微软雅黑" w:cs="黑体"/>
-                <w:sz w:val="21"/>
-                <w:lang w:eastAsia="zh-CN"/>
-              </w:rPr>
-              <w:t>{{ summaryOfRresults.somaticCellMedicationNum}}</w:t>
-            </w:r>
-            <w:r>
-              <w:rPr>
-                <w:rFonts w:ascii="Times New Roman" w:hAnsi="Times New Roman" w:eastAsia="微软雅黑" w:cs="Times New Roman"/>
-                <w:sz w:val="21"/>
-                <w:szCs w:val="21"/>
-                <w:lang w:eastAsia="zh-CN"/>
-              </w:rPr>
-              <w:t>个与靶向药物相关</w:t>
-            </w:r>
-            <w:r>
-              <w:rPr>
-                <w:rFonts w:hint="eastAsia" w:ascii="Times New Roman" w:hAnsi="Times New Roman" w:eastAsia="微软雅黑" w:cs="Times New Roman"/>
-                <w:sz w:val="21"/>
-                <w:szCs w:val="21"/>
-                <w:lang w:eastAsia="zh-CN" w:bidi="ar"/>
-              </w:rPr>
-              <w:t>{{</w:t>
-            </w:r>
-            <w:r>
-              <w:rPr>
-                <w:rFonts w:ascii="Times New Roman" w:hAnsi="Times New Roman" w:eastAsia="微软雅黑" w:cs="Times New Roman"/>
-                <w:sz w:val="21"/>
-                <w:szCs w:val="21"/>
-                <w:lang w:eastAsia="zh-CN" w:bidi="ar"/>
-              </w:rPr>
-              <w:t>bodyDrugStr</w:t>
-            </w:r>
-            <w:r>
-              <w:rPr>
-                <w:rFonts w:hint="eastAsia" w:ascii="Times New Roman" w:hAnsi="Times New Roman" w:eastAsia="微软雅黑" w:cs="Times New Roman"/>
-                <w:sz w:val="21"/>
-                <w:szCs w:val="21"/>
-                <w:lang w:eastAsia="zh-CN" w:bidi="ar"/>
-              </w:rPr>
-              <w:t>}}</w:t>
-            </w:r>
-            <w:r>
-              <w:rPr>
-                <w:rFonts w:ascii="Times New Roman" w:hAnsi="Times New Roman" w:eastAsia="微软雅黑" w:cs="Times New Roman"/>
-                <w:sz w:val="21"/>
-                <w:szCs w:val="21"/>
-                <w:lang w:eastAsia="zh-CN"/>
-              </w:rPr>
-              <w:t>；</w:t>
-            </w:r>
-          </w:p>
-          <w:p>
-            <w:pPr>
-              <w:pStyle w:val="33"/>
-              <w:keepNext w:val="0"/>
-              <w:keepLines w:val="0"/>
-              <w:pageBreakBefore w:val="0"/>
-              <w:widowControl w:val="0"/>
-              <w:kinsoku/>
-              <w:wordWrap/>
-              <w:overflowPunct/>
-              <w:topLinePunct w:val="0"/>
-              <w:autoSpaceDE/>
-              <w:autoSpaceDN/>
-              <w:bidi w:val="0"/>
-              <w:adjustRightInd/>
-              <w:snapToGrid/>
-              <w:spacing w:before="100" w:line="204" w:lineRule="auto"/>
-              <w:ind w:left="119" w:right="119"/>
-              <w:jc w:val="both"/>
-              <w:textAlignment w:val="auto"/>
-              <w:rPr>
-                <w:rFonts w:ascii="Times New Roman" w:hAnsi="Times New Roman" w:eastAsia="微软雅黑" w:cs="黑体"/>
-                <w:sz w:val="21"/>
-                <w:lang w:eastAsia="zh-CN"/>
-              </w:rPr>
-            </w:pPr>
-            <w:r>
-              <w:rPr>
-                <w:rFonts w:ascii="Times New Roman" w:hAnsi="Times New Roman" w:eastAsia="微软雅黑" w:cs="Times New Roman"/>
-                <w:sz w:val="21"/>
-                <w:szCs w:val="21"/>
-                <w:lang w:eastAsia="zh-CN"/>
-              </w:rPr>
-              <w:t>共检出</w:t>
-            </w:r>
-            <w:r>
-              <w:rPr>
-                <w:rFonts w:hint="eastAsia" w:ascii="Times New Roman" w:hAnsi="Times New Roman" w:eastAsia="微软雅黑" w:cs="黑体"/>
-                <w:sz w:val="21"/>
-                <w:lang w:eastAsia="zh-CN"/>
-              </w:rPr>
-              <w:t>{{ summaryOfRresults.crCheckLineStrYF1280Size }}</w:t>
-            </w:r>
-            <w:r>
-              <w:rPr>
-                <w:rFonts w:ascii="Times New Roman" w:hAnsi="Times New Roman" w:eastAsia="微软雅黑" w:cs="Times New Roman"/>
-                <w:sz w:val="21"/>
-                <w:szCs w:val="21"/>
-                <w:lang w:eastAsia="zh-CN"/>
-              </w:rPr>
-              <w:t>个胚系突变，其中</w:t>
-            </w:r>
-            <w:r>
-              <w:rPr>
-                <w:rFonts w:hint="eastAsia" w:ascii="Times New Roman" w:hAnsi="Times New Roman" w:eastAsia="微软雅黑" w:cs="黑体"/>
-                <w:sz w:val="21"/>
-                <w:lang w:eastAsia="zh-CN"/>
-              </w:rPr>
-              <w:t>{{summaryOfRresults.crDrugList}}</w:t>
-            </w:r>
-            <w:r>
-              <w:rPr>
-                <w:rFonts w:ascii="Times New Roman" w:hAnsi="Times New Roman" w:eastAsia="微软雅黑" w:cs="Times New Roman"/>
-                <w:sz w:val="21"/>
-                <w:szCs w:val="21"/>
-                <w:lang w:eastAsia="zh-CN"/>
-              </w:rPr>
-              <w:t>个与靶向药物相关</w:t>
-            </w:r>
-            <w:r>
-              <w:rPr>
-                <w:rFonts w:hint="eastAsia" w:ascii="Times New Roman" w:hAnsi="Times New Roman" w:eastAsia="微软雅黑" w:cs="Times New Roman"/>
-                <w:sz w:val="21"/>
-                <w:szCs w:val="21"/>
-                <w:lang w:eastAsia="zh-CN" w:bidi="ar"/>
-              </w:rPr>
-              <w:t>{{</w:t>
-            </w:r>
-            <w:r>
-              <w:rPr>
-                <w:rFonts w:ascii="Times New Roman" w:hAnsi="Times New Roman" w:eastAsia="微软雅黑" w:cs="Times New Roman"/>
-                <w:sz w:val="21"/>
-                <w:szCs w:val="21"/>
-                <w:lang w:eastAsia="zh-CN" w:bidi="ar"/>
-              </w:rPr>
-              <w:t>embryonalDrugStr</w:t>
-            </w:r>
-            <w:r>
-              <w:rPr>
-                <w:rFonts w:hint="eastAsia" w:ascii="Times New Roman" w:hAnsi="Times New Roman" w:eastAsia="微软雅黑" w:cs="Times New Roman"/>
-                <w:sz w:val="21"/>
-                <w:szCs w:val="21"/>
-                <w:lang w:eastAsia="zh-CN" w:bidi="ar"/>
-              </w:rPr>
-              <w:t>}}</w:t>
             </w:r>
           </w:p>
         </w:tc>
@@ -2851,8 +2572,8 @@
         </w:trPr>
         <w:tc>
           <w:tcPr>
-            <w:tcW w:w="1576" w:type="dxa"/>
-            <w:vMerge w:val="restart"/>
+            <w:tcW w:w="4069" w:type="dxa"/>
+            <w:gridSpan w:val="2"/>
             <w:tcBorders>
               <w:tl2br w:val="nil"/>
               <w:tr2bl w:val="nil"/>
@@ -2879,59 +2600,17 @@
               <w:spacing w:line="240" w:lineRule="auto"/>
               <w:ind w:left="119"/>
               <w:textAlignment w:val="auto"/>
-            </w:pPr>
-            <w:r>
-              <w:rPr>
-                <w:rFonts w:hint="eastAsia" w:ascii="微软雅黑" w:hAnsi="微软雅黑" w:eastAsia="微软雅黑" w:cs="微软雅黑"/>
-                <w:sz w:val="21"/>
-                <w:szCs w:val="21"/>
-              </w:rPr>
-              <w:t>免疫治疗相关标志物检测</w:t>
-            </w:r>
-          </w:p>
-        </w:tc>
-        <w:tc>
-          <w:tcPr>
-            <w:tcW w:w="2493" w:type="dxa"/>
-            <w:tcBorders>
-              <w:tl2br w:val="nil"/>
-              <w:tr2bl w:val="nil"/>
-            </w:tcBorders>
-            <w:shd w:val="clear" w:color="auto" w:fill="auto"/>
-            <w:vAlign w:val="center"/>
-          </w:tcPr>
-          <w:p>
-            <w:pPr>
-              <w:keepNext w:val="0"/>
-              <w:keepLines w:val="0"/>
-              <w:pageBreakBefore w:val="0"/>
-              <w:widowControl w:val="0"/>
-              <w:kinsoku/>
-              <w:wordWrap/>
-              <w:overflowPunct/>
-              <w:topLinePunct w:val="0"/>
-              <w:autoSpaceDE/>
-              <w:autoSpaceDN/>
-              <w:bidi w:val="0"/>
-              <w:adjustRightInd/>
-              <w:snapToGrid/>
-              <w:spacing w:before="77" w:line="240" w:lineRule="auto"/>
-              <w:ind w:left="119" w:leftChars="0"/>
-              <w:textAlignment w:val="auto"/>
               <w:rPr>
                 <w:rFonts w:ascii="Times New Roman" w:hAnsi="Times New Roman" w:eastAsia="微软雅黑" w:cs="黑体"/>
                 <w:sz w:val="21"/>
-                <w:lang w:eastAsia="zh-CN"/>
               </w:rPr>
             </w:pPr>
             <w:r>
               <w:rPr>
                 <w:rFonts w:ascii="Times New Roman" w:hAnsi="Times New Roman" w:eastAsia="微软雅黑" w:cs="黑体"/>
                 <w:sz w:val="21"/>
-                <w:szCs w:val="22"/>
-                <w:lang w:val="en-US" w:eastAsia="zh-CN" w:bidi="ar-SA"/>
-              </w:rPr>
-              <w:t>微卫星不稳定性（MSI）</w:t>
+              </w:rPr>
+              <w:t>靶向用药指导</w:t>
             </w:r>
           </w:p>
         </w:tc>
@@ -2961,141 +2640,96 @@
               <w:bidi w:val="0"/>
               <w:adjustRightInd/>
               <w:snapToGrid/>
-              <w:spacing w:before="100" w:line="240" w:lineRule="auto"/>
-              <w:ind w:left="119" w:leftChars="0" w:right="119" w:rightChars="0"/>
+              <w:spacing w:before="100" w:line="204" w:lineRule="auto"/>
+              <w:ind w:left="119" w:right="119"/>
               <w:textAlignment w:val="auto"/>
               <w:rPr>
-                <w:rFonts w:ascii="Times New Roman" w:hAnsi="Times New Roman" w:eastAsia="微软雅黑" w:cs="黑体"/>
-                <w:sz w:val="21"/>
-                <w:lang w:eastAsia="zh-CN"/>
-              </w:rPr>
-            </w:pPr>
-            <w:r>
-              <w:rPr>
-                <w:rFonts w:hint="eastAsia" w:ascii="Times New Roman" w:hAnsi="Times New Roman" w:eastAsia="微软雅黑" w:cs="Times New Roman"/>
-                <w:sz w:val="21"/>
-                <w:szCs w:val="21"/>
-                <w:lang w:eastAsia="zh-CN"/>
-              </w:rPr>
-              <w:t>{{summaryOfRresults.msi_status_state}}</w:t>
-            </w:r>
-          </w:p>
-        </w:tc>
-      </w:tr>
-      <w:tr>
-        <w:tblPrEx>
-          <w:tblBorders>
-            <w:top w:val="single" w:color="243F61" w:themeColor="accent1" w:themeShade="7F" w:sz="24" w:space="0"/>
-            <w:left w:val="none" w:color="auto" w:sz="0" w:space="0"/>
-            <w:bottom w:val="single" w:color="243F61" w:themeColor="accent1" w:themeShade="7F" w:sz="6" w:space="0"/>
-            <w:right w:val="none" w:color="auto" w:sz="0" w:space="0"/>
-            <w:insideH w:val="single" w:color="243F61" w:themeColor="accent1" w:themeShade="7F" w:sz="6" w:space="0"/>
-            <w:insideV w:val="single" w:color="243F61" w:themeColor="accent1" w:themeShade="7F" w:sz="6" w:space="0"/>
-          </w:tblBorders>
-          <w:tblCellMar>
-            <w:top w:w="0" w:type="dxa"/>
-            <w:left w:w="0" w:type="dxa"/>
-            <w:bottom w:w="0" w:type="dxa"/>
-            <w:right w:w="0" w:type="dxa"/>
-          </w:tblCellMar>
-        </w:tblPrEx>
-        <w:trPr>
-          <w:trHeight w:val="454" w:hRule="atLeast"/>
-          <w:jc w:val="center"/>
-        </w:trPr>
-        <w:tc>
-          <w:tcPr>
-            <w:tcW w:w="1576" w:type="dxa"/>
-            <w:vMerge w:val="continue"/>
-            <w:tcBorders>
-              <w:tl2br w:val="nil"/>
-              <w:tr2bl w:val="nil"/>
-            </w:tcBorders>
-            <w:shd w:val="clear" w:color="auto" w:fill="auto"/>
-            <w:vAlign w:val="center"/>
-          </w:tcPr>
-          <w:p>
-            <w:pPr>
-              <w:keepNext w:val="0"/>
-              <w:keepLines w:val="0"/>
-              <w:pageBreakBefore w:val="0"/>
-              <w:widowControl w:val="0"/>
-              <w:kinsoku/>
-              <w:wordWrap/>
-              <w:overflowPunct/>
-              <w:topLinePunct w:val="0"/>
-              <w:autoSpaceDE/>
-              <w:autoSpaceDN/>
-              <w:bidi w:val="0"/>
-              <w:adjustRightInd/>
-              <w:snapToGrid/>
-              <w:spacing w:line="240" w:lineRule="auto"/>
-              <w:ind w:left="119"/>
-              <w:textAlignment w:val="auto"/>
-              <w:rPr>
-                <w:rFonts w:ascii="Times New Roman" w:hAnsi="Times New Roman" w:eastAsia="微软雅黑" w:cs="黑体"/>
-                <w:sz w:val="21"/>
-                <w:lang w:eastAsia="zh-CN"/>
-              </w:rPr>
-            </w:pPr>
-          </w:p>
-        </w:tc>
-        <w:tc>
-          <w:tcPr>
-            <w:tcW w:w="2493" w:type="dxa"/>
-            <w:tcBorders>
-              <w:tl2br w:val="nil"/>
-              <w:tr2bl w:val="nil"/>
-            </w:tcBorders>
-            <w:shd w:val="clear" w:color="auto" w:fill="auto"/>
-            <w:vAlign w:val="center"/>
-          </w:tcPr>
-          <w:p>
-            <w:pPr>
-              <w:keepNext w:val="0"/>
-              <w:keepLines w:val="0"/>
-              <w:pageBreakBefore w:val="0"/>
-              <w:widowControl w:val="0"/>
-              <w:kinsoku/>
-              <w:wordWrap/>
-              <w:overflowPunct/>
-              <w:topLinePunct w:val="0"/>
-              <w:autoSpaceDE/>
-              <w:autoSpaceDN/>
-              <w:bidi w:val="0"/>
-              <w:adjustRightInd/>
-              <w:snapToGrid/>
-              <w:spacing w:before="77" w:line="240" w:lineRule="auto"/>
-              <w:ind w:left="119" w:leftChars="0"/>
-              <w:textAlignment w:val="auto"/>
+                <w:rFonts w:ascii="Times New Roman" w:hAnsi="Times New Roman" w:eastAsia="微软雅黑" w:cs="Times New Roman"/>
+                <w:sz w:val="21"/>
+                <w:szCs w:val="21"/>
+                <w:lang w:eastAsia="zh-CN"/>
+              </w:rPr>
+            </w:pPr>
+            <w:r>
+              <w:rPr>
+                <w:rFonts w:ascii="Times New Roman" w:hAnsi="Times New Roman" w:eastAsia="微软雅黑" w:cs="Times New Roman"/>
+                <w:sz w:val="21"/>
+                <w:szCs w:val="21"/>
+                <w:lang w:eastAsia="zh-CN"/>
+              </w:rPr>
+              <w:t>共检出</w:t>
+            </w:r>
+            <w:r>
               <w:rPr>
                 <w:rFonts w:hint="eastAsia" w:ascii="Times New Roman" w:hAnsi="Times New Roman" w:eastAsia="微软雅黑" w:cs="黑体"/>
                 <w:sz w:val="21"/>
-                <w:szCs w:val="22"/>
-                <w:lang w:val="en-US" w:eastAsia="zh-CN" w:bidi="ar-SA"/>
-              </w:rPr>
-            </w:pPr>
+                <w:lang w:eastAsia="zh-CN"/>
+              </w:rPr>
+              <w:t>{{ summaryOfRresults.thisGeneticmarkerVwListSize }}</w:t>
+            </w:r>
+            <w:r>
+              <w:rPr>
+                <w:rFonts w:ascii="Times New Roman" w:hAnsi="Times New Roman" w:eastAsia="微软雅黑" w:cs="Times New Roman"/>
+                <w:sz w:val="21"/>
+                <w:szCs w:val="21"/>
+                <w:lang w:eastAsia="zh-CN"/>
+              </w:rPr>
+              <w:t>个体细胞突变，其中</w:t>
+            </w:r>
             <w:r>
               <w:rPr>
                 <w:rFonts w:hint="eastAsia" w:ascii="Times New Roman" w:hAnsi="Times New Roman" w:eastAsia="微软雅黑" w:cs="黑体"/>
                 <w:sz w:val="21"/>
-                <w:szCs w:val="22"/>
-                <w:lang w:val="en-US" w:eastAsia="zh-CN" w:bidi="ar-SA"/>
-              </w:rPr>
-              <w:t>错配修复（MMR）基因</w:t>
-            </w:r>
-          </w:p>
-        </w:tc>
-        <w:tc>
-          <w:tcPr>
-            <w:tcW w:w="5489" w:type="dxa"/>
-            <w:tcBorders>
-              <w:tl2br w:val="nil"/>
-              <w:tr2bl w:val="nil"/>
-            </w:tcBorders>
-            <w:shd w:val="clear" w:color="auto" w:fill="auto"/>
-            <w:vAlign w:val="center"/>
-          </w:tcPr>
+                <w:lang w:eastAsia="zh-CN"/>
+              </w:rPr>
+              <w:t>{{ summaryOfRresults.somaticCellMedicationNum}}</w:t>
+            </w:r>
+            <w:r>
+              <w:rPr>
+                <w:rFonts w:ascii="Times New Roman" w:hAnsi="Times New Roman" w:eastAsia="微软雅黑" w:cs="Times New Roman"/>
+                <w:sz w:val="21"/>
+                <w:szCs w:val="21"/>
+                <w:lang w:eastAsia="zh-CN"/>
+              </w:rPr>
+              <w:t>个与靶向药物相关</w:t>
+            </w:r>
+            <w:r>
+              <w:rPr>
+                <w:rFonts w:hint="eastAsia" w:ascii="Times New Roman" w:hAnsi="Times New Roman" w:eastAsia="微软雅黑" w:cs="Times New Roman"/>
+                <w:sz w:val="21"/>
+                <w:szCs w:val="21"/>
+                <w:lang w:eastAsia="zh-CN" w:bidi="ar"/>
+              </w:rPr>
+              <w:t>{{</w:t>
+            </w:r>
+            <w:r>
+              <w:rPr>
+                <w:rFonts w:ascii="Times New Roman" w:hAnsi="Times New Roman" w:eastAsia="微软雅黑" w:cs="Times New Roman"/>
+                <w:sz w:val="21"/>
+                <w:szCs w:val="21"/>
+                <w:lang w:eastAsia="zh-CN" w:bidi="ar"/>
+              </w:rPr>
+              <w:t>bodyDrugStr</w:t>
+            </w:r>
+            <w:r>
+              <w:rPr>
+                <w:rFonts w:hint="eastAsia" w:ascii="Times New Roman" w:hAnsi="Times New Roman" w:eastAsia="微软雅黑" w:cs="Times New Roman"/>
+                <w:sz w:val="21"/>
+                <w:szCs w:val="21"/>
+                <w:lang w:eastAsia="zh-CN" w:bidi="ar"/>
+              </w:rPr>
+              <w:t>}}</w:t>
+            </w:r>
+            <w:r>
+              <w:rPr>
+                <w:rFonts w:ascii="Times New Roman" w:hAnsi="Times New Roman" w:eastAsia="微软雅黑" w:cs="Times New Roman"/>
+                <w:sz w:val="21"/>
+                <w:szCs w:val="21"/>
+                <w:lang w:eastAsia="zh-CN"/>
+              </w:rPr>
+              <w:t>；</w:t>
+            </w:r>
+          </w:p>
           <w:p>
             <w:pPr>
               <w:pStyle w:val="33"/>
@@ -3112,13 +2746,13 @@
               <w:bidi w:val="0"/>
               <w:adjustRightInd/>
               <w:snapToGrid/>
-              <w:spacing w:before="100" w:line="240" w:lineRule="auto"/>
-              <w:ind w:left="119" w:leftChars="0" w:right="119" w:rightChars="0"/>
+              <w:spacing w:before="100" w:line="204" w:lineRule="auto"/>
+              <w:ind w:left="119" w:right="119"/>
+              <w:jc w:val="both"/>
               <w:textAlignment w:val="auto"/>
               <w:rPr>
-                <w:rFonts w:ascii="Times New Roman" w:hAnsi="Times New Roman" w:eastAsia="微软雅黑" w:cs="Times New Roman"/>
-                <w:sz w:val="21"/>
-                <w:szCs w:val="21"/>
+                <w:rFonts w:ascii="Times New Roman" w:hAnsi="Times New Roman" w:eastAsia="微软雅黑" w:cs="黑体"/>
+                <w:sz w:val="21"/>
                 <w:lang w:eastAsia="zh-CN"/>
               </w:rPr>
             </w:pPr>
@@ -3133,150 +2767,64 @@
             </w:r>
             <w:r>
               <w:rPr>
-                <w:rFonts w:hint="eastAsia" w:ascii="Times New Roman" w:hAnsi="Times New Roman" w:eastAsia="微软雅黑" w:cs="Times New Roman"/>
-                <w:sz w:val="21"/>
-                <w:szCs w:val="21"/>
-                <w:lang w:eastAsia="zh-CN"/>
-              </w:rPr>
-              <w:t>{{summaryOfRresults.dMMRinfoSize}}</w:t>
-            </w:r>
-            <w:r>
-              <w:rPr>
-                <w:rFonts w:ascii="Times New Roman" w:hAnsi="Times New Roman" w:eastAsia="微软雅黑" w:cs="Times New Roman"/>
-                <w:sz w:val="21"/>
-                <w:szCs w:val="21"/>
-                <w:lang w:eastAsia="zh-CN"/>
-              </w:rPr>
-              <w:t>个MMR</w:t>
-            </w:r>
-            <w:r>
-              <w:rPr>
-                <w:rFonts w:hint="eastAsia" w:ascii="Times New Roman" w:hAnsi="Times New Roman" w:eastAsia="微软雅黑" w:cs="Times New Roman"/>
-                <w:sz w:val="21"/>
-                <w:szCs w:val="21"/>
-                <w:lang w:eastAsia="zh-CN"/>
-              </w:rPr>
-              <w:t>基因失活</w:t>
-            </w:r>
-            <w:r>
-              <w:rPr>
-                <w:rFonts w:ascii="Times New Roman" w:hAnsi="Times New Roman" w:eastAsia="微软雅黑" w:cs="Times New Roman"/>
-                <w:sz w:val="21"/>
-                <w:szCs w:val="21"/>
-                <w:lang w:eastAsia="zh-CN"/>
-              </w:rPr>
-              <w:t>突变</w:t>
-            </w:r>
-          </w:p>
-        </w:tc>
-      </w:tr>
-      <w:tr>
-        <w:tblPrEx>
-          <w:tblBorders>
-            <w:top w:val="single" w:color="243F61" w:themeColor="accent1" w:themeShade="7F" w:sz="24" w:space="0"/>
-            <w:left w:val="none" w:color="auto" w:sz="0" w:space="0"/>
-            <w:bottom w:val="single" w:color="243F61" w:themeColor="accent1" w:themeShade="7F" w:sz="6" w:space="0"/>
-            <w:right w:val="none" w:color="auto" w:sz="0" w:space="0"/>
-            <w:insideH w:val="single" w:color="243F61" w:themeColor="accent1" w:themeShade="7F" w:sz="6" w:space="0"/>
-            <w:insideV w:val="single" w:color="243F61" w:themeColor="accent1" w:themeShade="7F" w:sz="6" w:space="0"/>
-          </w:tblBorders>
-          <w:tblCellMar>
-            <w:top w:w="0" w:type="dxa"/>
-            <w:left w:w="0" w:type="dxa"/>
-            <w:bottom w:w="0" w:type="dxa"/>
-            <w:right w:w="0" w:type="dxa"/>
-          </w:tblCellMar>
-        </w:tblPrEx>
-        <w:trPr>
-          <w:trHeight w:val="454" w:hRule="atLeast"/>
-          <w:jc w:val="center"/>
-        </w:trPr>
-        <w:tc>
-          <w:tcPr>
-            <w:tcW w:w="1576" w:type="dxa"/>
-            <w:vMerge w:val="continue"/>
-            <w:tcBorders>
-              <w:tl2br w:val="nil"/>
-              <w:tr2bl w:val="nil"/>
-            </w:tcBorders>
-            <w:shd w:val="clear" w:color="auto" w:fill="auto"/>
-            <w:vAlign w:val="center"/>
-          </w:tcPr>
-          <w:p>
-            <w:pPr>
-              <w:keepNext w:val="0"/>
-              <w:keepLines w:val="0"/>
-              <w:pageBreakBefore w:val="0"/>
-              <w:widowControl w:val="0"/>
-              <w:kinsoku/>
-              <w:wordWrap/>
-              <w:overflowPunct/>
-              <w:topLinePunct w:val="0"/>
-              <w:autoSpaceDE/>
-              <w:autoSpaceDN/>
-              <w:bidi w:val="0"/>
-              <w:adjustRightInd/>
-              <w:snapToGrid/>
-              <w:spacing w:line="240" w:lineRule="auto"/>
-              <w:ind w:left="119"/>
-              <w:textAlignment w:val="auto"/>
-              <w:rPr>
-                <w:rFonts w:ascii="Times New Roman" w:hAnsi="Times New Roman" w:eastAsia="微软雅黑" w:cs="黑体"/>
-                <w:sz w:val="21"/>
-                <w:lang w:eastAsia="zh-CN"/>
-              </w:rPr>
-            </w:pPr>
-          </w:p>
-        </w:tc>
-        <w:tc>
-          <w:tcPr>
-            <w:tcW w:w="7982" w:type="dxa"/>
-            <w:gridSpan w:val="2"/>
-            <w:tcBorders>
-              <w:tl2br w:val="nil"/>
-              <w:tr2bl w:val="nil"/>
-            </w:tcBorders>
-            <w:shd w:val="clear" w:color="auto" w:fill="auto"/>
-            <w:vAlign w:val="center"/>
-          </w:tcPr>
-          <w:p>
-            <w:pPr>
-              <w:pStyle w:val="33"/>
-              <w:keepNext w:val="0"/>
-              <w:keepLines w:val="0"/>
-              <w:pageBreakBefore w:val="0"/>
-              <w:widowControl w:val="0"/>
-              <w:kinsoku/>
-              <w:wordWrap/>
-              <w:overflowPunct/>
-              <w:topLinePunct w:val="0"/>
-              <w:autoSpaceDE/>
-              <w:autoSpaceDN/>
-              <w:bidi w:val="0"/>
-              <w:adjustRightInd/>
-              <w:snapToGrid/>
-              <w:spacing w:before="77" w:line="240" w:lineRule="auto"/>
-              <w:ind w:left="119" w:leftChars="0" w:right="119" w:rightChars="0"/>
-              <w:jc w:val="left"/>
-              <w:textAlignment w:val="auto"/>
-              <w:rPr>
-                <w:rFonts w:ascii="Times New Roman" w:hAnsi="Times New Roman" w:eastAsia="微软雅黑" w:cs="Times New Roman"/>
-                <w:sz w:val="21"/>
-                <w:szCs w:val="21"/>
-                <w:lang w:eastAsia="zh-CN"/>
-              </w:rPr>
-            </w:pPr>
-            <w:r>
-              <w:rPr>
-                <w:rFonts w:hint="eastAsia" w:ascii="Times New Roman" w:hAnsi="Times New Roman" w:eastAsia="微软雅黑" w:cs="Times New Roman"/>
-                <w:b w:val="0"/>
-                <w:bCs w:val="0"/>
-                <w:sz w:val="21"/>
-                <w:szCs w:val="21"/>
-                <w:highlight w:val="none"/>
-                <w:lang w:val="en-US" w:eastAsia="zh-CN" w:bidi="ar-SA"/>
-              </w:rPr>
-              <w:t>{%tr if PDInfo != undefined %}</w:t>
+                <w:rFonts w:hint="eastAsia" w:ascii="Times New Roman" w:hAnsi="Times New Roman" w:eastAsia="微软雅黑" w:cs="黑体"/>
+                <w:sz w:val="21"/>
+                <w:lang w:eastAsia="zh-CN"/>
+              </w:rPr>
+              <w:t>{{ summaryOfRresults.crCheckLineStrYF1280Size }}</w:t>
+            </w:r>
+            <w:r>
+              <w:rPr>
+                <w:rFonts w:ascii="Times New Roman" w:hAnsi="Times New Roman" w:eastAsia="微软雅黑" w:cs="Times New Roman"/>
+                <w:sz w:val="21"/>
+                <w:szCs w:val="21"/>
+                <w:lang w:eastAsia="zh-CN"/>
+              </w:rPr>
+              <w:t>个胚系突变，其中</w:t>
+            </w:r>
+            <w:r>
+              <w:rPr>
+                <w:rFonts w:hint="eastAsia" w:ascii="Times New Roman" w:hAnsi="Times New Roman" w:eastAsia="微软雅黑" w:cs="黑体"/>
+                <w:sz w:val="21"/>
+                <w:lang w:eastAsia="zh-CN"/>
+              </w:rPr>
+              <w:t>{{summaryOfRresults.crDrugList}}</w:t>
+            </w:r>
+            <w:r>
+              <w:rPr>
+                <w:rFonts w:ascii="Times New Roman" w:hAnsi="Times New Roman" w:eastAsia="微软雅黑" w:cs="Times New Roman"/>
+                <w:sz w:val="21"/>
+                <w:szCs w:val="21"/>
+                <w:lang w:eastAsia="zh-CN"/>
+              </w:rPr>
+              <w:t>个与靶向药物相关</w:t>
+            </w:r>
+            <w:r>
+              <w:rPr>
+                <w:rFonts w:hint="eastAsia" w:ascii="Times New Roman" w:hAnsi="Times New Roman" w:eastAsia="微软雅黑" w:cs="Times New Roman"/>
+                <w:sz w:val="21"/>
+                <w:szCs w:val="21"/>
+                <w:lang w:eastAsia="zh-CN" w:bidi="ar"/>
+              </w:rPr>
+              <w:t>{{</w:t>
+            </w:r>
+            <w:r>
+              <w:rPr>
+                <w:rFonts w:ascii="Times New Roman" w:hAnsi="Times New Roman" w:eastAsia="微软雅黑" w:cs="Times New Roman"/>
+                <w:sz w:val="21"/>
+                <w:szCs w:val="21"/>
+                <w:lang w:eastAsia="zh-CN" w:bidi="ar"/>
+              </w:rPr>
+              <w:t>embryonalDrugStr</w:t>
+            </w:r>
+            <w:r>
+              <w:rPr>
+                <w:rFonts w:hint="eastAsia" w:ascii="Times New Roman" w:hAnsi="Times New Roman" w:eastAsia="微软雅黑" w:cs="Times New Roman"/>
+                <w:sz w:val="21"/>
+                <w:szCs w:val="21"/>
+                <w:lang w:eastAsia="zh-CN" w:bidi="ar"/>
+              </w:rPr>
+              <w:t>}}</w:t>
             </w:r>
           </w:p>
         </w:tc>
@@ -3306,7 +2854,7 @@
         <w:tc>
           <w:tcPr>
             <w:tcW w:w="1576" w:type="dxa"/>
-            <w:vMerge w:val="continue"/>
+            <w:vMerge w:val="restart"/>
             <w:tcBorders>
               <w:tl2br w:val="nil"/>
               <w:tr2bl w:val="nil"/>
@@ -3316,6 +2864,7 @@
           </w:tcPr>
           <w:p>
             <w:pPr>
+              <w:pStyle w:val="33"/>
               <w:keepNext w:val="0"/>
               <w:keepLines w:val="0"/>
               <w:pageBreakBefore w:val="0"/>
@@ -3332,17 +2881,65 @@
               <w:spacing w:line="240" w:lineRule="auto"/>
               <w:ind w:left="119"/>
               <w:textAlignment w:val="auto"/>
+            </w:pPr>
+            <w:r>
+              <w:rPr>
+                <w:rFonts w:hint="eastAsia" w:ascii="微软雅黑" w:hAnsi="微软雅黑" w:eastAsia="微软雅黑" w:cs="微软雅黑"/>
+                <w:sz w:val="21"/>
+                <w:szCs w:val="21"/>
+              </w:rPr>
+              <w:t>免疫治疗相关标志物检测</w:t>
+            </w:r>
+          </w:p>
+        </w:tc>
+        <w:tc>
+          <w:tcPr>
+            <w:tcW w:w="2493" w:type="dxa"/>
+            <w:tcBorders>
+              <w:tl2br w:val="nil"/>
+              <w:tr2bl w:val="nil"/>
+            </w:tcBorders>
+            <w:shd w:val="clear" w:color="auto" w:fill="auto"/>
+            <w:vAlign w:val="center"/>
+          </w:tcPr>
+          <w:p>
+            <w:pPr>
+              <w:keepNext w:val="0"/>
+              <w:keepLines w:val="0"/>
+              <w:pageBreakBefore w:val="0"/>
+              <w:widowControl w:val="0"/>
+              <w:kinsoku/>
+              <w:wordWrap/>
+              <w:overflowPunct/>
+              <w:topLinePunct w:val="0"/>
+              <w:autoSpaceDE/>
+              <w:autoSpaceDN/>
+              <w:bidi w:val="0"/>
+              <w:adjustRightInd/>
+              <w:snapToGrid/>
+              <w:spacing w:before="77" w:line="240" w:lineRule="auto"/>
+              <w:ind w:left="119" w:leftChars="0"/>
+              <w:textAlignment w:val="auto"/>
               <w:rPr>
                 <w:rFonts w:ascii="Times New Roman" w:hAnsi="Times New Roman" w:eastAsia="微软雅黑" w:cs="黑体"/>
                 <w:sz w:val="21"/>
                 <w:lang w:eastAsia="zh-CN"/>
               </w:rPr>
             </w:pPr>
-          </w:p>
-        </w:tc>
-        <w:tc>
-          <w:tcPr>
-            <w:tcW w:w="2493" w:type="dxa"/>
+            <w:r>
+              <w:rPr>
+                <w:rFonts w:ascii="Times New Roman" w:hAnsi="Times New Roman" w:eastAsia="微软雅黑" w:cs="黑体"/>
+                <w:sz w:val="21"/>
+                <w:szCs w:val="22"/>
+                <w:lang w:val="en-US" w:eastAsia="zh-CN" w:bidi="ar-SA"/>
+              </w:rPr>
+              <w:t>微卫星不稳定性（MSI）</w:t>
+            </w:r>
+          </w:p>
+        </w:tc>
+        <w:tc>
+          <w:tcPr>
+            <w:tcW w:w="5489" w:type="dxa"/>
             <w:tcBorders>
               <w:tl2br w:val="nil"/>
               <w:tr2bl w:val="nil"/>
@@ -3366,297 +2963,23 @@
               <w:bidi w:val="0"/>
               <w:adjustRightInd/>
               <w:snapToGrid/>
-              <w:spacing w:line="240" w:lineRule="auto"/>
-              <w:ind w:left="119" w:leftChars="0"/>
+              <w:spacing w:before="100" w:line="240" w:lineRule="auto"/>
+              <w:ind w:left="119" w:leftChars="0" w:right="119" w:rightChars="0"/>
               <w:textAlignment w:val="auto"/>
               <w:rPr>
-                <w:rFonts w:hint="eastAsia" w:ascii="Times New Roman" w:hAnsi="Times New Roman" w:eastAsia="微软雅黑" w:cs="黑体"/>
-                <w:sz w:val="21"/>
-                <w:szCs w:val="22"/>
-                <w:lang w:val="en-US" w:eastAsia="zh-CN" w:bidi="ar-SA"/>
-              </w:rPr>
-            </w:pPr>
-            <w:r>
-              <w:rPr>
-                <w:rFonts w:ascii="Times New Roman" w:hAnsi="Times New Roman" w:eastAsia="微软雅黑" w:cs="Times New Roman"/>
-                <w:b w:val="0"/>
-                <w:bCs w:val="0"/>
-                <w:sz w:val="21"/>
-                <w:szCs w:val="21"/>
-                <w:highlight w:val="none"/>
-              </w:rPr>
-              <w:t>PD-L1蛋白表达水平</w:t>
-            </w:r>
-            <w:r>
-              <w:rPr>
-                <w:rFonts w:ascii="Times New Roman" w:hAnsi="Times New Roman" w:eastAsia="微软雅黑" w:cs="Times New Roman"/>
-                <w:b w:val="0"/>
-                <w:bCs w:val="0"/>
-                <w:sz w:val="21"/>
-                <w:szCs w:val="21"/>
-                <w:highlight w:val="none"/>
-              </w:rPr>
-              <w:tab/>
-            </w:r>
-          </w:p>
-        </w:tc>
-        <w:tc>
-          <w:tcPr>
-            <w:tcW w:w="5489" w:type="dxa"/>
-            <w:tcBorders>
-              <w:tl2br w:val="nil"/>
-              <w:tr2bl w:val="nil"/>
-            </w:tcBorders>
-            <w:shd w:val="clear" w:color="auto" w:fill="auto"/>
-            <w:vAlign w:val="center"/>
-          </w:tcPr>
-          <w:p>
-            <w:pPr>
-              <w:pStyle w:val="33"/>
-              <w:keepNext w:val="0"/>
-              <w:keepLines w:val="0"/>
-              <w:pageBreakBefore w:val="0"/>
-              <w:widowControl w:val="0"/>
-              <w:kinsoku/>
-              <w:wordWrap/>
-              <w:overflowPunct/>
-              <w:topLinePunct w:val="0"/>
-              <w:autoSpaceDE/>
-              <w:autoSpaceDN/>
-              <w:bidi w:val="0"/>
-              <w:adjustRightInd/>
-              <w:snapToGrid/>
-              <w:spacing w:line="240" w:lineRule="auto"/>
-              <w:ind w:left="119" w:leftChars="0" w:right="119" w:rightChars="0"/>
-              <w:jc w:val="left"/>
-              <w:textAlignment w:val="auto"/>
-              <w:rPr>
-                <w:rFonts w:ascii="Times New Roman" w:hAnsi="Times New Roman" w:eastAsia="微软雅黑" w:cs="Times New Roman"/>
-                <w:sz w:val="21"/>
-                <w:szCs w:val="21"/>
-                <w:lang w:eastAsia="zh-CN"/>
-              </w:rPr>
-            </w:pPr>
-            <w:r>
-              <w:rPr>
-                <w:rFonts w:hint="eastAsia" w:ascii="Times New Roman" w:hAnsi="Times New Roman" w:eastAsia="微软雅黑" w:cs="Times New Roman"/>
-                <w:b w:val="0"/>
-                <w:bCs w:val="0"/>
-                <w:color w:val="auto"/>
-                <w:sz w:val="21"/>
-                <w:szCs w:val="21"/>
-                <w:highlight w:val="none"/>
-                <w:lang w:eastAsia="zh-CN"/>
-              </w:rPr>
-              <w:t>使用{{</w:t>
-            </w:r>
-            <w:r>
-              <w:rPr>
-                <w:rFonts w:ascii="Times New Roman" w:hAnsi="Times New Roman" w:eastAsia="微软雅黑" w:cs="Times New Roman"/>
-                <w:b w:val="0"/>
-                <w:bCs w:val="0"/>
-                <w:color w:val="auto"/>
-                <w:sz w:val="21"/>
-                <w:szCs w:val="21"/>
-                <w:highlight w:val="none"/>
-                <w:lang w:eastAsia="zh-CN"/>
-              </w:rPr>
-              <w:t xml:space="preserve"> PDInfo</w:t>
-            </w:r>
-            <w:r>
-              <w:rPr>
-                <w:rFonts w:hint="eastAsia" w:ascii="Times New Roman" w:hAnsi="Times New Roman" w:eastAsia="微软雅黑" w:cs="Times New Roman"/>
-                <w:b w:val="0"/>
-                <w:bCs w:val="0"/>
-                <w:color w:val="auto"/>
-                <w:sz w:val="21"/>
-                <w:szCs w:val="21"/>
-                <w:highlight w:val="none"/>
-                <w:lang w:eastAsia="zh-CN"/>
-              </w:rPr>
-              <w:t>.</w:t>
-            </w:r>
-            <w:r>
-              <w:rPr>
-                <w:rFonts w:ascii="Times New Roman" w:hAnsi="Times New Roman" w:eastAsia="微软雅黑" w:cs="Times New Roman"/>
-                <w:b w:val="0"/>
-                <w:bCs w:val="0"/>
-                <w:color w:val="auto"/>
-                <w:sz w:val="21"/>
-                <w:szCs w:val="21"/>
-                <w:highlight w:val="none"/>
-                <w:lang w:eastAsia="zh-CN"/>
-              </w:rPr>
-              <w:t>Detect_antibody</w:t>
-            </w:r>
-            <w:r>
-              <w:rPr>
-                <w:rFonts w:hint="eastAsia" w:ascii="Times New Roman" w:hAnsi="Times New Roman" w:eastAsia="微软雅黑" w:cs="Times New Roman"/>
-                <w:b w:val="0"/>
-                <w:bCs w:val="0"/>
-                <w:color w:val="auto"/>
-                <w:sz w:val="21"/>
-                <w:szCs w:val="21"/>
-                <w:highlight w:val="none"/>
-                <w:lang w:eastAsia="zh-CN"/>
-              </w:rPr>
-              <w:t xml:space="preserve"> }}抗体；T</w:t>
-            </w:r>
-            <w:r>
-              <w:rPr>
-                <w:rFonts w:ascii="Times New Roman" w:hAnsi="Times New Roman" w:eastAsia="微软雅黑" w:cs="Times New Roman"/>
-                <w:b w:val="0"/>
-                <w:bCs w:val="0"/>
-                <w:color w:val="auto"/>
-                <w:sz w:val="21"/>
-                <w:szCs w:val="21"/>
-                <w:highlight w:val="none"/>
-                <w:lang w:eastAsia="zh-CN"/>
-              </w:rPr>
-              <w:t>PS</w:t>
-            </w:r>
-            <w:r>
-              <w:rPr>
-                <w:rFonts w:hint="eastAsia" w:ascii="Times New Roman" w:hAnsi="Times New Roman" w:eastAsia="微软雅黑" w:cs="Times New Roman"/>
-                <w:b w:val="0"/>
-                <w:bCs w:val="0"/>
-                <w:color w:val="auto"/>
-                <w:sz w:val="21"/>
-                <w:szCs w:val="21"/>
-                <w:highlight w:val="none"/>
-                <w:lang w:eastAsia="zh-CN"/>
-              </w:rPr>
-              <w:t>:</w:t>
-            </w:r>
-            <w:r>
-              <w:rPr>
-                <w:rFonts w:ascii="Times New Roman" w:hAnsi="Times New Roman" w:eastAsia="微软雅黑" w:cs="Times New Roman"/>
-                <w:b w:val="0"/>
-                <w:bCs w:val="0"/>
-                <w:color w:val="auto"/>
-                <w:sz w:val="21"/>
-                <w:szCs w:val="21"/>
-                <w:highlight w:val="none"/>
-                <w:lang w:eastAsia="zh-CN"/>
-              </w:rPr>
-              <w:t xml:space="preserve"> </w:t>
-            </w:r>
-            <w:r>
-              <w:rPr>
-                <w:rFonts w:hint="eastAsia" w:ascii="Times New Roman" w:hAnsi="Times New Roman" w:eastAsia="微软雅黑" w:cs="Times New Roman"/>
-                <w:b w:val="0"/>
-                <w:bCs w:val="0"/>
-                <w:color w:val="auto"/>
-                <w:sz w:val="21"/>
-                <w:szCs w:val="21"/>
-                <w:highlight w:val="none"/>
-                <w:lang w:eastAsia="zh-CN"/>
-              </w:rPr>
-              <w:t>{{</w:t>
-            </w:r>
-            <w:r>
-              <w:rPr>
-                <w:rFonts w:ascii="Times New Roman" w:hAnsi="Times New Roman" w:eastAsia="微软雅黑" w:cs="Times New Roman"/>
-                <w:b w:val="0"/>
-                <w:bCs w:val="0"/>
-                <w:color w:val="auto"/>
-                <w:sz w:val="21"/>
-                <w:szCs w:val="21"/>
-                <w:highlight w:val="none"/>
-                <w:lang w:eastAsia="zh-CN"/>
-              </w:rPr>
-              <w:t xml:space="preserve"> PDInfo</w:t>
-            </w:r>
-            <w:r>
-              <w:rPr>
-                <w:rFonts w:hint="eastAsia" w:ascii="Times New Roman" w:hAnsi="Times New Roman" w:eastAsia="微软雅黑" w:cs="Times New Roman"/>
-                <w:b w:val="0"/>
-                <w:bCs w:val="0"/>
-                <w:color w:val="auto"/>
-                <w:sz w:val="21"/>
-                <w:szCs w:val="21"/>
-                <w:highlight w:val="none"/>
-                <w:lang w:eastAsia="zh-CN"/>
-              </w:rPr>
-              <w:t>.TPS }}，</w:t>
-            </w:r>
-            <w:r>
-              <w:rPr>
-                <w:rFonts w:ascii="Times New Roman" w:hAnsi="Times New Roman" w:eastAsia="微软雅黑" w:cs="Times New Roman"/>
-                <w:b w:val="0"/>
-                <w:bCs w:val="0"/>
-                <w:color w:val="auto"/>
-                <w:sz w:val="21"/>
-                <w:szCs w:val="21"/>
-                <w:highlight w:val="none"/>
-                <w:lang w:eastAsia="zh-CN"/>
-              </w:rPr>
-              <w:t xml:space="preserve"> CPS </w:t>
-            </w:r>
-            <w:r>
-              <w:rPr>
-                <w:rFonts w:hint="eastAsia" w:ascii="Times New Roman" w:hAnsi="Times New Roman" w:eastAsia="微软雅黑" w:cs="Times New Roman"/>
-                <w:b w:val="0"/>
-                <w:bCs w:val="0"/>
-                <w:color w:val="auto"/>
-                <w:sz w:val="21"/>
-                <w:szCs w:val="21"/>
-                <w:highlight w:val="none"/>
-                <w:lang w:eastAsia="zh-CN"/>
-              </w:rPr>
-              <w:t>:</w:t>
-            </w:r>
-            <w:r>
-              <w:rPr>
-                <w:rFonts w:ascii="Times New Roman" w:hAnsi="Times New Roman" w:eastAsia="微软雅黑" w:cs="Times New Roman"/>
-                <w:b w:val="0"/>
-                <w:bCs w:val="0"/>
-                <w:color w:val="auto"/>
-                <w:sz w:val="21"/>
-                <w:szCs w:val="21"/>
-                <w:highlight w:val="none"/>
-                <w:lang w:eastAsia="zh-CN"/>
-              </w:rPr>
-              <w:t xml:space="preserve"> </w:t>
-            </w:r>
-            <w:r>
-              <w:rPr>
-                <w:rFonts w:hint="eastAsia" w:ascii="Times New Roman" w:hAnsi="Times New Roman" w:eastAsia="微软雅黑" w:cs="Times New Roman"/>
-                <w:b w:val="0"/>
-                <w:bCs w:val="0"/>
-                <w:color w:val="auto"/>
-                <w:sz w:val="21"/>
-                <w:szCs w:val="21"/>
-                <w:highlight w:val="none"/>
-                <w:lang w:eastAsia="zh-CN"/>
-              </w:rPr>
-              <w:t>{{</w:t>
-            </w:r>
-            <w:r>
-              <w:rPr>
-                <w:rFonts w:ascii="Times New Roman" w:hAnsi="Times New Roman" w:eastAsia="微软雅黑" w:cs="Times New Roman"/>
-                <w:b w:val="0"/>
-                <w:bCs w:val="0"/>
-                <w:color w:val="auto"/>
-                <w:sz w:val="21"/>
-                <w:szCs w:val="21"/>
-                <w:highlight w:val="none"/>
-                <w:lang w:eastAsia="zh-CN"/>
-              </w:rPr>
-              <w:t xml:space="preserve"> PDInfo</w:t>
-            </w:r>
-            <w:r>
-              <w:rPr>
-                <w:rFonts w:hint="eastAsia" w:ascii="Times New Roman" w:hAnsi="Times New Roman" w:eastAsia="微软雅黑" w:cs="Times New Roman"/>
-                <w:b w:val="0"/>
-                <w:bCs w:val="0"/>
-                <w:color w:val="auto"/>
-                <w:sz w:val="21"/>
-                <w:szCs w:val="21"/>
-                <w:highlight w:val="none"/>
-                <w:lang w:eastAsia="zh-CN"/>
-              </w:rPr>
-              <w:t>.CPS }}</w:t>
+                <w:rFonts w:ascii="Times New Roman" w:hAnsi="Times New Roman" w:eastAsia="微软雅黑" w:cs="黑体"/>
+                <w:sz w:val="21"/>
+                <w:lang w:eastAsia="zh-CN"/>
+              </w:rPr>
+            </w:pPr>
+            <w:r>
+              <w:rPr>
+                <w:rFonts w:hint="eastAsia" w:ascii="Times New Roman" w:hAnsi="Times New Roman" w:eastAsia="微软雅黑" w:cs="Times New Roman"/>
+                <w:sz w:val="21"/>
+                <w:szCs w:val="21"/>
+                <w:lang w:eastAsia="zh-CN"/>
+              </w:rPr>
+              <w:t>{{summaryOfRresults.msi_status_state}}</w:t>
             </w:r>
           </w:p>
         </w:tc>
@@ -3721,8 +3044,53 @@
         </w:tc>
         <w:tc>
           <w:tcPr>
-            <w:tcW w:w="7982" w:type="dxa"/>
-            <w:gridSpan w:val="2"/>
+            <w:tcW w:w="2493" w:type="dxa"/>
+            <w:tcBorders>
+              <w:tl2br w:val="nil"/>
+              <w:tr2bl w:val="nil"/>
+            </w:tcBorders>
+            <w:shd w:val="clear" w:color="auto" w:fill="auto"/>
+            <w:vAlign w:val="center"/>
+          </w:tcPr>
+          <w:p>
+            <w:pPr>
+              <w:keepNext w:val="0"/>
+              <w:keepLines w:val="0"/>
+              <w:pageBreakBefore w:val="0"/>
+              <w:widowControl w:val="0"/>
+              <w:kinsoku/>
+              <w:wordWrap/>
+              <w:overflowPunct/>
+              <w:topLinePunct w:val="0"/>
+              <w:autoSpaceDE/>
+              <w:autoSpaceDN/>
+              <w:bidi w:val="0"/>
+              <w:adjustRightInd/>
+              <w:snapToGrid/>
+              <w:spacing w:before="77" w:line="240" w:lineRule="auto"/>
+              <w:ind w:left="119" w:leftChars="0"/>
+              <w:textAlignment w:val="auto"/>
+              <w:rPr>
+                <w:rFonts w:hint="eastAsia" w:ascii="Times New Roman" w:hAnsi="Times New Roman" w:eastAsia="微软雅黑" w:cs="黑体"/>
+                <w:sz w:val="21"/>
+                <w:szCs w:val="22"/>
+                <w:lang w:val="en-US" w:eastAsia="zh-CN" w:bidi="ar-SA"/>
+              </w:rPr>
+            </w:pPr>
+            <w:r>
+              <w:rPr>
+                <w:rFonts w:hint="eastAsia" w:ascii="Times New Roman" w:hAnsi="Times New Roman" w:eastAsia="微软雅黑" w:cs="黑体"/>
+                <w:sz w:val="21"/>
+                <w:szCs w:val="22"/>
+                <w:lang w:val="en-US" w:eastAsia="zh-CN" w:bidi="ar-SA"/>
+              </w:rPr>
+              <w:t>错配修复（MMR）基因</w:t>
+            </w:r>
+          </w:p>
+        </w:tc>
+        <w:tc>
+          <w:tcPr>
+            <w:tcW w:w="5489" w:type="dxa"/>
             <w:tcBorders>
               <w:tl2br w:val="nil"/>
               <w:tr2bl w:val="nil"/>
@@ -3746,129 +3114,14 @@
               <w:bidi w:val="0"/>
               <w:adjustRightInd/>
               <w:snapToGrid/>
-              <w:spacing w:before="77" w:line="240" w:lineRule="auto"/>
+              <w:spacing w:before="100" w:line="240" w:lineRule="auto"/>
               <w:ind w:left="119" w:leftChars="0" w:right="119" w:rightChars="0"/>
-              <w:jc w:val="left"/>
               <w:textAlignment w:val="auto"/>
               <w:rPr>
-                <w:rFonts w:ascii="Times New Roman" w:hAnsi="Times New Roman" w:eastAsia="微软雅黑" w:cs="黑体"/>
-                <w:sz w:val="21"/>
-                <w:lang w:eastAsia="zh-CN"/>
-              </w:rPr>
-            </w:pPr>
-            <w:r>
-              <w:rPr>
-                <w:rFonts w:hint="eastAsia" w:ascii="Times New Roman" w:hAnsi="Times New Roman" w:eastAsia="微软雅黑" w:cs="Times New Roman"/>
-                <w:b w:val="0"/>
-                <w:bCs w:val="0"/>
-                <w:sz w:val="21"/>
-                <w:szCs w:val="21"/>
-                <w:highlight w:val="none"/>
-                <w:lang w:val="en-US" w:eastAsia="zh-CN" w:bidi="ar-SA"/>
-              </w:rPr>
-              <w:t>{%tr endif %}</w:t>
-            </w:r>
-          </w:p>
-        </w:tc>
-      </w:tr>
-      <w:tr>
-        <w:tblPrEx>
-          <w:tblBorders>
-            <w:top w:val="single" w:color="243F61" w:themeColor="accent1" w:themeShade="7F" w:sz="24" w:space="0"/>
-            <w:left w:val="none" w:color="auto" w:sz="0" w:space="0"/>
-            <w:bottom w:val="single" w:color="243F61" w:themeColor="accent1" w:themeShade="7F" w:sz="6" w:space="0"/>
-            <w:right w:val="none" w:color="auto" w:sz="0" w:space="0"/>
-            <w:insideH w:val="single" w:color="243F61" w:themeColor="accent1" w:themeShade="7F" w:sz="6" w:space="0"/>
-            <w:insideV w:val="single" w:color="243F61" w:themeColor="accent1" w:themeShade="7F" w:sz="6" w:space="0"/>
-          </w:tblBorders>
-          <w:tblCellMar>
-            <w:top w:w="0" w:type="dxa"/>
-            <w:left w:w="0" w:type="dxa"/>
-            <w:bottom w:w="0" w:type="dxa"/>
-            <w:right w:w="0" w:type="dxa"/>
-          </w:tblCellMar>
-        </w:tblPrEx>
-        <w:trPr>
-          <w:trHeight w:val="454" w:hRule="atLeast"/>
-          <w:jc w:val="center"/>
-        </w:trPr>
-        <w:tc>
-          <w:tcPr>
-            <w:tcW w:w="4069" w:type="dxa"/>
-            <w:gridSpan w:val="2"/>
-            <w:tcBorders>
-              <w:tl2br w:val="nil"/>
-              <w:tr2bl w:val="nil"/>
-            </w:tcBorders>
-            <w:shd w:val="clear" w:color="auto" w:fill="auto"/>
-            <w:vAlign w:val="center"/>
-          </w:tcPr>
-          <w:p>
-            <w:pPr>
-              <w:pStyle w:val="33"/>
-              <w:keepNext w:val="0"/>
-              <w:keepLines w:val="0"/>
-              <w:pageBreakBefore w:val="0"/>
-              <w:widowControl w:val="0"/>
-              <w:kinsoku/>
-              <w:wordWrap/>
-              <w:overflowPunct/>
-              <w:topLinePunct w:val="0"/>
-              <w:autoSpaceDE/>
-              <w:autoSpaceDN/>
-              <w:bidi w:val="0"/>
-              <w:adjustRightInd/>
-              <w:snapToGrid/>
-              <w:spacing w:before="77" w:line="240" w:lineRule="auto"/>
-              <w:ind w:left="119"/>
-              <w:textAlignment w:val="auto"/>
-              <w:rPr>
-                <w:rFonts w:ascii="Times New Roman" w:hAnsi="Times New Roman" w:eastAsia="微软雅黑" w:cs="黑体"/>
-                <w:sz w:val="21"/>
-              </w:rPr>
-            </w:pPr>
-            <w:r>
-              <w:rPr>
-                <w:rFonts w:ascii="Times New Roman" w:hAnsi="Times New Roman" w:eastAsia="微软雅黑" w:cs="黑体"/>
-                <w:sz w:val="21"/>
-              </w:rPr>
-              <w:t>肿瘤遗传风险检测</w:t>
-            </w:r>
-          </w:p>
-        </w:tc>
-        <w:tc>
-          <w:tcPr>
-            <w:tcW w:w="5489" w:type="dxa"/>
-            <w:tcBorders>
-              <w:tl2br w:val="nil"/>
-              <w:tr2bl w:val="nil"/>
-            </w:tcBorders>
-            <w:shd w:val="clear" w:color="auto" w:fill="auto"/>
-            <w:vAlign w:val="center"/>
-          </w:tcPr>
-          <w:p>
-            <w:pPr>
-              <w:pStyle w:val="33"/>
-              <w:keepNext w:val="0"/>
-              <w:keepLines w:val="0"/>
-              <w:pageBreakBefore w:val="0"/>
-              <w:widowControl w:val="0"/>
-              <w:kinsoku/>
-              <w:wordWrap/>
-              <w:overflowPunct/>
-              <w:topLinePunct w:val="0"/>
-              <w:autoSpaceDE/>
-              <w:autoSpaceDN/>
-              <w:bidi w:val="0"/>
-              <w:adjustRightInd/>
-              <w:snapToGrid/>
-              <w:spacing w:before="60" w:line="240" w:lineRule="auto"/>
-              <w:ind w:left="119" w:right="119"/>
-              <w:jc w:val="both"/>
-              <w:textAlignment w:val="auto"/>
-              <w:rPr>
-                <w:rFonts w:ascii="Times New Roman" w:hAnsi="Times New Roman" w:eastAsia="微软雅黑" w:cs="黑体"/>
-                <w:sz w:val="21"/>
+                <w:rFonts w:ascii="Times New Roman" w:hAnsi="Times New Roman" w:eastAsia="微软雅黑" w:cs="Times New Roman"/>
+                <w:sz w:val="21"/>
+                <w:szCs w:val="21"/>
+                <w:lang w:eastAsia="zh-CN"/>
               </w:rPr>
             </w:pPr>
             <w:r>
@@ -3882,64 +3135,30 @@
             </w:r>
             <w:r>
               <w:rPr>
-                <w:rFonts w:hint="eastAsia" w:ascii="Times New Roman" w:hAnsi="Times New Roman" w:eastAsia="微软雅黑" w:cs="黑体"/>
-                <w:sz w:val="21"/>
-                <w:lang w:eastAsia="zh-CN"/>
-              </w:rPr>
-              <w:t>{{ summaryOfRresults.crCheckLineStrYF1280Size }}</w:t>
-            </w:r>
-            <w:r>
-              <w:rPr>
-                <w:rFonts w:ascii="Times New Roman" w:hAnsi="Times New Roman" w:eastAsia="微软雅黑" w:cs="Times New Roman"/>
-                <w:sz w:val="21"/>
-                <w:szCs w:val="21"/>
-                <w:lang w:eastAsia="zh-CN"/>
-              </w:rPr>
-              <w:t>个胚系突变，其中</w:t>
-            </w:r>
-            <w:r>
-              <w:rPr>
-                <w:rFonts w:hint="eastAsia" w:ascii="Times New Roman" w:hAnsi="Times New Roman" w:eastAsia="微软雅黑" w:cs="黑体"/>
-                <w:sz w:val="21"/>
-                <w:lang w:eastAsia="zh-CN"/>
-              </w:rPr>
-              <w:t>{{summaryOfRresults.hasPathogenicityCount}}</w:t>
-            </w:r>
-            <w:r>
-              <w:rPr>
-                <w:rFonts w:ascii="Times New Roman" w:hAnsi="Times New Roman" w:eastAsia="微软雅黑" w:cs="Times New Roman"/>
-                <w:sz w:val="21"/>
-                <w:szCs w:val="21"/>
-                <w:lang w:eastAsia="zh-CN"/>
-              </w:rPr>
-              <w:t>个为致病</w:t>
-            </w:r>
-            <w:r>
-              <w:rPr>
-                <w:rFonts w:hint="eastAsia" w:ascii="Times New Roman" w:hAnsi="Times New Roman" w:eastAsia="微软雅黑" w:cs="Times New Roman"/>
-                <w:sz w:val="21"/>
-                <w:szCs w:val="21"/>
-                <w:lang w:eastAsia="zh-CN"/>
-              </w:rPr>
-              <w:t>/可能</w:t>
-            </w:r>
-            <w:r>
-              <w:rPr>
-                <w:rFonts w:ascii="Times New Roman" w:hAnsi="Times New Roman" w:eastAsia="微软雅黑" w:cs="Times New Roman"/>
-                <w:sz w:val="21"/>
-                <w:szCs w:val="21"/>
-                <w:lang w:eastAsia="zh-CN"/>
-              </w:rPr>
-              <w:t>致病</w:t>
-            </w:r>
-            <w:r>
-              <w:rPr>
-                <w:rFonts w:hint="eastAsia" w:ascii="Times New Roman" w:hAnsi="Times New Roman" w:eastAsia="微软雅黑" w:cs="Times New Roman"/>
-                <w:sz w:val="21"/>
-                <w:szCs w:val="21"/>
-                <w:lang w:eastAsia="zh-CN"/>
-              </w:rPr>
-              <w:t>性</w:t>
+                <w:rFonts w:hint="eastAsia" w:ascii="Times New Roman" w:hAnsi="Times New Roman" w:eastAsia="微软雅黑" w:cs="Times New Roman"/>
+                <w:sz w:val="21"/>
+                <w:szCs w:val="21"/>
+                <w:lang w:eastAsia="zh-CN"/>
+              </w:rPr>
+              <w:t>{{summaryOfRresults.dMMRinfoSize}}</w:t>
+            </w:r>
+            <w:r>
+              <w:rPr>
+                <w:rFonts w:ascii="Times New Roman" w:hAnsi="Times New Roman" w:eastAsia="微软雅黑" w:cs="Times New Roman"/>
+                <w:sz w:val="21"/>
+                <w:szCs w:val="21"/>
+                <w:lang w:eastAsia="zh-CN"/>
+              </w:rPr>
+              <w:t>个MMR</w:t>
+            </w:r>
+            <w:r>
+              <w:rPr>
+                <w:rFonts w:hint="eastAsia" w:ascii="Times New Roman" w:hAnsi="Times New Roman" w:eastAsia="微软雅黑" w:cs="Times New Roman"/>
+                <w:sz w:val="21"/>
+                <w:szCs w:val="21"/>
+                <w:lang w:eastAsia="zh-CN"/>
+              </w:rPr>
+              <w:t>基因失活</w:t>
             </w:r>
             <w:r>
               <w:rPr>
@@ -3949,33 +3168,6 @@
                 <w:lang w:eastAsia="zh-CN"/>
               </w:rPr>
               <w:t>突变</w:t>
-            </w:r>
-            <w:r>
-              <w:rPr>
-                <w:rFonts w:hint="eastAsia" w:ascii="Times New Roman" w:hAnsi="Times New Roman" w:eastAsia="微软雅黑" w:cs="Times New Roman"/>
-                <w:sz w:val="21"/>
-                <w:szCs w:val="21"/>
-                <w:lang w:eastAsia="zh-CN" w:bidi="ar"/>
-              </w:rPr>
-              <w:t>{{</w:t>
-            </w:r>
-            <w:r>
-              <w:rPr>
-                <w:rFonts w:ascii="Times New Roman" w:hAnsi="Times New Roman" w:eastAsia="微软雅黑" w:cs="Times New Roman"/>
-                <w:sz w:val="21"/>
-                <w:szCs w:val="21"/>
-                <w:lang w:eastAsia="zh-CN" w:bidi="ar"/>
-              </w:rPr>
-              <w:t>crCheckDrugStr</w:t>
-            </w:r>
-            <w:r>
-              <w:rPr>
-                <w:rFonts w:hint="eastAsia" w:ascii="Times New Roman" w:hAnsi="Times New Roman" w:eastAsia="微软雅黑" w:cs="Times New Roman"/>
-                <w:sz w:val="21"/>
-                <w:szCs w:val="21"/>
-                <w:lang w:eastAsia="zh-CN" w:bidi="ar"/>
-              </w:rPr>
-              <w:t>}}</w:t>
             </w:r>
           </w:p>
         </w:tc>
@@ -4004,8 +3196,8 @@
         </w:trPr>
         <w:tc>
           <w:tcPr>
-            <w:tcW w:w="4069" w:type="dxa"/>
-            <w:gridSpan w:val="2"/>
+            <w:tcW w:w="1576" w:type="dxa"/>
+            <w:vMerge w:val="continue"/>
             <w:tcBorders>
               <w:tl2br w:val="nil"/>
               <w:tr2bl w:val="nil"/>
@@ -4015,7 +3207,6 @@
           </w:tcPr>
           <w:p>
             <w:pPr>
-              <w:pStyle w:val="33"/>
               <w:keepNext w:val="0"/>
               <w:keepLines w:val="0"/>
               <w:pageBreakBefore w:val="0"/>
@@ -4031,26 +3222,19 @@
               <w:snapToGrid/>
               <w:spacing w:line="240" w:lineRule="auto"/>
               <w:ind w:left="119"/>
-              <w:jc w:val="both"/>
               <w:textAlignment w:val="auto"/>
               <w:rPr>
                 <w:rFonts w:ascii="Times New Roman" w:hAnsi="Times New Roman" w:eastAsia="微软雅黑" w:cs="黑体"/>
                 <w:sz w:val="21"/>
-              </w:rPr>
-            </w:pPr>
-            <w:r>
-              <w:rPr>
-                <w:rFonts w:ascii="Times New Roman" w:hAnsi="Times New Roman" w:eastAsia="微软雅黑" w:cs="黑体"/>
-                <w:sz w:val="21"/>
-                <w:lang w:eastAsia="zh-CN"/>
-              </w:rPr>
-              <w:t>化疗药物检测</w:t>
-            </w:r>
-          </w:p>
-        </w:tc>
-        <w:tc>
-          <w:tcPr>
-            <w:tcW w:w="5489" w:type="dxa"/>
+                <w:lang w:eastAsia="zh-CN"/>
+              </w:rPr>
+            </w:pPr>
+          </w:p>
+        </w:tc>
+        <w:tc>
+          <w:tcPr>
+            <w:tcW w:w="7982" w:type="dxa"/>
+            <w:gridSpan w:val="2"/>
             <w:tcBorders>
               <w:tl2br w:val="nil"/>
               <w:tr2bl w:val="nil"/>
@@ -4074,24 +3258,28 @@
               <w:bidi w:val="0"/>
               <w:adjustRightInd/>
               <w:snapToGrid/>
-              <w:spacing w:line="240" w:lineRule="auto"/>
-              <w:ind w:left="119" w:right="119"/>
-              <w:jc w:val="both"/>
+              <w:spacing w:before="77" w:line="240" w:lineRule="auto"/>
+              <w:ind w:left="119" w:leftChars="0" w:right="119" w:rightChars="0"/>
+              <w:jc w:val="left"/>
               <w:textAlignment w:val="auto"/>
               <w:rPr>
-                <w:rFonts w:ascii="Times New Roman" w:hAnsi="Times New Roman" w:eastAsia="微软雅黑" w:cs="黑体"/>
-                <w:sz w:val="21"/>
-                <w:lang w:eastAsia="zh-CN"/>
-              </w:rPr>
-            </w:pPr>
-            <w:r>
-              <w:rPr>
-                <w:rFonts w:ascii="Times New Roman" w:hAnsi="Times New Roman" w:eastAsia="微软雅黑" w:cs="Times New Roman"/>
-                <w:sz w:val="21"/>
-                <w:szCs w:val="21"/>
-                <w:lang w:eastAsia="zh-CN"/>
-              </w:rPr>
-              <w:t>详见“化疗药物检测解析”部分</w:t>
+                <w:rFonts w:ascii="Times New Roman" w:hAnsi="Times New Roman" w:eastAsia="微软雅黑" w:cs="Times New Roman"/>
+                <w:sz w:val="21"/>
+                <w:szCs w:val="21"/>
+                <w:lang w:eastAsia="zh-CN"/>
+              </w:rPr>
+            </w:pPr>
+            <w:r>
+              <w:rPr>
+                <w:rFonts w:hint="eastAsia" w:ascii="Times New Roman" w:hAnsi="Times New Roman" w:eastAsia="微软雅黑" w:cs="Times New Roman"/>
+                <w:b w:val="0"/>
+                <w:bCs w:val="0"/>
+                <w:sz w:val="21"/>
+                <w:szCs w:val="21"/>
+                <w:highlight w:val="none"/>
+                <w:lang w:val="en-US" w:eastAsia="zh-CN" w:bidi="ar-SA"/>
+              </w:rPr>
+              <w:t>{%tr if PDInfo != undefined %}</w:t>
             </w:r>
           </w:p>
         </w:tc>
@@ -4119,6 +3307,705 @@
         </w:trPr>
         <w:tc>
           <w:tcPr>
+            <w:tcW w:w="1576" w:type="dxa"/>
+            <w:vMerge w:val="continue"/>
+            <w:tcBorders>
+              <w:tl2br w:val="nil"/>
+              <w:tr2bl w:val="nil"/>
+            </w:tcBorders>
+            <w:shd w:val="clear" w:color="auto" w:fill="auto"/>
+            <w:vAlign w:val="center"/>
+          </w:tcPr>
+          <w:p>
+            <w:pPr>
+              <w:keepNext w:val="0"/>
+              <w:keepLines w:val="0"/>
+              <w:pageBreakBefore w:val="0"/>
+              <w:widowControl w:val="0"/>
+              <w:kinsoku/>
+              <w:wordWrap/>
+              <w:overflowPunct/>
+              <w:topLinePunct w:val="0"/>
+              <w:autoSpaceDE/>
+              <w:autoSpaceDN/>
+              <w:bidi w:val="0"/>
+              <w:adjustRightInd/>
+              <w:snapToGrid/>
+              <w:spacing w:line="240" w:lineRule="auto"/>
+              <w:ind w:left="119"/>
+              <w:textAlignment w:val="auto"/>
+              <w:rPr>
+                <w:rFonts w:ascii="Times New Roman" w:hAnsi="Times New Roman" w:eastAsia="微软雅黑" w:cs="黑体"/>
+                <w:sz w:val="21"/>
+                <w:lang w:eastAsia="zh-CN"/>
+              </w:rPr>
+            </w:pPr>
+          </w:p>
+        </w:tc>
+        <w:tc>
+          <w:tcPr>
+            <w:tcW w:w="2493" w:type="dxa"/>
+            <w:tcBorders>
+              <w:tl2br w:val="nil"/>
+              <w:tr2bl w:val="nil"/>
+            </w:tcBorders>
+            <w:shd w:val="clear" w:color="auto" w:fill="auto"/>
+            <w:vAlign w:val="center"/>
+          </w:tcPr>
+          <w:p>
+            <w:pPr>
+              <w:pStyle w:val="33"/>
+              <w:keepNext w:val="0"/>
+              <w:keepLines w:val="0"/>
+              <w:pageBreakBefore w:val="0"/>
+              <w:widowControl w:val="0"/>
+              <w:kinsoku/>
+              <w:wordWrap/>
+              <w:overflowPunct/>
+              <w:topLinePunct w:val="0"/>
+              <w:autoSpaceDE/>
+              <w:autoSpaceDN/>
+              <w:bidi w:val="0"/>
+              <w:adjustRightInd/>
+              <w:snapToGrid/>
+              <w:spacing w:line="240" w:lineRule="auto"/>
+              <w:ind w:left="119" w:leftChars="0"/>
+              <w:textAlignment w:val="auto"/>
+              <w:rPr>
+                <w:rFonts w:hint="eastAsia" w:ascii="Times New Roman" w:hAnsi="Times New Roman" w:eastAsia="微软雅黑" w:cs="黑体"/>
+                <w:sz w:val="21"/>
+                <w:szCs w:val="22"/>
+                <w:lang w:val="en-US" w:eastAsia="zh-CN" w:bidi="ar-SA"/>
+              </w:rPr>
+            </w:pPr>
+            <w:r>
+              <w:rPr>
+                <w:rFonts w:ascii="Times New Roman" w:hAnsi="Times New Roman" w:eastAsia="微软雅黑" w:cs="Times New Roman"/>
+                <w:b w:val="0"/>
+                <w:bCs w:val="0"/>
+                <w:sz w:val="21"/>
+                <w:szCs w:val="21"/>
+                <w:highlight w:val="none"/>
+              </w:rPr>
+              <w:t>PD-L1蛋白表达水平</w:t>
+            </w:r>
+            <w:r>
+              <w:rPr>
+                <w:rFonts w:ascii="Times New Roman" w:hAnsi="Times New Roman" w:eastAsia="微软雅黑" w:cs="Times New Roman"/>
+                <w:b w:val="0"/>
+                <w:bCs w:val="0"/>
+                <w:sz w:val="21"/>
+                <w:szCs w:val="21"/>
+                <w:highlight w:val="none"/>
+              </w:rPr>
+              <w:tab/>
+            </w:r>
+          </w:p>
+        </w:tc>
+        <w:tc>
+          <w:tcPr>
+            <w:tcW w:w="5489" w:type="dxa"/>
+            <w:tcBorders>
+              <w:tl2br w:val="nil"/>
+              <w:tr2bl w:val="nil"/>
+            </w:tcBorders>
+            <w:shd w:val="clear" w:color="auto" w:fill="auto"/>
+            <w:vAlign w:val="center"/>
+          </w:tcPr>
+          <w:p>
+            <w:pPr>
+              <w:pStyle w:val="33"/>
+              <w:keepNext w:val="0"/>
+              <w:keepLines w:val="0"/>
+              <w:pageBreakBefore w:val="0"/>
+              <w:widowControl w:val="0"/>
+              <w:kinsoku/>
+              <w:wordWrap/>
+              <w:overflowPunct/>
+              <w:topLinePunct w:val="0"/>
+              <w:autoSpaceDE/>
+              <w:autoSpaceDN/>
+              <w:bidi w:val="0"/>
+              <w:adjustRightInd/>
+              <w:snapToGrid/>
+              <w:spacing w:line="240" w:lineRule="auto"/>
+              <w:ind w:left="119" w:leftChars="0" w:right="119" w:rightChars="0"/>
+              <w:jc w:val="left"/>
+              <w:textAlignment w:val="auto"/>
+              <w:rPr>
+                <w:rFonts w:ascii="Times New Roman" w:hAnsi="Times New Roman" w:eastAsia="微软雅黑" w:cs="Times New Roman"/>
+                <w:sz w:val="21"/>
+                <w:szCs w:val="21"/>
+                <w:lang w:eastAsia="zh-CN"/>
+              </w:rPr>
+            </w:pPr>
+            <w:r>
+              <w:rPr>
+                <w:rFonts w:hint="eastAsia" w:ascii="Times New Roman" w:hAnsi="Times New Roman" w:eastAsia="微软雅黑" w:cs="Times New Roman"/>
+                <w:b w:val="0"/>
+                <w:bCs w:val="0"/>
+                <w:color w:val="auto"/>
+                <w:sz w:val="21"/>
+                <w:szCs w:val="21"/>
+                <w:highlight w:val="none"/>
+                <w:lang w:eastAsia="zh-CN"/>
+              </w:rPr>
+              <w:t>使用{{</w:t>
+            </w:r>
+            <w:r>
+              <w:rPr>
+                <w:rFonts w:ascii="Times New Roman" w:hAnsi="Times New Roman" w:eastAsia="微软雅黑" w:cs="Times New Roman"/>
+                <w:b w:val="0"/>
+                <w:bCs w:val="0"/>
+                <w:color w:val="auto"/>
+                <w:sz w:val="21"/>
+                <w:szCs w:val="21"/>
+                <w:highlight w:val="none"/>
+                <w:lang w:eastAsia="zh-CN"/>
+              </w:rPr>
+              <w:t xml:space="preserve"> PDInfo</w:t>
+            </w:r>
+            <w:r>
+              <w:rPr>
+                <w:rFonts w:hint="eastAsia" w:ascii="Times New Roman" w:hAnsi="Times New Roman" w:eastAsia="微软雅黑" w:cs="Times New Roman"/>
+                <w:b w:val="0"/>
+                <w:bCs w:val="0"/>
+                <w:color w:val="auto"/>
+                <w:sz w:val="21"/>
+                <w:szCs w:val="21"/>
+                <w:highlight w:val="none"/>
+                <w:lang w:eastAsia="zh-CN"/>
+              </w:rPr>
+              <w:t>.</w:t>
+            </w:r>
+            <w:r>
+              <w:rPr>
+                <w:rFonts w:ascii="Times New Roman" w:hAnsi="Times New Roman" w:eastAsia="微软雅黑" w:cs="Times New Roman"/>
+                <w:b w:val="0"/>
+                <w:bCs w:val="0"/>
+                <w:color w:val="auto"/>
+                <w:sz w:val="21"/>
+                <w:szCs w:val="21"/>
+                <w:highlight w:val="none"/>
+                <w:lang w:eastAsia="zh-CN"/>
+              </w:rPr>
+              <w:t>Detect_antibody</w:t>
+            </w:r>
+            <w:r>
+              <w:rPr>
+                <w:rFonts w:hint="eastAsia" w:ascii="Times New Roman" w:hAnsi="Times New Roman" w:eastAsia="微软雅黑" w:cs="Times New Roman"/>
+                <w:b w:val="0"/>
+                <w:bCs w:val="0"/>
+                <w:color w:val="auto"/>
+                <w:sz w:val="21"/>
+                <w:szCs w:val="21"/>
+                <w:highlight w:val="none"/>
+                <w:lang w:eastAsia="zh-CN"/>
+              </w:rPr>
+              <w:t xml:space="preserve"> }}抗体；T</w:t>
+            </w:r>
+            <w:r>
+              <w:rPr>
+                <w:rFonts w:ascii="Times New Roman" w:hAnsi="Times New Roman" w:eastAsia="微软雅黑" w:cs="Times New Roman"/>
+                <w:b w:val="0"/>
+                <w:bCs w:val="0"/>
+                <w:color w:val="auto"/>
+                <w:sz w:val="21"/>
+                <w:szCs w:val="21"/>
+                <w:highlight w:val="none"/>
+                <w:lang w:eastAsia="zh-CN"/>
+              </w:rPr>
+              <w:t>PS</w:t>
+            </w:r>
+            <w:r>
+              <w:rPr>
+                <w:rFonts w:hint="eastAsia" w:ascii="Times New Roman" w:hAnsi="Times New Roman" w:eastAsia="微软雅黑" w:cs="Times New Roman"/>
+                <w:b w:val="0"/>
+                <w:bCs w:val="0"/>
+                <w:color w:val="auto"/>
+                <w:sz w:val="21"/>
+                <w:szCs w:val="21"/>
+                <w:highlight w:val="none"/>
+                <w:lang w:eastAsia="zh-CN"/>
+              </w:rPr>
+              <w:t>:</w:t>
+            </w:r>
+            <w:r>
+              <w:rPr>
+                <w:rFonts w:ascii="Times New Roman" w:hAnsi="Times New Roman" w:eastAsia="微软雅黑" w:cs="Times New Roman"/>
+                <w:b w:val="0"/>
+                <w:bCs w:val="0"/>
+                <w:color w:val="auto"/>
+                <w:sz w:val="21"/>
+                <w:szCs w:val="21"/>
+                <w:highlight w:val="none"/>
+                <w:lang w:eastAsia="zh-CN"/>
+              </w:rPr>
+              <w:t xml:space="preserve"> </w:t>
+            </w:r>
+            <w:r>
+              <w:rPr>
+                <w:rFonts w:hint="eastAsia" w:ascii="Times New Roman" w:hAnsi="Times New Roman" w:eastAsia="微软雅黑" w:cs="Times New Roman"/>
+                <w:b w:val="0"/>
+                <w:bCs w:val="0"/>
+                <w:color w:val="auto"/>
+                <w:sz w:val="21"/>
+                <w:szCs w:val="21"/>
+                <w:highlight w:val="none"/>
+                <w:lang w:eastAsia="zh-CN"/>
+              </w:rPr>
+              <w:t>{{</w:t>
+            </w:r>
+            <w:r>
+              <w:rPr>
+                <w:rFonts w:ascii="Times New Roman" w:hAnsi="Times New Roman" w:eastAsia="微软雅黑" w:cs="Times New Roman"/>
+                <w:b w:val="0"/>
+                <w:bCs w:val="0"/>
+                <w:color w:val="auto"/>
+                <w:sz w:val="21"/>
+                <w:szCs w:val="21"/>
+                <w:highlight w:val="none"/>
+                <w:lang w:eastAsia="zh-CN"/>
+              </w:rPr>
+              <w:t xml:space="preserve"> PDInfo</w:t>
+            </w:r>
+            <w:r>
+              <w:rPr>
+                <w:rFonts w:hint="eastAsia" w:ascii="Times New Roman" w:hAnsi="Times New Roman" w:eastAsia="微软雅黑" w:cs="Times New Roman"/>
+                <w:b w:val="0"/>
+                <w:bCs w:val="0"/>
+                <w:color w:val="auto"/>
+                <w:sz w:val="21"/>
+                <w:szCs w:val="21"/>
+                <w:highlight w:val="none"/>
+                <w:lang w:eastAsia="zh-CN"/>
+              </w:rPr>
+              <w:t>.TPS }}，</w:t>
+            </w:r>
+            <w:r>
+              <w:rPr>
+                <w:rFonts w:ascii="Times New Roman" w:hAnsi="Times New Roman" w:eastAsia="微软雅黑" w:cs="Times New Roman"/>
+                <w:b w:val="0"/>
+                <w:bCs w:val="0"/>
+                <w:color w:val="auto"/>
+                <w:sz w:val="21"/>
+                <w:szCs w:val="21"/>
+                <w:highlight w:val="none"/>
+                <w:lang w:eastAsia="zh-CN"/>
+              </w:rPr>
+              <w:t xml:space="preserve"> CPS </w:t>
+            </w:r>
+            <w:r>
+              <w:rPr>
+                <w:rFonts w:hint="eastAsia" w:ascii="Times New Roman" w:hAnsi="Times New Roman" w:eastAsia="微软雅黑" w:cs="Times New Roman"/>
+                <w:b w:val="0"/>
+                <w:bCs w:val="0"/>
+                <w:color w:val="auto"/>
+                <w:sz w:val="21"/>
+                <w:szCs w:val="21"/>
+                <w:highlight w:val="none"/>
+                <w:lang w:eastAsia="zh-CN"/>
+              </w:rPr>
+              <w:t>:</w:t>
+            </w:r>
+            <w:r>
+              <w:rPr>
+                <w:rFonts w:ascii="Times New Roman" w:hAnsi="Times New Roman" w:eastAsia="微软雅黑" w:cs="Times New Roman"/>
+                <w:b w:val="0"/>
+                <w:bCs w:val="0"/>
+                <w:color w:val="auto"/>
+                <w:sz w:val="21"/>
+                <w:szCs w:val="21"/>
+                <w:highlight w:val="none"/>
+                <w:lang w:eastAsia="zh-CN"/>
+              </w:rPr>
+              <w:t xml:space="preserve"> </w:t>
+            </w:r>
+            <w:r>
+              <w:rPr>
+                <w:rFonts w:hint="eastAsia" w:ascii="Times New Roman" w:hAnsi="Times New Roman" w:eastAsia="微软雅黑" w:cs="Times New Roman"/>
+                <w:b w:val="0"/>
+                <w:bCs w:val="0"/>
+                <w:color w:val="auto"/>
+                <w:sz w:val="21"/>
+                <w:szCs w:val="21"/>
+                <w:highlight w:val="none"/>
+                <w:lang w:eastAsia="zh-CN"/>
+              </w:rPr>
+              <w:t>{{</w:t>
+            </w:r>
+            <w:r>
+              <w:rPr>
+                <w:rFonts w:ascii="Times New Roman" w:hAnsi="Times New Roman" w:eastAsia="微软雅黑" w:cs="Times New Roman"/>
+                <w:b w:val="0"/>
+                <w:bCs w:val="0"/>
+                <w:color w:val="auto"/>
+                <w:sz w:val="21"/>
+                <w:szCs w:val="21"/>
+                <w:highlight w:val="none"/>
+                <w:lang w:eastAsia="zh-CN"/>
+              </w:rPr>
+              <w:t xml:space="preserve"> PDInfo</w:t>
+            </w:r>
+            <w:r>
+              <w:rPr>
+                <w:rFonts w:hint="eastAsia" w:ascii="Times New Roman" w:hAnsi="Times New Roman" w:eastAsia="微软雅黑" w:cs="Times New Roman"/>
+                <w:b w:val="0"/>
+                <w:bCs w:val="0"/>
+                <w:color w:val="auto"/>
+                <w:sz w:val="21"/>
+                <w:szCs w:val="21"/>
+                <w:highlight w:val="none"/>
+                <w:lang w:eastAsia="zh-CN"/>
+              </w:rPr>
+              <w:t>.CPS }}</w:t>
+            </w:r>
+          </w:p>
+        </w:tc>
+      </w:tr>
+      <w:tr>
+        <w:tblPrEx>
+          <w:tblBorders>
+            <w:top w:val="single" w:color="243F61" w:themeColor="accent1" w:themeShade="7F" w:sz="24" w:space="0"/>
+            <w:left w:val="none" w:color="auto" w:sz="0" w:space="0"/>
+            <w:bottom w:val="single" w:color="243F61" w:themeColor="accent1" w:themeShade="7F" w:sz="6" w:space="0"/>
+            <w:right w:val="none" w:color="auto" w:sz="0" w:space="0"/>
+            <w:insideH w:val="single" w:color="243F61" w:themeColor="accent1" w:themeShade="7F" w:sz="6" w:space="0"/>
+            <w:insideV w:val="single" w:color="243F61" w:themeColor="accent1" w:themeShade="7F" w:sz="6" w:space="0"/>
+          </w:tblBorders>
+          <w:shd w:val="clear" w:color="auto" w:fill="auto"/>
+          <w:tblCellMar>
+            <w:top w:w="0" w:type="dxa"/>
+            <w:left w:w="0" w:type="dxa"/>
+            <w:bottom w:w="0" w:type="dxa"/>
+            <w:right w:w="0" w:type="dxa"/>
+          </w:tblCellMar>
+        </w:tblPrEx>
+        <w:trPr>
+          <w:trHeight w:val="454" w:hRule="atLeast"/>
+          <w:jc w:val="center"/>
+        </w:trPr>
+        <w:tc>
+          <w:tcPr>
+            <w:tcW w:w="1576" w:type="dxa"/>
+            <w:vMerge w:val="continue"/>
+            <w:tcBorders>
+              <w:tl2br w:val="nil"/>
+              <w:tr2bl w:val="nil"/>
+            </w:tcBorders>
+            <w:shd w:val="clear" w:color="auto" w:fill="auto"/>
+            <w:vAlign w:val="center"/>
+          </w:tcPr>
+          <w:p>
+            <w:pPr>
+              <w:keepNext w:val="0"/>
+              <w:keepLines w:val="0"/>
+              <w:pageBreakBefore w:val="0"/>
+              <w:widowControl w:val="0"/>
+              <w:kinsoku/>
+              <w:wordWrap/>
+              <w:overflowPunct/>
+              <w:topLinePunct w:val="0"/>
+              <w:autoSpaceDE/>
+              <w:autoSpaceDN/>
+              <w:bidi w:val="0"/>
+              <w:adjustRightInd/>
+              <w:snapToGrid/>
+              <w:spacing w:line="240" w:lineRule="auto"/>
+              <w:ind w:left="119"/>
+              <w:textAlignment w:val="auto"/>
+              <w:rPr>
+                <w:rFonts w:ascii="Times New Roman" w:hAnsi="Times New Roman" w:eastAsia="微软雅黑" w:cs="黑体"/>
+                <w:sz w:val="21"/>
+                <w:lang w:eastAsia="zh-CN"/>
+              </w:rPr>
+            </w:pPr>
+          </w:p>
+        </w:tc>
+        <w:tc>
+          <w:tcPr>
+            <w:tcW w:w="7982" w:type="dxa"/>
+            <w:gridSpan w:val="2"/>
+            <w:tcBorders>
+              <w:tl2br w:val="nil"/>
+              <w:tr2bl w:val="nil"/>
+            </w:tcBorders>
+            <w:shd w:val="clear" w:color="auto" w:fill="auto"/>
+            <w:vAlign w:val="center"/>
+          </w:tcPr>
+          <w:p>
+            <w:pPr>
+              <w:pStyle w:val="33"/>
+              <w:keepNext w:val="0"/>
+              <w:keepLines w:val="0"/>
+              <w:pageBreakBefore w:val="0"/>
+              <w:widowControl w:val="0"/>
+              <w:kinsoku/>
+              <w:wordWrap/>
+              <w:overflowPunct/>
+              <w:topLinePunct w:val="0"/>
+              <w:autoSpaceDE/>
+              <w:autoSpaceDN/>
+              <w:bidi w:val="0"/>
+              <w:adjustRightInd/>
+              <w:snapToGrid/>
+              <w:spacing w:before="77" w:line="240" w:lineRule="auto"/>
+              <w:ind w:left="119" w:leftChars="0" w:right="119" w:rightChars="0"/>
+              <w:jc w:val="left"/>
+              <w:textAlignment w:val="auto"/>
+              <w:rPr>
+                <w:rFonts w:ascii="Times New Roman" w:hAnsi="Times New Roman" w:eastAsia="微软雅黑" w:cs="黑体"/>
+                <w:sz w:val="21"/>
+                <w:lang w:eastAsia="zh-CN"/>
+              </w:rPr>
+            </w:pPr>
+            <w:r>
+              <w:rPr>
+                <w:rFonts w:hint="eastAsia" w:ascii="Times New Roman" w:hAnsi="Times New Roman" w:eastAsia="微软雅黑" w:cs="Times New Roman"/>
+                <w:b w:val="0"/>
+                <w:bCs w:val="0"/>
+                <w:sz w:val="21"/>
+                <w:szCs w:val="21"/>
+                <w:highlight w:val="none"/>
+                <w:lang w:val="en-US" w:eastAsia="zh-CN" w:bidi="ar-SA"/>
+              </w:rPr>
+              <w:t>{%tr endif %}</w:t>
+            </w:r>
+          </w:p>
+        </w:tc>
+      </w:tr>
+      <w:tr>
+        <w:tblPrEx>
+          <w:tblBorders>
+            <w:top w:val="single" w:color="243F61" w:themeColor="accent1" w:themeShade="7F" w:sz="24" w:space="0"/>
+            <w:left w:val="none" w:color="auto" w:sz="0" w:space="0"/>
+            <w:bottom w:val="single" w:color="243F61" w:themeColor="accent1" w:themeShade="7F" w:sz="6" w:space="0"/>
+            <w:right w:val="none" w:color="auto" w:sz="0" w:space="0"/>
+            <w:insideH w:val="single" w:color="243F61" w:themeColor="accent1" w:themeShade="7F" w:sz="6" w:space="0"/>
+            <w:insideV w:val="single" w:color="243F61" w:themeColor="accent1" w:themeShade="7F" w:sz="6" w:space="0"/>
+          </w:tblBorders>
+          <w:tblCellMar>
+            <w:top w:w="0" w:type="dxa"/>
+            <w:left w:w="0" w:type="dxa"/>
+            <w:bottom w:w="0" w:type="dxa"/>
+            <w:right w:w="0" w:type="dxa"/>
+          </w:tblCellMar>
+        </w:tblPrEx>
+        <w:trPr>
+          <w:trHeight w:val="454" w:hRule="atLeast"/>
+          <w:jc w:val="center"/>
+        </w:trPr>
+        <w:tc>
+          <w:tcPr>
+            <w:tcW w:w="4069" w:type="dxa"/>
+            <w:gridSpan w:val="2"/>
+            <w:tcBorders>
+              <w:tl2br w:val="nil"/>
+              <w:tr2bl w:val="nil"/>
+            </w:tcBorders>
+            <w:shd w:val="clear" w:color="auto" w:fill="auto"/>
+            <w:vAlign w:val="center"/>
+          </w:tcPr>
+          <w:p>
+            <w:pPr>
+              <w:pStyle w:val="33"/>
+              <w:keepNext w:val="0"/>
+              <w:keepLines w:val="0"/>
+              <w:pageBreakBefore w:val="0"/>
+              <w:widowControl w:val="0"/>
+              <w:kinsoku/>
+              <w:wordWrap/>
+              <w:overflowPunct/>
+              <w:topLinePunct w:val="0"/>
+              <w:autoSpaceDE/>
+              <w:autoSpaceDN/>
+              <w:bidi w:val="0"/>
+              <w:adjustRightInd/>
+              <w:snapToGrid/>
+              <w:spacing w:before="77" w:line="240" w:lineRule="auto"/>
+              <w:ind w:left="119"/>
+              <w:textAlignment w:val="auto"/>
+              <w:rPr>
+                <w:rFonts w:ascii="Times New Roman" w:hAnsi="Times New Roman" w:eastAsia="微软雅黑" w:cs="黑体"/>
+                <w:sz w:val="21"/>
+              </w:rPr>
+            </w:pPr>
+            <w:r>
+              <w:rPr>
+                <w:rFonts w:ascii="Times New Roman" w:hAnsi="Times New Roman" w:eastAsia="微软雅黑" w:cs="黑体"/>
+                <w:sz w:val="21"/>
+              </w:rPr>
+              <w:t>肿瘤遗传风险检测</w:t>
+            </w:r>
+          </w:p>
+        </w:tc>
+        <w:tc>
+          <w:tcPr>
+            <w:tcW w:w="5489" w:type="dxa"/>
+            <w:tcBorders>
+              <w:tl2br w:val="nil"/>
+              <w:tr2bl w:val="nil"/>
+            </w:tcBorders>
+            <w:shd w:val="clear" w:color="auto" w:fill="auto"/>
+            <w:vAlign w:val="center"/>
+          </w:tcPr>
+          <w:p>
+            <w:pPr>
+              <w:pStyle w:val="33"/>
+              <w:keepNext w:val="0"/>
+              <w:keepLines w:val="0"/>
+              <w:pageBreakBefore w:val="0"/>
+              <w:widowControl w:val="0"/>
+              <w:kinsoku/>
+              <w:wordWrap/>
+              <w:overflowPunct/>
+              <w:topLinePunct w:val="0"/>
+              <w:autoSpaceDE/>
+              <w:autoSpaceDN/>
+              <w:bidi w:val="0"/>
+              <w:adjustRightInd/>
+              <w:snapToGrid/>
+              <w:spacing w:before="60" w:line="240" w:lineRule="auto"/>
+              <w:ind w:left="119" w:right="119"/>
+              <w:jc w:val="both"/>
+              <w:textAlignment w:val="auto"/>
+              <w:rPr>
+                <w:rFonts w:ascii="Times New Roman" w:hAnsi="Times New Roman" w:eastAsia="微软雅黑" w:cs="黑体"/>
+                <w:sz w:val="21"/>
+              </w:rPr>
+            </w:pPr>
+            <w:r>
+              <w:rPr>
+                <w:rFonts w:ascii="Times New Roman" w:hAnsi="Times New Roman" w:eastAsia="微软雅黑" w:cs="Times New Roman"/>
+                <w:sz w:val="21"/>
+                <w:szCs w:val="21"/>
+                <w:lang w:eastAsia="zh-CN"/>
+              </w:rPr>
+              <w:t>共检出</w:t>
+            </w:r>
+            <w:r>
+              <w:rPr>
+                <w:rFonts w:hint="eastAsia" w:ascii="Times New Roman" w:hAnsi="Times New Roman" w:eastAsia="微软雅黑" w:cs="黑体"/>
+                <w:sz w:val="21"/>
+                <w:lang w:eastAsia="zh-CN"/>
+              </w:rPr>
+              <w:t>{{ summaryOfRresults.crCheckLineStrYF1280Size }}</w:t>
+            </w:r>
+            <w:r>
+              <w:rPr>
+                <w:rFonts w:ascii="Times New Roman" w:hAnsi="Times New Roman" w:eastAsia="微软雅黑" w:cs="Times New Roman"/>
+                <w:sz w:val="21"/>
+                <w:szCs w:val="21"/>
+                <w:lang w:eastAsia="zh-CN"/>
+              </w:rPr>
+              <w:t>个胚系突变，其中</w:t>
+            </w:r>
+            <w:r>
+              <w:rPr>
+                <w:rFonts w:hint="eastAsia" w:ascii="Times New Roman" w:hAnsi="Times New Roman" w:eastAsia="微软雅黑" w:cs="黑体"/>
+                <w:sz w:val="21"/>
+                <w:lang w:eastAsia="zh-CN"/>
+              </w:rPr>
+              <w:t>{{summaryOfRresults.hasPathogenicityCount}}</w:t>
+            </w:r>
+            <w:r>
+              <w:rPr>
+                <w:rFonts w:ascii="Times New Roman" w:hAnsi="Times New Roman" w:eastAsia="微软雅黑" w:cs="Times New Roman"/>
+                <w:sz w:val="21"/>
+                <w:szCs w:val="21"/>
+                <w:lang w:eastAsia="zh-CN"/>
+              </w:rPr>
+              <w:t>个为致病</w:t>
+            </w:r>
+            <w:r>
+              <w:rPr>
+                <w:rFonts w:hint="eastAsia" w:ascii="Times New Roman" w:hAnsi="Times New Roman" w:eastAsia="微软雅黑" w:cs="Times New Roman"/>
+                <w:sz w:val="21"/>
+                <w:szCs w:val="21"/>
+                <w:lang w:eastAsia="zh-CN"/>
+              </w:rPr>
+              <w:t>/可能</w:t>
+            </w:r>
+            <w:r>
+              <w:rPr>
+                <w:rFonts w:ascii="Times New Roman" w:hAnsi="Times New Roman" w:eastAsia="微软雅黑" w:cs="Times New Roman"/>
+                <w:sz w:val="21"/>
+                <w:szCs w:val="21"/>
+                <w:lang w:eastAsia="zh-CN"/>
+              </w:rPr>
+              <w:t>致病</w:t>
+            </w:r>
+            <w:r>
+              <w:rPr>
+                <w:rFonts w:hint="eastAsia" w:ascii="Times New Roman" w:hAnsi="Times New Roman" w:eastAsia="微软雅黑" w:cs="Times New Roman"/>
+                <w:sz w:val="21"/>
+                <w:szCs w:val="21"/>
+                <w:lang w:eastAsia="zh-CN"/>
+              </w:rPr>
+              <w:t>性</w:t>
+            </w:r>
+            <w:r>
+              <w:rPr>
+                <w:rFonts w:ascii="Times New Roman" w:hAnsi="Times New Roman" w:eastAsia="微软雅黑" w:cs="Times New Roman"/>
+                <w:sz w:val="21"/>
+                <w:szCs w:val="21"/>
+                <w:lang w:eastAsia="zh-CN"/>
+              </w:rPr>
+              <w:t>突变</w:t>
+            </w:r>
+            <w:r>
+              <w:rPr>
+                <w:rFonts w:hint="eastAsia" w:ascii="Times New Roman" w:hAnsi="Times New Roman" w:eastAsia="微软雅黑" w:cs="Times New Roman"/>
+                <w:sz w:val="21"/>
+                <w:szCs w:val="21"/>
+                <w:lang w:eastAsia="zh-CN" w:bidi="ar"/>
+              </w:rPr>
+              <w:t>{{</w:t>
+            </w:r>
+            <w:r>
+              <w:rPr>
+                <w:rFonts w:ascii="Times New Roman" w:hAnsi="Times New Roman" w:eastAsia="微软雅黑" w:cs="Times New Roman"/>
+                <w:sz w:val="21"/>
+                <w:szCs w:val="21"/>
+                <w:lang w:eastAsia="zh-CN" w:bidi="ar"/>
+              </w:rPr>
+              <w:t>crCheckDrugStr</w:t>
+            </w:r>
+            <w:r>
+              <w:rPr>
+                <w:rFonts w:hint="eastAsia" w:ascii="Times New Roman" w:hAnsi="Times New Roman" w:eastAsia="微软雅黑" w:cs="Times New Roman"/>
+                <w:sz w:val="21"/>
+                <w:szCs w:val="21"/>
+                <w:lang w:eastAsia="zh-CN" w:bidi="ar"/>
+              </w:rPr>
+              <w:t>}}</w:t>
+            </w:r>
+          </w:p>
+        </w:tc>
+      </w:tr>
+      <w:tr>
+        <w:tblPrEx>
+          <w:tblBorders>
+            <w:top w:val="single" w:color="243F61" w:themeColor="accent1" w:themeShade="7F" w:sz="24" w:space="0"/>
+            <w:left w:val="none" w:color="auto" w:sz="0" w:space="0"/>
+            <w:bottom w:val="single" w:color="243F61" w:themeColor="accent1" w:themeShade="7F" w:sz="6" w:space="0"/>
+            <w:right w:val="none" w:color="auto" w:sz="0" w:space="0"/>
+            <w:insideH w:val="single" w:color="243F61" w:themeColor="accent1" w:themeShade="7F" w:sz="6" w:space="0"/>
+            <w:insideV w:val="single" w:color="243F61" w:themeColor="accent1" w:themeShade="7F" w:sz="6" w:space="0"/>
+          </w:tblBorders>
+          <w:tblCellMar>
+            <w:top w:w="0" w:type="dxa"/>
+            <w:left w:w="0" w:type="dxa"/>
+            <w:bottom w:w="0" w:type="dxa"/>
+            <w:right w:w="0" w:type="dxa"/>
+          </w:tblCellMar>
+        </w:tblPrEx>
+        <w:trPr>
+          <w:trHeight w:val="454" w:hRule="atLeast"/>
+          <w:jc w:val="center"/>
+        </w:trPr>
+        <w:tc>
+          <w:tcPr>
             <w:tcW w:w="4069" w:type="dxa"/>
             <w:gridSpan w:val="2"/>
             <w:tcBorders>
@@ -4146,6 +4033,7 @@
               <w:snapToGrid/>
               <w:spacing w:line="240" w:lineRule="auto"/>
               <w:ind w:left="119"/>
+              <w:jc w:val="both"/>
               <w:textAlignment w:val="auto"/>
               <w:rPr>
                 <w:rFonts w:ascii="Times New Roman" w:hAnsi="Times New Roman" w:eastAsia="微软雅黑" w:cs="黑体"/>
@@ -4156,8 +4044,9 @@
               <w:rPr>
                 <w:rFonts w:ascii="Times New Roman" w:hAnsi="Times New Roman" w:eastAsia="微软雅黑" w:cs="黑体"/>
                 <w:sz w:val="21"/>
-              </w:rPr>
-              <w:t>样品总体质量评估</w:t>
+                <w:lang w:eastAsia="zh-CN"/>
+              </w:rPr>
+              <w:t>化疗药物检测</w:t>
             </w:r>
           </w:p>
         </w:tc>
@@ -4194,6 +4083,120 @@
               <w:rPr>
                 <w:rFonts w:ascii="Times New Roman" w:hAnsi="Times New Roman" w:eastAsia="微软雅黑" w:cs="黑体"/>
                 <w:sz w:val="21"/>
+                <w:lang w:eastAsia="zh-CN"/>
+              </w:rPr>
+            </w:pPr>
+            <w:r>
+              <w:rPr>
+                <w:rFonts w:ascii="Times New Roman" w:hAnsi="Times New Roman" w:eastAsia="微软雅黑" w:cs="Times New Roman"/>
+                <w:sz w:val="21"/>
+                <w:szCs w:val="21"/>
+                <w:lang w:eastAsia="zh-CN"/>
+              </w:rPr>
+              <w:t>详见“化疗药物检测解析”部分</w:t>
+            </w:r>
+          </w:p>
+        </w:tc>
+      </w:tr>
+      <w:tr>
+        <w:tblPrEx>
+          <w:tblBorders>
+            <w:top w:val="single" w:color="243F61" w:themeColor="accent1" w:themeShade="7F" w:sz="24" w:space="0"/>
+            <w:left w:val="none" w:color="auto" w:sz="0" w:space="0"/>
+            <w:bottom w:val="single" w:color="243F61" w:themeColor="accent1" w:themeShade="7F" w:sz="6" w:space="0"/>
+            <w:right w:val="none" w:color="auto" w:sz="0" w:space="0"/>
+            <w:insideH w:val="single" w:color="243F61" w:themeColor="accent1" w:themeShade="7F" w:sz="6" w:space="0"/>
+            <w:insideV w:val="single" w:color="243F61" w:themeColor="accent1" w:themeShade="7F" w:sz="6" w:space="0"/>
+          </w:tblBorders>
+          <w:shd w:val="clear" w:color="auto" w:fill="auto"/>
+          <w:tblCellMar>
+            <w:top w:w="0" w:type="dxa"/>
+            <w:left w:w="0" w:type="dxa"/>
+            <w:bottom w:w="0" w:type="dxa"/>
+            <w:right w:w="0" w:type="dxa"/>
+          </w:tblCellMar>
+        </w:tblPrEx>
+        <w:trPr>
+          <w:trHeight w:val="454" w:hRule="atLeast"/>
+          <w:jc w:val="center"/>
+        </w:trPr>
+        <w:tc>
+          <w:tcPr>
+            <w:tcW w:w="4069" w:type="dxa"/>
+            <w:gridSpan w:val="2"/>
+            <w:tcBorders>
+              <w:tl2br w:val="nil"/>
+              <w:tr2bl w:val="nil"/>
+            </w:tcBorders>
+            <w:shd w:val="clear" w:color="auto" w:fill="auto"/>
+            <w:vAlign w:val="center"/>
+          </w:tcPr>
+          <w:p>
+            <w:pPr>
+              <w:pStyle w:val="33"/>
+              <w:keepNext w:val="0"/>
+              <w:keepLines w:val="0"/>
+              <w:pageBreakBefore w:val="0"/>
+              <w:widowControl w:val="0"/>
+              <w:kinsoku/>
+              <w:wordWrap/>
+              <w:overflowPunct/>
+              <w:topLinePunct w:val="0"/>
+              <w:autoSpaceDE/>
+              <w:autoSpaceDN/>
+              <w:bidi w:val="0"/>
+              <w:adjustRightInd/>
+              <w:snapToGrid/>
+              <w:spacing w:line="240" w:lineRule="auto"/>
+              <w:ind w:left="119"/>
+              <w:textAlignment w:val="auto"/>
+              <w:rPr>
+                <w:rFonts w:ascii="Times New Roman" w:hAnsi="Times New Roman" w:eastAsia="微软雅黑" w:cs="黑体"/>
+                <w:sz w:val="21"/>
+              </w:rPr>
+            </w:pPr>
+            <w:r>
+              <w:rPr>
+                <w:rFonts w:ascii="Times New Roman" w:hAnsi="Times New Roman" w:eastAsia="微软雅黑" w:cs="黑体"/>
+                <w:sz w:val="21"/>
+              </w:rPr>
+              <w:t>样品总体质量评估</w:t>
+            </w:r>
+          </w:p>
+        </w:tc>
+        <w:tc>
+          <w:tcPr>
+            <w:tcW w:w="5489" w:type="dxa"/>
+            <w:tcBorders>
+              <w:tl2br w:val="nil"/>
+              <w:tr2bl w:val="nil"/>
+            </w:tcBorders>
+            <w:shd w:val="clear" w:color="auto" w:fill="auto"/>
+            <w:vAlign w:val="center"/>
+          </w:tcPr>
+          <w:p>
+            <w:pPr>
+              <w:pStyle w:val="33"/>
+              <w:keepNext w:val="0"/>
+              <w:keepLines w:val="0"/>
+              <w:pageBreakBefore w:val="0"/>
+              <w:widowControl w:val="0"/>
+              <w:kinsoku/>
+              <w:wordWrap/>
+              <w:overflowPunct/>
+              <w:topLinePunct w:val="0"/>
+              <w:autoSpaceDE/>
+              <w:autoSpaceDN/>
+              <w:bidi w:val="0"/>
+              <w:adjustRightInd/>
+              <w:snapToGrid/>
+              <w:spacing w:line="240" w:lineRule="auto"/>
+              <w:ind w:left="119" w:right="119"/>
+              <w:jc w:val="both"/>
+              <w:textAlignment w:val="auto"/>
+              <w:rPr>
+                <w:rFonts w:ascii="Times New Roman" w:hAnsi="Times New Roman" w:eastAsia="微软雅黑" w:cs="黑体"/>
+                <w:sz w:val="21"/>
               </w:rPr>
             </w:pPr>
             <w:r>
@@ -4369,11 +4372,11 @@
         </w:rPr>
       </w:pPr>
       <w:bookmarkStart w:id="4" w:name="_Toc2781"/>
-      <w:bookmarkStart w:id="5" w:name="_Toc19898_WPSOffice_Level1"/>
+      <w:bookmarkStart w:id="5" w:name="_Toc22132"/>
       <w:bookmarkStart w:id="6" w:name="_Toc499"/>
       <w:bookmarkStart w:id="7" w:name="_Toc20136_WPSOffice_Level1"/>
       <w:bookmarkStart w:id="8" w:name="_Toc2819"/>
-      <w:bookmarkStart w:id="9" w:name="_Toc22132"/>
+      <w:bookmarkStart w:id="9" w:name="_Toc19898_WPSOffice_Level1"/>
       <w:r>
         <w:rPr>
           <w:rFonts w:hint="eastAsia" w:ascii="Times New Roman" w:hAnsi="Times New Roman" w:eastAsia="微软雅黑" w:cs="黑体"/>
@@ -4420,12 +4423,12 @@
           <w:color w:val="254061" w:themeColor="accent1" w:themeShade="80"/>
         </w:rPr>
       </w:pPr>
-      <w:bookmarkStart w:id="10" w:name="_Toc10877"/>
-      <w:bookmarkStart w:id="11" w:name="_Toc3049"/>
+      <w:bookmarkStart w:id="10" w:name="_Toc23375"/>
+      <w:bookmarkStart w:id="11" w:name="_Toc9088"/>
       <w:bookmarkStart w:id="12" w:name="_Toc11015_WPSOffice_Level2"/>
-      <w:bookmarkStart w:id="13" w:name="_Toc9088"/>
+      <w:bookmarkStart w:id="13" w:name="_Toc3049"/>
       <w:bookmarkStart w:id="14" w:name="_Toc18062_WPSOffice_Level2"/>
-      <w:bookmarkStart w:id="15" w:name="_Toc23375"/>
+      <w:bookmarkStart w:id="15" w:name="_Toc10877"/>
       <w:r>
         <w:rPr>
           <w:rFonts w:hint="eastAsia" w:ascii="微软雅黑" w:hAnsi="微软雅黑" w:eastAsia="微软雅黑" w:cs="微软雅黑"/>
@@ -8844,13 +8847,13 @@
           <w:lang w:val="en-US" w:eastAsia="zh-CN"/>
         </w:rPr>
       </w:pPr>
-      <w:bookmarkStart w:id="16" w:name="_Toc5962"/>
-      <w:bookmarkStart w:id="17" w:name="_Toc3497"/>
-      <w:bookmarkStart w:id="18" w:name="_Toc10743"/>
-      <w:bookmarkStart w:id="19" w:name="_Toc19898_WPSOffice_Level2"/>
-      <w:bookmarkStart w:id="20" w:name="_Toc24038"/>
+      <w:bookmarkStart w:id="16" w:name="_Toc19898_WPSOffice_Level2"/>
+      <w:bookmarkStart w:id="17" w:name="_Toc13489_WPSOffice_Level2"/>
+      <w:bookmarkStart w:id="18" w:name="_Toc24038"/>
+      <w:bookmarkStart w:id="19" w:name="_Toc3497"/>
+      <w:bookmarkStart w:id="20" w:name="_Toc5962"/>
       <w:bookmarkStart w:id="21" w:name="_Hlk516758315"/>
-      <w:bookmarkStart w:id="22" w:name="_Toc13489_WPSOffice_Level2"/>
+      <w:bookmarkStart w:id="22" w:name="_Toc10743"/>
       <w:r>
         <w:rPr>
           <w:rFonts w:hint="eastAsia" w:ascii="微软雅黑" w:hAnsi="微软雅黑" w:eastAsia="微软雅黑" w:cs="微软雅黑"/>
@@ -12368,11 +12371,11 @@
         </w:rPr>
       </w:pPr>
       <w:bookmarkStart w:id="23" w:name="_Toc20320"/>
-      <w:bookmarkStart w:id="24" w:name="_Toc25737"/>
-      <w:bookmarkStart w:id="25" w:name="_Toc4339"/>
-      <w:bookmarkStart w:id="26" w:name="_Toc7551_WPSOffice_Level2"/>
+      <w:bookmarkStart w:id="24" w:name="_Toc7551_WPSOffice_Level2"/>
+      <w:bookmarkStart w:id="25" w:name="_Toc6221_WPSOffice_Level2"/>
+      <w:bookmarkStart w:id="26" w:name="_Toc25737"/>
       <w:bookmarkStart w:id="27" w:name="_Toc22552"/>
-      <w:bookmarkStart w:id="28" w:name="_Toc6221_WPSOffice_Level2"/>
+      <w:bookmarkStart w:id="28" w:name="_Toc4339"/>
       <w:r>
         <w:rPr>
           <w:rFonts w:hint="eastAsia" w:ascii="微软雅黑" w:hAnsi="微软雅黑" w:eastAsia="微软雅黑" w:cs="微软雅黑"/>
@@ -13856,8 +13859,8 @@
       </w:pPr>
       <w:bookmarkStart w:id="29" w:name="_Toc9387"/>
       <w:bookmarkStart w:id="30" w:name="_Toc20034"/>
-      <w:bookmarkStart w:id="31" w:name="_Toc10223"/>
-      <w:bookmarkStart w:id="32" w:name="_Toc106719764"/>
+      <w:bookmarkStart w:id="31" w:name="_Toc106719764"/>
+      <w:bookmarkStart w:id="32" w:name="_Toc10223"/>
       <w:r>
         <w:rPr>
           <w:rFonts w:hint="eastAsia" w:ascii="微软雅黑" w:hAnsi="微软雅黑" w:eastAsia="微软雅黑" w:cs="微软雅黑"/>
@@ -14370,6 +14373,7 @@
             <w:insideH w:val="dashed" w:color="244061" w:sz="4" w:space="0"/>
             <w:insideV w:val="dashed" w:color="244061" w:sz="4" w:space="0"/>
           </w:tblBorders>
+          <w:shd w:val="clear" w:color="auto" w:fill="auto"/>
           <w:tblCellMar>
             <w:top w:w="0" w:type="dxa"/>
             <w:left w:w="108" w:type="dxa"/>
@@ -15039,12 +15043,6 @@
             <w:insideH w:val="none" w:color="auto" w:sz="0" w:space="0"/>
             <w:insideV w:val="none" w:color="auto" w:sz="0" w:space="0"/>
           </w:tblBorders>
-          <w:tblCellMar>
-            <w:top w:w="0" w:type="dxa"/>
-            <w:left w:w="113" w:type="dxa"/>
-            <w:bottom w:w="0" w:type="dxa"/>
-            <w:right w:w="113" w:type="dxa"/>
-          </w:tblCellMar>
         </w:tblPrEx>
         <w:trPr>
           <w:trHeight w:val="1984" w:hRule="atLeast"/>
@@ -17039,10 +17037,10 @@
           <w:shd w:val="clear" w:color="auto" w:fill="1F3864"/>
         </w:rPr>
       </w:pPr>
-      <w:bookmarkStart w:id="33" w:name="_Toc25428"/>
-      <w:bookmarkStart w:id="34" w:name="_Toc527112385"/>
-      <w:bookmarkStart w:id="35" w:name="_Toc534637498"/>
-      <w:bookmarkStart w:id="36" w:name="_Toc526855037"/>
+      <w:bookmarkStart w:id="33" w:name="_Toc534637498"/>
+      <w:bookmarkStart w:id="34" w:name="_Toc25428"/>
+      <w:bookmarkStart w:id="35" w:name="_Toc526855037"/>
+      <w:bookmarkStart w:id="36" w:name="_Toc527112385"/>
       <w:r>
         <w:rPr>
           <w:rFonts w:hint="eastAsia" w:ascii="微软雅黑" w:hAnsi="微软雅黑" w:eastAsia="微软雅黑" w:cs="微软雅黑"/>
@@ -17098,11 +17096,11 @@
           <w:lang w:val="en-US" w:eastAsia="zh-CN"/>
         </w:rPr>
       </w:pPr>
-      <w:bookmarkStart w:id="37" w:name="_Toc4331_WPSOffice_Level2"/>
-      <w:bookmarkStart w:id="38" w:name="_Toc23606"/>
-      <w:bookmarkStart w:id="39" w:name="_Toc6468"/>
+      <w:bookmarkStart w:id="37" w:name="_Toc23606"/>
+      <w:bookmarkStart w:id="38" w:name="_Toc6468"/>
+      <w:bookmarkStart w:id="39" w:name="_Toc22255"/>
       <w:bookmarkStart w:id="40" w:name="_Toc32443_WPSOffice_Level2"/>
-      <w:bookmarkStart w:id="41" w:name="_Toc22255"/>
+      <w:bookmarkStart w:id="41" w:name="_Toc4331_WPSOffice_Level2"/>
       <w:r>
         <w:rPr>
           <w:rFonts w:hint="eastAsia" w:ascii="微软雅黑" w:hAnsi="微软雅黑" w:eastAsia="微软雅黑" w:cs="微软雅黑"/>
@@ -27481,9 +27479,9 @@
           <w:lang w:val="en-US" w:eastAsia="zh-CN"/>
         </w:rPr>
       </w:pPr>
-      <w:bookmarkStart w:id="45" w:name="_Toc9494"/>
-      <w:bookmarkStart w:id="46" w:name="_Toc9080"/>
-      <w:bookmarkStart w:id="47" w:name="_Toc11393"/>
+      <w:bookmarkStart w:id="45" w:name="_Toc11393"/>
+      <w:bookmarkStart w:id="46" w:name="_Toc9494"/>
+      <w:bookmarkStart w:id="47" w:name="_Toc9080"/>
       <w:r>
         <w:rPr>
           <w:rFonts w:hint="eastAsia" w:ascii="微软雅黑" w:hAnsi="微软雅黑" w:eastAsia="微软雅黑" w:cs="微软雅黑"/>
@@ -27539,18 +27537,19 @@
         <w:t>3.1 微卫星不稳定（MSI）检测结果解析</w:t>
       </w:r>
     </w:p>
+    <w:bookmarkEnd w:id="48"/>
     <w:tbl>
       <w:tblPr>
         <w:tblStyle w:val="19"/>
-        <w:tblW w:w="9837" w:type="dxa"/>
+        <w:tblW w:w="9870" w:type="dxa"/>
         <w:jc w:val="center"/>
         <w:tblBorders>
-          <w:top w:val="single" w:color="00B050" w:sz="18" w:space="0"/>
-          <w:left w:val="none" w:color="auto" w:sz="0" w:space="0"/>
-          <w:bottom w:val="single" w:color="A4A4A4" w:sz="4" w:space="0"/>
-          <w:right w:val="none" w:color="auto" w:sz="0" w:space="0"/>
-          <w:insideH w:val="single" w:color="A4A4A4" w:sz="4" w:space="0"/>
-          <w:insideV w:val="single" w:color="A4A4A4" w:sz="4" w:space="0"/>
+          <w:top w:val="single" w:color="45A3A7" w:sz="18" w:space="0"/>
+          <w:left w:val="none" w:color="auto" w:sz="6" w:space="0"/>
+          <w:bottom w:val="dotted" w:color="45A3A7" w:sz="4" w:space="0"/>
+          <w:right w:val="none" w:color="auto" w:sz="6" w:space="0"/>
+          <w:insideH w:val="dotted" w:color="45A3A7" w:sz="4" w:space="0"/>
+          <w:insideV w:val="dotted" w:color="45A3A7" w:sz="4" w:space="0"/>
         </w:tblBorders>
         <w:tblLayout w:type="fixed"/>
         <w:tblCellMar>
@@ -27561,18 +27560,18 @@
         </w:tblCellMar>
       </w:tblPr>
       <w:tblGrid>
-        <w:gridCol w:w="5543"/>
-        <w:gridCol w:w="4294"/>
+        <w:gridCol w:w="1783"/>
+        <w:gridCol w:w="8087"/>
       </w:tblGrid>
       <w:tr>
         <w:tblPrEx>
           <w:tblBorders>
-            <w:top w:val="single" w:color="00B050" w:sz="18" w:space="0"/>
-            <w:left w:val="none" w:color="auto" w:sz="0" w:space="0"/>
-            <w:bottom w:val="single" w:color="A4A4A4" w:sz="4" w:space="0"/>
-            <w:right w:val="none" w:color="auto" w:sz="0" w:space="0"/>
-            <w:insideH w:val="single" w:color="A4A4A4" w:sz="4" w:space="0"/>
-            <w:insideV w:val="single" w:color="A4A4A4" w:sz="4" w:space="0"/>
+            <w:top w:val="single" w:color="45A3A7" w:sz="18" w:space="0"/>
+            <w:left w:val="none" w:color="auto" w:sz="6" w:space="0"/>
+            <w:bottom w:val="dotted" w:color="45A3A7" w:sz="4" w:space="0"/>
+            <w:right w:val="none" w:color="auto" w:sz="6" w:space="0"/>
+            <w:insideH w:val="dotted" w:color="45A3A7" w:sz="4" w:space="0"/>
+            <w:insideV w:val="dotted" w:color="45A3A7" w:sz="4" w:space="0"/>
           </w:tblBorders>
           <w:tblCellMar>
             <w:top w:w="0" w:type="dxa"/>
@@ -27582,16 +27581,17 @@
           </w:tblCellMar>
         </w:tblPrEx>
         <w:trPr>
-          <w:trHeight w:val="510" w:hRule="atLeast"/>
+          <w:trHeight w:val="417" w:hRule="atLeast"/>
           <w:jc w:val="center"/>
         </w:trPr>
         <w:tc>
           <w:tcPr>
-            <w:tcW w:w="5543" w:type="dxa"/>
-            <w:tcBorders>
-              <w:top w:val="single" w:color="244061" w:sz="18" w:space="0"/>
-              <w:bottom w:val="dashed" w:color="244061" w:sz="4" w:space="0"/>
-              <w:right w:val="dashed" w:color="244061" w:sz="4" w:space="0"/>
+            <w:tcW w:w="1783" w:type="dxa"/>
+            <w:tcBorders>
+              <w:top w:val="single" w:color="243F61" w:themeColor="accent1" w:themeShade="7F" w:sz="18" w:space="0"/>
+              <w:left w:val="nil"/>
+              <w:bottom w:val="dashed" w:color="243F61" w:themeColor="accent1" w:themeShade="7F" w:sz="4" w:space="0"/>
+              <w:right w:val="dashed" w:color="243F61" w:themeColor="accent1" w:themeShade="7F" w:sz="4" w:space="0"/>
             </w:tcBorders>
             <w:shd w:val="clear" w:color="auto" w:fill="auto"/>
             <w:vAlign w:val="center"/>
@@ -27603,20 +27603,20 @@
               <w:rPr>
                 <w:rFonts w:ascii="Times New Roman" w:hAnsi="Times New Roman" w:eastAsia="微软雅黑" w:cs="Times New Roman"/>
                 <w:b/>
-                <w:color w:val="244061"/>
-                <w:sz w:val="21"/>
-                <w:szCs w:val="21"/>
-                <w:lang w:eastAsia="zh-CN"/>
-              </w:rPr>
-            </w:pPr>
+                <w:color w:val="254061" w:themeColor="accent1" w:themeShade="80"/>
+                <w:sz w:val="18"/>
+                <w:szCs w:val="18"/>
+              </w:rPr>
+            </w:pPr>
+            <w:bookmarkStart w:id="49" w:name="_Toc7307_WPSOffice_Level3"/>
             <w:r>
               <w:rPr>
                 <w:rFonts w:ascii="Times New Roman" w:hAnsi="Times New Roman" w:eastAsia="微软雅黑" w:cs="Times New Roman"/>
                 <w:b/>
-                <w:color w:val="244061"/>
-                <w:sz w:val="21"/>
-                <w:szCs w:val="21"/>
-                <w:lang w:eastAsia="zh-CN"/>
+                <w:color w:val="254061" w:themeColor="accent1" w:themeShade="80"/>
+                <w:sz w:val="18"/>
+                <w:szCs w:val="18"/>
+                <w:lang w:eastAsia="zh-CN" w:bidi="ar"/>
               </w:rPr>
               <w:t>检测项目</w:t>
             </w:r>
@@ -27624,39 +27624,53 @@
         </w:tc>
         <w:tc>
           <w:tcPr>
-            <w:tcW w:w="4294" w:type="dxa"/>
-            <w:tcBorders>
-              <w:top w:val="single" w:color="244061" w:sz="18" w:space="0"/>
-              <w:left w:val="dashed" w:color="244061" w:sz="4" w:space="0"/>
-              <w:bottom w:val="dashed" w:color="244061" w:sz="4" w:space="0"/>
+            <w:tcW w:w="8087" w:type="dxa"/>
+            <w:tcBorders>
+              <w:top w:val="single" w:color="243F61" w:themeColor="accent1" w:themeShade="7F" w:sz="18" w:space="0"/>
+              <w:left w:val="dashed" w:color="243F61" w:themeColor="accent1" w:themeShade="7F" w:sz="4" w:space="0"/>
+              <w:bottom w:val="dashed" w:color="243F61" w:themeColor="accent1" w:themeShade="7F" w:sz="4" w:space="0"/>
+              <w:right w:val="nil"/>
             </w:tcBorders>
             <w:shd w:val="clear" w:color="auto" w:fill="auto"/>
             <w:vAlign w:val="center"/>
           </w:tcPr>
           <w:p>
             <w:pPr>
-              <w:spacing w:before="13" w:line="252" w:lineRule="auto"/>
-              <w:ind w:right="174"/>
-              <w:jc w:val="center"/>
+              <w:spacing w:before="26"/>
+              <w:jc w:val="center"/>
+              <w:rPr>
+                <w:rFonts w:ascii="Times New Roman" w:hAnsi="Times New Roman" w:eastAsia="微软雅黑" w:cs="Times New Roman"/>
+                <w:sz w:val="18"/>
+                <w:szCs w:val="18"/>
+              </w:rPr>
+            </w:pPr>
+            <w:r>
+              <w:rPr>
+                <w:rFonts w:ascii="Times New Roman" w:hAnsi="Times New Roman" w:eastAsia="微软雅黑" w:cs="Times New Roman"/>
+                <w:sz w:val="21"/>
+                <w:szCs w:val="21"/>
+                <w:lang w:eastAsia="zh-CN" w:bidi="ar"/>
+              </w:rPr>
+              <w:t>微卫星不稳定（microsatellite instability,</w:t>
+            </w:r>
+            <w:r>
               <w:rPr>
                 <w:rFonts w:ascii="Times New Roman" w:hAnsi="Times New Roman" w:eastAsia="微软雅黑" w:cs="Times New Roman"/>
                 <w:b/>
-                <w:color w:val="244061"/>
-                <w:sz w:val="21"/>
-                <w:szCs w:val="21"/>
-                <w:lang w:eastAsia="zh-CN"/>
-              </w:rPr>
-            </w:pPr>
-            <w:r>
-              <w:rPr>
-                <w:rFonts w:hint="eastAsia" w:ascii="Times New Roman" w:hAnsi="Times New Roman" w:eastAsia="微软雅黑" w:cs="Times New Roman"/>
-                <w:b/>
-                <w:color w:val="244061"/>
-                <w:sz w:val="21"/>
-                <w:szCs w:val="21"/>
-                <w:lang w:eastAsia="zh-CN"/>
-              </w:rPr>
-              <w:t>检测结果</w:t>
+                <w:sz w:val="21"/>
+                <w:szCs w:val="21"/>
+                <w:lang w:eastAsia="zh-CN" w:bidi="ar"/>
+              </w:rPr>
+              <w:t>MSI</w:t>
+            </w:r>
+            <w:r>
+              <w:rPr>
+                <w:rFonts w:ascii="Times New Roman" w:hAnsi="Times New Roman" w:eastAsia="微软雅黑" w:cs="Times New Roman"/>
+                <w:sz w:val="21"/>
+                <w:szCs w:val="21"/>
+                <w:lang w:eastAsia="zh-CN" w:bidi="ar"/>
+              </w:rPr>
+              <w:t>）</w:t>
             </w:r>
           </w:p>
         </w:tc>
@@ -27664,12 +27678,12 @@
       <w:tr>
         <w:tblPrEx>
           <w:tblBorders>
-            <w:top w:val="single" w:color="00B050" w:sz="18" w:space="0"/>
-            <w:left w:val="none" w:color="auto" w:sz="0" w:space="0"/>
-            <w:bottom w:val="single" w:color="A4A4A4" w:sz="4" w:space="0"/>
-            <w:right w:val="none" w:color="auto" w:sz="0" w:space="0"/>
-            <w:insideH w:val="single" w:color="A4A4A4" w:sz="4" w:space="0"/>
-            <w:insideV w:val="single" w:color="A4A4A4" w:sz="4" w:space="0"/>
+            <w:top w:val="single" w:color="45A3A7" w:sz="18" w:space="0"/>
+            <w:left w:val="none" w:color="auto" w:sz="6" w:space="0"/>
+            <w:bottom w:val="dotted" w:color="45A3A7" w:sz="4" w:space="0"/>
+            <w:right w:val="none" w:color="auto" w:sz="6" w:space="0"/>
+            <w:insideH w:val="dotted" w:color="45A3A7" w:sz="4" w:space="0"/>
+            <w:insideV w:val="dotted" w:color="45A3A7" w:sz="4" w:space="0"/>
           </w:tblBorders>
           <w:tblCellMar>
             <w:top w:w="0" w:type="dxa"/>
@@ -27679,137 +27693,75 @@
           </w:tblCellMar>
         </w:tblPrEx>
         <w:trPr>
-          <w:trHeight w:val="567" w:hRule="atLeast"/>
+          <w:trHeight w:val="494" w:hRule="atLeast"/>
           <w:jc w:val="center"/>
         </w:trPr>
         <w:tc>
           <w:tcPr>
-            <w:tcW w:w="5543" w:type="dxa"/>
-            <w:tcBorders>
-              <w:top w:val="dashed" w:color="244061" w:sz="4" w:space="0"/>
-              <w:bottom w:val="dashed" w:color="244061" w:sz="4" w:space="0"/>
-              <w:right w:val="dashed" w:color="244061" w:sz="4" w:space="0"/>
+            <w:tcW w:w="1783" w:type="dxa"/>
+            <w:tcBorders>
+              <w:top w:val="dashed" w:color="243F61" w:themeColor="accent1" w:themeShade="7F" w:sz="4" w:space="0"/>
+              <w:left w:val="nil"/>
+              <w:bottom w:val="dashed" w:color="243F61" w:themeColor="accent1" w:themeShade="7F" w:sz="4" w:space="0"/>
+              <w:right w:val="dashed" w:color="243F61" w:themeColor="accent1" w:themeShade="7F" w:sz="4" w:space="0"/>
             </w:tcBorders>
             <w:shd w:val="clear" w:color="auto" w:fill="auto"/>
             <w:vAlign w:val="center"/>
           </w:tcPr>
           <w:p>
             <w:pPr>
-              <w:spacing w:before="13" w:line="252" w:lineRule="auto"/>
-              <w:ind w:right="174"/>
-              <w:jc w:val="center"/>
-              <w:rPr>
-                <w:rFonts w:ascii="Times New Roman" w:hAnsi="Times New Roman" w:eastAsia="微软雅黑" w:cs="Times New Roman"/>
-                <w:sz w:val="21"/>
-                <w:szCs w:val="21"/>
-                <w:lang w:eastAsia="zh-CN"/>
-              </w:rPr>
-            </w:pPr>
-            <w:r>
+              <w:spacing w:before="26"/>
+              <w:jc w:val="center"/>
               <w:rPr>
                 <w:rFonts w:ascii="Times New Roman" w:hAnsi="Times New Roman" w:eastAsia="微软雅黑" w:cs="Times New Roman"/>
                 <w:b/>
-                <w:bCs/>
-                <w:sz w:val="21"/>
-                <w:szCs w:val="21"/>
-                <w:lang w:eastAsia="zh-CN"/>
-              </w:rPr>
-              <w:t>微卫星不稳定（microsatellite</w:t>
-            </w:r>
-            <w:r>
-              <w:rPr>
-                <w:rFonts w:hint="eastAsia" w:ascii="Times New Roman" w:hAnsi="Times New Roman" w:eastAsia="微软雅黑" w:cs="Times New Roman"/>
+                <w:color w:val="254061" w:themeColor="accent1" w:themeShade="80"/>
+                <w:sz w:val="18"/>
+                <w:szCs w:val="18"/>
+              </w:rPr>
+            </w:pPr>
+            <w:r>
+              <w:rPr>
+                <w:rFonts w:ascii="Times New Roman" w:hAnsi="Times New Roman" w:eastAsia="微软雅黑" w:cs="Times New Roman"/>
                 <w:b/>
-                <w:bCs/>
-                <w:sz w:val="21"/>
-                <w:szCs w:val="21"/>
-                <w:lang w:eastAsia="zh-CN"/>
-              </w:rPr>
-              <w:t xml:space="preserve"> </w:t>
-            </w:r>
-            <w:r>
-              <w:rPr>
-                <w:rFonts w:ascii="Times New Roman" w:hAnsi="Times New Roman" w:eastAsia="微软雅黑" w:cs="Times New Roman"/>
-                <w:b/>
-                <w:bCs/>
-                <w:sz w:val="21"/>
-                <w:szCs w:val="21"/>
-                <w:lang w:eastAsia="zh-CN"/>
-              </w:rPr>
-              <w:t>instability</w:t>
-            </w:r>
-            <w:r>
-              <w:rPr>
-                <w:rFonts w:hint="eastAsia" w:ascii="Times New Roman" w:hAnsi="Times New Roman" w:eastAsia="微软雅黑" w:cs="Times New Roman"/>
-                <w:b/>
-                <w:bCs/>
-                <w:sz w:val="21"/>
-                <w:szCs w:val="21"/>
-                <w:lang w:eastAsia="zh-CN"/>
-              </w:rPr>
-              <w:t>，</w:t>
-            </w:r>
-            <w:r>
-              <w:rPr>
-                <w:rFonts w:ascii="Times New Roman" w:hAnsi="Times New Roman" w:eastAsia="微软雅黑" w:cs="Times New Roman"/>
-                <w:b/>
-                <w:bCs/>
-                <w:sz w:val="21"/>
-                <w:szCs w:val="21"/>
-                <w:lang w:eastAsia="zh-CN"/>
-              </w:rPr>
-              <w:t>MSI）</w:t>
-            </w:r>
-          </w:p>
-        </w:tc>
-        <w:tc>
-          <w:tcPr>
-            <w:tcW w:w="4294" w:type="dxa"/>
-            <w:tcBorders>
-              <w:top w:val="dashed" w:color="244061" w:sz="4" w:space="0"/>
-              <w:left w:val="dashed" w:color="244061" w:sz="4" w:space="0"/>
-              <w:bottom w:val="dashed" w:color="244061" w:sz="4" w:space="0"/>
+                <w:color w:val="254061" w:themeColor="accent1" w:themeShade="80"/>
+                <w:sz w:val="18"/>
+                <w:szCs w:val="18"/>
+                <w:lang w:eastAsia="zh-CN" w:bidi="ar"/>
+              </w:rPr>
+              <w:t>检测结果</w:t>
+            </w:r>
+          </w:p>
+        </w:tc>
+        <w:tc>
+          <w:tcPr>
+            <w:tcW w:w="8087" w:type="dxa"/>
+            <w:tcBorders>
+              <w:top w:val="dashed" w:color="243F61" w:themeColor="accent1" w:themeShade="7F" w:sz="4" w:space="0"/>
+              <w:left w:val="dashed" w:color="243F61" w:themeColor="accent1" w:themeShade="7F" w:sz="4" w:space="0"/>
+              <w:bottom w:val="dashed" w:color="243F61" w:themeColor="accent1" w:themeShade="7F" w:sz="4" w:space="0"/>
+              <w:right w:val="nil"/>
             </w:tcBorders>
             <w:shd w:val="clear" w:color="auto" w:fill="auto"/>
             <w:vAlign w:val="center"/>
           </w:tcPr>
           <w:p>
             <w:pPr>
-              <w:spacing w:before="13" w:line="252" w:lineRule="auto"/>
-              <w:ind w:right="174"/>
-              <w:jc w:val="center"/>
-              <w:rPr>
-                <w:rFonts w:ascii="Times New Roman" w:hAnsi="Times New Roman" w:eastAsia="微软雅黑" w:cs="Times New Roman"/>
-                <w:sz w:val="21"/>
-                <w:szCs w:val="21"/>
-                <w:lang w:eastAsia="zh-CN"/>
-              </w:rPr>
-            </w:pPr>
-            <w:r>
-              <w:rPr>
-                <w:rFonts w:hint="eastAsia" w:ascii="Times New Roman" w:hAnsi="Times New Roman" w:eastAsia="微软雅黑" w:cs="Times New Roman"/>
-                <w:sz w:val="21"/>
-                <w:szCs w:val="21"/>
-                <w:lang w:eastAsia="zh-CN"/>
-              </w:rPr>
-              <w:t>{{ summaryOfRresults.</w:t>
-            </w:r>
+              <w:spacing w:before="26"/>
+              <w:jc w:val="center"/>
+              <w:rPr>
+                <w:rFonts w:ascii="Times New Roman" w:hAnsi="Times New Roman" w:eastAsia="微软雅黑" w:cs="Times New Roman"/>
+                <w:sz w:val="18"/>
+                <w:szCs w:val="18"/>
+              </w:rPr>
+            </w:pPr>
             <w:r>
               <w:rPr>
                 <w:rFonts w:hint="eastAsia" w:ascii="Times New Roman" w:hAnsi="Times New Roman" w:eastAsia="微软雅黑" w:cs="黑体"/>
                 <w:sz w:val="21"/>
                 <w:lang w:eastAsia="zh-CN"/>
               </w:rPr>
-              <w:t>msi_status_state</w:t>
-            </w:r>
-            <w:r>
-              <w:rPr>
-                <w:rFonts w:hint="eastAsia" w:ascii="Times New Roman" w:hAnsi="Times New Roman" w:eastAsia="微软雅黑" w:cs="Times New Roman"/>
-                <w:sz w:val="21"/>
-                <w:szCs w:val="21"/>
-                <w:lang w:eastAsia="zh-CN"/>
-              </w:rPr>
-              <w:t xml:space="preserve"> }}</w:t>
+              <w:t>{{summaryOfRresults.msi_status}}</w:t>
             </w:r>
           </w:p>
         </w:tc>
@@ -27817,12 +27769,12 @@
       <w:tr>
         <w:tblPrEx>
           <w:tblBorders>
-            <w:top w:val="single" w:color="00B050" w:sz="18" w:space="0"/>
-            <w:left w:val="none" w:color="auto" w:sz="0" w:space="0"/>
-            <w:bottom w:val="single" w:color="A4A4A4" w:sz="4" w:space="0"/>
-            <w:right w:val="none" w:color="auto" w:sz="0" w:space="0"/>
-            <w:insideH w:val="single" w:color="A4A4A4" w:sz="4" w:space="0"/>
-            <w:insideV w:val="single" w:color="A4A4A4" w:sz="4" w:space="0"/>
+            <w:top w:val="single" w:color="45A3A7" w:sz="18" w:space="0"/>
+            <w:left w:val="none" w:color="auto" w:sz="6" w:space="0"/>
+            <w:bottom w:val="dotted" w:color="45A3A7" w:sz="4" w:space="0"/>
+            <w:right w:val="none" w:color="auto" w:sz="6" w:space="0"/>
+            <w:insideH w:val="dotted" w:color="45A3A7" w:sz="4" w:space="0"/>
+            <w:insideV w:val="dotted" w:color="45A3A7" w:sz="4" w:space="0"/>
           </w:tblBorders>
           <w:tblCellMar>
             <w:top w:w="0" w:type="dxa"/>
@@ -27832,861 +27784,1620 @@
           </w:tblCellMar>
         </w:tblPrEx>
         <w:trPr>
-          <w:trHeight w:val="90" w:hRule="atLeast"/>
           <w:jc w:val="center"/>
         </w:trPr>
         <w:tc>
           <w:tcPr>
-            <w:tcW w:w="9837" w:type="dxa"/>
-            <w:gridSpan w:val="2"/>
-            <w:tcBorders>
-              <w:top w:val="nil"/>
-              <w:bottom w:val="nil"/>
+            <w:tcW w:w="1783" w:type="dxa"/>
+            <w:tcBorders>
+              <w:top w:val="dashed" w:color="243F61" w:themeColor="accent1" w:themeShade="7F" w:sz="4" w:space="0"/>
+              <w:left w:val="nil"/>
+              <w:bottom w:val="dashed" w:color="243F61" w:themeColor="accent1" w:themeShade="7F" w:sz="4" w:space="0"/>
+              <w:right w:val="dashed" w:color="243F61" w:themeColor="accent1" w:themeShade="7F" w:sz="4" w:space="0"/>
             </w:tcBorders>
             <w:shd w:val="clear" w:color="auto" w:fill="auto"/>
             <w:vAlign w:val="center"/>
           </w:tcPr>
           <w:p>
             <w:pPr>
-              <w:keepNext w:val="0"/>
-              <w:keepLines w:val="0"/>
-              <w:pageBreakBefore w:val="0"/>
-              <w:widowControl w:val="0"/>
-              <w:kinsoku/>
-              <w:wordWrap/>
-              <w:overflowPunct/>
-              <w:topLinePunct w:val="0"/>
-              <w:autoSpaceDE/>
-              <w:autoSpaceDN/>
-              <w:bidi w:val="0"/>
-              <w:adjustRightInd/>
-              <w:snapToGrid/>
-              <w:spacing w:before="0" w:beforeLines="50" w:line="231" w:lineRule="auto"/>
-              <w:textAlignment w:val="auto"/>
+              <w:spacing w:before="26"/>
+              <w:jc w:val="center"/>
               <w:rPr>
                 <w:rFonts w:ascii="Times New Roman" w:hAnsi="Times New Roman" w:eastAsia="微软雅黑" w:cs="Times New Roman"/>
                 <w:b/>
-                <w:sz w:val="18"/>
-                <w:shd w:val="clear" w:color="auto" w:fill="FFFFFF"/>
-                <w:lang w:eastAsia="zh-CN"/>
+                <w:color w:val="254061" w:themeColor="accent1" w:themeShade="80"/>
+                <w:sz w:val="18"/>
+                <w:szCs w:val="18"/>
               </w:rPr>
             </w:pPr>
             <w:r>
               <w:rPr>
                 <w:rFonts w:hint="eastAsia" w:ascii="Times New Roman" w:hAnsi="Times New Roman" w:eastAsia="微软雅黑" w:cs="Times New Roman"/>
                 <w:b/>
-                <w:sz w:val="18"/>
-                <w:shd w:val="clear" w:color="auto" w:fill="FFFFFF"/>
-                <w:lang w:eastAsia="zh-CN"/>
-              </w:rPr>
-              <w:t>指标解析：</w:t>
-            </w:r>
-          </w:p>
-          <w:p>
-            <w:pPr>
-              <w:keepNext w:val="0"/>
-              <w:keepLines w:val="0"/>
-              <w:pageBreakBefore w:val="0"/>
-              <w:widowControl w:val="0"/>
-              <w:kinsoku/>
-              <w:wordWrap/>
-              <w:overflowPunct/>
-              <w:topLinePunct w:val="0"/>
-              <w:autoSpaceDE/>
-              <w:autoSpaceDN/>
-              <w:bidi w:val="0"/>
-              <w:adjustRightInd/>
-              <w:snapToGrid/>
-              <w:spacing w:line="231" w:lineRule="auto"/>
-              <w:ind w:firstLine="360" w:firstLineChars="200"/>
-              <w:textAlignment w:val="auto"/>
-              <w:rPr>
-                <w:rFonts w:ascii="Times New Roman" w:hAnsi="Times New Roman" w:eastAsia="微软雅黑" w:cs="Times New Roman"/>
-                <w:sz w:val="18"/>
-                <w:shd w:val="clear" w:color="auto" w:fill="FFFFFF"/>
-                <w:lang w:eastAsia="zh-CN"/>
-              </w:rPr>
-            </w:pPr>
-            <w:r>
-              <w:rPr>
-                <w:rFonts w:ascii="Times New Roman" w:hAnsi="Times New Roman" w:eastAsia="微软雅黑" w:cs="Times New Roman"/>
-                <w:sz w:val="18"/>
-                <w:shd w:val="clear" w:color="auto" w:fill="FFFFFF"/>
-                <w:lang w:eastAsia="zh-CN"/>
-              </w:rPr>
-              <w:t>微卫星不稳定（MSI）是由于在DNA复制时插入或缺失突变引起的微卫星序列长度改变的现象。</w:t>
-            </w:r>
-            <w:r>
-              <w:rPr>
-                <w:rFonts w:hint="eastAsia" w:ascii="Times New Roman" w:hAnsi="Times New Roman" w:eastAsia="微软雅黑" w:cs="Times New Roman"/>
-                <w:sz w:val="18"/>
-                <w:shd w:val="clear" w:color="auto" w:fill="FFFFFF"/>
-                <w:lang w:eastAsia="zh-CN"/>
-              </w:rPr>
-              <w:t>MSI结果</w:t>
-            </w:r>
-            <w:r>
-              <w:rPr>
-                <w:rFonts w:ascii="Times New Roman" w:hAnsi="Times New Roman" w:eastAsia="微软雅黑" w:cs="Times New Roman"/>
-                <w:sz w:val="18"/>
-                <w:shd w:val="clear" w:color="auto" w:fill="FFFFFF"/>
-                <w:lang w:eastAsia="zh-CN"/>
-              </w:rPr>
-              <w:t>可以分为微卫星稳定型（MSS）、微卫星不稳定型（MSI-H）。MSI-H型结直肠癌、胃癌、子宫内膜癌、胆管癌及胰腺癌等患者可能从免疫治疗PD-1抑制剂类药物中获益。</w:t>
-            </w:r>
-          </w:p>
-          <w:p>
-            <w:pPr>
-              <w:keepNext w:val="0"/>
-              <w:keepLines w:val="0"/>
-              <w:pageBreakBefore w:val="0"/>
-              <w:widowControl w:val="0"/>
-              <w:kinsoku/>
-              <w:wordWrap/>
-              <w:overflowPunct/>
-              <w:topLinePunct w:val="0"/>
-              <w:autoSpaceDE/>
-              <w:autoSpaceDN/>
-              <w:bidi w:val="0"/>
-              <w:adjustRightInd/>
-              <w:snapToGrid/>
-              <w:spacing w:before="0" w:beforeLines="50" w:line="231" w:lineRule="auto"/>
-              <w:textAlignment w:val="auto"/>
-              <w:rPr>
-                <w:rFonts w:ascii="Times New Roman" w:hAnsi="Times New Roman" w:eastAsia="微软雅黑" w:cs="Times New Roman"/>
+                <w:color w:val="254061" w:themeColor="accent1" w:themeShade="80"/>
+                <w:sz w:val="18"/>
+                <w:szCs w:val="18"/>
+                <w:lang w:eastAsia="zh-CN"/>
+              </w:rPr>
+              <w:t>基因突变相关说明</w:t>
+            </w:r>
+          </w:p>
+        </w:tc>
+        <w:tc>
+          <w:tcPr>
+            <w:tcW w:w="8087" w:type="dxa"/>
+            <w:tcBorders>
+              <w:top w:val="dashed" w:color="243F61" w:themeColor="accent1" w:themeShade="7F" w:sz="4" w:space="0"/>
+              <w:left w:val="dashed" w:color="243F61" w:themeColor="accent1" w:themeShade="7F" w:sz="4" w:space="0"/>
+              <w:bottom w:val="dashed" w:color="243F61" w:themeColor="accent1" w:themeShade="7F" w:sz="4" w:space="0"/>
+              <w:right w:val="nil"/>
+            </w:tcBorders>
+            <w:shd w:val="clear" w:color="auto" w:fill="auto"/>
+            <w:vAlign w:val="center"/>
+          </w:tcPr>
+          <w:p>
+            <w:pPr>
+              <w:keepNext/>
+              <w:spacing w:before="26"/>
+              <w:jc w:val="both"/>
+              <w:rPr>
+                <w:rFonts w:ascii="Times New Roman" w:hAnsi="Times New Roman" w:eastAsia="微软雅黑" w:cs="Times New Roman"/>
+                <w:sz w:val="18"/>
+                <w:szCs w:val="18"/>
+                <w:lang w:eastAsia="zh-CN"/>
+              </w:rPr>
+            </w:pPr>
+            <w:r>
+              <w:rPr>
+                <w:rFonts w:hint="eastAsia" w:ascii="Times New Roman" w:hAnsi="Times New Roman" w:eastAsia="微软雅黑" w:cs="Times New Roman"/>
+                <w:sz w:val="18"/>
+                <w:szCs w:val="18"/>
+                <w:lang w:eastAsia="zh-CN"/>
+              </w:rPr>
+              <w:t xml:space="preserve">{% for md in </w:t>
+            </w:r>
+            <w:r>
+              <w:rPr>
+                <w:rFonts w:hint="eastAsia" w:ascii="Times New Roman" w:hAnsi="Times New Roman" w:eastAsia="微软雅黑" w:cs="Times New Roman"/>
+                <w:bCs/>
+                <w:sz w:val="18"/>
+                <w:szCs w:val="18"/>
+                <w:lang w:eastAsia="zh-CN" w:bidi="ar"/>
+              </w:rPr>
+              <w:t>msianalysisOfImmuneTestResults.varDrugNote</w:t>
+            </w:r>
+            <w:r>
+              <w:rPr>
+                <w:rFonts w:hint="eastAsia" w:ascii="Times New Roman" w:hAnsi="Times New Roman" w:eastAsia="微软雅黑" w:cs="Times New Roman"/>
+                <w:sz w:val="18"/>
+                <w:szCs w:val="18"/>
+                <w:lang w:eastAsia="zh-CN"/>
+              </w:rPr>
+              <w:t xml:space="preserve"> %}{% if md.key == '位点说明</w:t>
+            </w:r>
+            <w:r>
+              <w:rPr>
+                <w:rFonts w:ascii="Times New Roman" w:hAnsi="Times New Roman" w:eastAsia="微软雅黑" w:cs="Times New Roman"/>
+                <w:sz w:val="18"/>
+                <w:szCs w:val="18"/>
+                <w:lang w:eastAsia="zh-CN"/>
+              </w:rPr>
+              <w:t>:</w:t>
+            </w:r>
+            <w:r>
+              <w:rPr>
+                <w:rFonts w:hint="eastAsia" w:ascii="Times New Roman" w:hAnsi="Times New Roman" w:eastAsia="微软雅黑" w:cs="Times New Roman"/>
+                <w:sz w:val="18"/>
+                <w:szCs w:val="18"/>
+                <w:lang w:eastAsia="zh-CN"/>
+              </w:rPr>
+              <w:t>' %}</w:t>
+            </w:r>
+            <w:r>
+              <w:rPr>
+                <w:rFonts w:hint="eastAsia" w:ascii="Times New Roman" w:hAnsi="Times New Roman" w:eastAsia="微软雅黑" w:cs="Times New Roman"/>
                 <w:b/>
-                <w:sz w:val="18"/>
-                <w:shd w:val="clear" w:color="auto" w:fill="FFFFFF"/>
-                <w:lang w:eastAsia="zh-CN"/>
-              </w:rPr>
-            </w:pPr>
+                <w:bCs/>
+                <w:sz w:val="18"/>
+                <w:szCs w:val="18"/>
+                <w:lang w:eastAsia="zh-CN"/>
+              </w:rPr>
+              <w:t>{{md.key}}</w:t>
+            </w:r>
+            <w:r>
+              <w:rPr>
+                <w:rFonts w:hint="eastAsia" w:ascii="Times New Roman" w:hAnsi="Times New Roman" w:eastAsia="微软雅黑" w:cs="Times New Roman"/>
+                <w:sz w:val="18"/>
+                <w:szCs w:val="18"/>
+                <w:lang w:eastAsia="zh-CN"/>
+              </w:rPr>
+              <w:t>{{md.value}}{% elif md.value == '' %}{% else%}{% if md.key==</w:t>
+            </w:r>
+            <w:r>
+              <w:rPr>
+                <w:rFonts w:ascii="Times New Roman" w:hAnsi="Times New Roman" w:eastAsia="微软雅黑" w:cs="Times New Roman"/>
+                <w:sz w:val="18"/>
+                <w:szCs w:val="18"/>
+                <w:lang w:eastAsia="zh-CN"/>
+              </w:rPr>
+              <w:t>’</w:t>
+            </w:r>
+            <w:r>
+              <w:rPr>
+                <w:rFonts w:hint="eastAsia" w:ascii="Times New Roman" w:hAnsi="Times New Roman" w:eastAsia="微软雅黑" w:cs="Times New Roman"/>
+                <w:sz w:val="18"/>
+                <w:szCs w:val="18"/>
+                <w:lang w:eastAsia="zh-CN"/>
+              </w:rPr>
+              <w:t>基因说明:</w:t>
+            </w:r>
+            <w:r>
+              <w:rPr>
+                <w:rFonts w:ascii="Times New Roman" w:hAnsi="Times New Roman" w:eastAsia="微软雅黑" w:cs="Times New Roman"/>
+                <w:sz w:val="18"/>
+                <w:szCs w:val="18"/>
+                <w:lang w:eastAsia="zh-CN"/>
+              </w:rPr>
+              <w:t>’</w:t>
+            </w:r>
+            <w:r>
+              <w:rPr>
+                <w:rFonts w:hint="eastAsia" w:ascii="Times New Roman" w:hAnsi="Times New Roman" w:eastAsia="微软雅黑" w:cs="Times New Roman"/>
+                <w:sz w:val="18"/>
+                <w:szCs w:val="18"/>
+                <w:lang w:eastAsia="zh-CN"/>
+              </w:rPr>
+              <w:t xml:space="preserve"> %}</w:t>
+            </w:r>
             <w:r>
               <w:rPr>
                 <w:rFonts w:hint="eastAsia" w:ascii="Times New Roman" w:hAnsi="Times New Roman" w:eastAsia="微软雅黑" w:cs="Times New Roman"/>
                 <w:b/>
-                <w:sz w:val="18"/>
-                <w:shd w:val="clear" w:color="auto" w:fill="FFFFFF"/>
-                <w:lang w:eastAsia="zh-CN"/>
-              </w:rPr>
-              <w:t>临床意义：</w:t>
-            </w:r>
-          </w:p>
-          <w:p>
-            <w:pPr>
-              <w:keepNext w:val="0"/>
-              <w:keepLines w:val="0"/>
-              <w:pageBreakBefore w:val="0"/>
-              <w:widowControl w:val="0"/>
-              <w:numPr>
-                <w:ilvl w:val="0"/>
-                <w:numId w:val="8"/>
-              </w:numPr>
-              <w:kinsoku/>
-              <w:wordWrap/>
-              <w:overflowPunct/>
-              <w:topLinePunct w:val="0"/>
-              <w:autoSpaceDE/>
-              <w:autoSpaceDN/>
-              <w:bidi w:val="0"/>
-              <w:adjustRightInd/>
-              <w:snapToGrid/>
-              <w:spacing w:line="231" w:lineRule="auto"/>
-              <w:textAlignment w:val="auto"/>
-              <w:rPr>
-                <w:rFonts w:ascii="Times New Roman" w:hAnsi="Times New Roman" w:eastAsia="微软雅黑" w:cs="Times New Roman"/>
-                <w:sz w:val="18"/>
-                <w:shd w:val="clear" w:color="auto" w:fill="FFFFFF"/>
-                <w:lang w:eastAsia="zh-CN"/>
-              </w:rPr>
-            </w:pPr>
-            <w:r>
-              <w:rPr>
-                <w:rFonts w:hint="eastAsia" w:ascii="Times New Roman" w:hAnsi="Times New Roman" w:eastAsia="微软雅黑" w:cs="Times New Roman"/>
-                <w:sz w:val="18"/>
-                <w:shd w:val="clear" w:color="auto" w:fill="FFFFFF"/>
-                <w:lang w:eastAsia="zh-CN"/>
-              </w:rPr>
-              <w:t>FDA批准伊匹木单抗与纳武利尤单抗联用治疗在氟嘧啶、奥沙利铂和伊立替康治疗后有进展且微卫星不稳定性高（MSI-H）或错配修复缺陷（dMMR）的转移性结直肠癌成人和12岁及以上儿童患者。</w:t>
-            </w:r>
-          </w:p>
-          <w:p>
-            <w:pPr>
-              <w:keepNext w:val="0"/>
-              <w:keepLines w:val="0"/>
-              <w:pageBreakBefore w:val="0"/>
-              <w:widowControl w:val="0"/>
-              <w:numPr>
-                <w:ilvl w:val="0"/>
-                <w:numId w:val="8"/>
-              </w:numPr>
-              <w:kinsoku/>
-              <w:wordWrap/>
-              <w:overflowPunct/>
-              <w:topLinePunct w:val="0"/>
-              <w:autoSpaceDE/>
-              <w:autoSpaceDN/>
-              <w:bidi w:val="0"/>
-              <w:adjustRightInd/>
-              <w:snapToGrid/>
-              <w:spacing w:line="231" w:lineRule="auto"/>
-              <w:textAlignment w:val="auto"/>
-              <w:rPr>
-                <w:rFonts w:ascii="Times New Roman" w:hAnsi="Times New Roman" w:eastAsia="微软雅黑" w:cs="Times New Roman"/>
-                <w:sz w:val="18"/>
-                <w:shd w:val="clear" w:color="auto" w:fill="FFFFFF"/>
-                <w:lang w:eastAsia="zh-CN"/>
-              </w:rPr>
-            </w:pPr>
-            <w:r>
-              <w:rPr>
-                <w:rFonts w:hint="eastAsia" w:ascii="Times New Roman" w:hAnsi="Times New Roman" w:eastAsia="微软雅黑" w:cs="Times New Roman"/>
-                <w:sz w:val="18"/>
-                <w:shd w:val="clear" w:color="auto" w:fill="FFFFFF"/>
-                <w:lang w:eastAsia="zh-CN"/>
-              </w:rPr>
-              <w:t>FDA批准帕博利珠单抗用于患有不可切除或转移性，微卫星不稳定性高（MSI-H）或错配修复缺陷的实体瘤成年和儿童患者，这些患者在既往治疗后病情进展，并且没有令人满意的替代治疗方案选择。</w:t>
-            </w:r>
-          </w:p>
-          <w:p>
-            <w:pPr>
-              <w:keepNext w:val="0"/>
-              <w:keepLines w:val="0"/>
-              <w:pageBreakBefore w:val="0"/>
-              <w:widowControl w:val="0"/>
-              <w:numPr>
-                <w:ilvl w:val="0"/>
-                <w:numId w:val="8"/>
-              </w:numPr>
-              <w:kinsoku/>
-              <w:wordWrap/>
-              <w:overflowPunct/>
-              <w:topLinePunct w:val="0"/>
-              <w:autoSpaceDE/>
-              <w:autoSpaceDN/>
-              <w:bidi w:val="0"/>
-              <w:adjustRightInd/>
-              <w:snapToGrid/>
-              <w:spacing w:line="231" w:lineRule="auto"/>
-              <w:textAlignment w:val="auto"/>
-              <w:rPr>
-                <w:rFonts w:ascii="Times New Roman" w:hAnsi="Times New Roman" w:eastAsia="微软雅黑" w:cs="Times New Roman"/>
-                <w:sz w:val="18"/>
-                <w:shd w:val="clear" w:color="auto" w:fill="FFFFFF"/>
-                <w:lang w:eastAsia="zh-CN"/>
-              </w:rPr>
-            </w:pPr>
-            <w:r>
-              <w:rPr>
-                <w:rFonts w:hint="eastAsia" w:ascii="Times New Roman" w:hAnsi="Times New Roman" w:eastAsia="微软雅黑" w:cs="Times New Roman"/>
-                <w:sz w:val="18"/>
-                <w:shd w:val="clear" w:color="auto" w:fill="FFFFFF"/>
-                <w:lang w:eastAsia="zh-CN"/>
-              </w:rPr>
-              <w:t>FDA批准帕博利珠单抗：1、用于患有不可切除或转移性，微卫星不稳定性高（MSI-H）或错配修复缺陷的结直肠癌成年和儿童患者，并且这些患者在氟嘧啶，奥沙利铂和伊立替康治疗后疾病进展；2、一线治疗不可切除或转移性微卫星不稳定性高（MSI-H）或错配修复缺陷（dMMR）结直肠癌患者。NMPA批准帕博利珠单抗单药用于KRAS、NRAS和BRAF基因均为野生型、不可切除或转移性高微卫星不稳定性（MSI-H）或错配修复基因缺陷型（dMMR）结直肠癌（CRC）患者的一线治疗。</w:t>
-            </w:r>
-          </w:p>
-          <w:p>
-            <w:pPr>
-              <w:keepNext w:val="0"/>
-              <w:keepLines w:val="0"/>
-              <w:pageBreakBefore w:val="0"/>
-              <w:widowControl w:val="0"/>
-              <w:numPr>
-                <w:ilvl w:val="0"/>
-                <w:numId w:val="8"/>
-              </w:numPr>
-              <w:kinsoku/>
-              <w:wordWrap/>
-              <w:overflowPunct/>
-              <w:topLinePunct w:val="0"/>
-              <w:autoSpaceDE/>
-              <w:autoSpaceDN/>
-              <w:bidi w:val="0"/>
-              <w:adjustRightInd/>
-              <w:snapToGrid/>
-              <w:spacing w:line="231" w:lineRule="auto"/>
-              <w:textAlignment w:val="auto"/>
-              <w:rPr>
-                <w:rFonts w:ascii="Times New Roman" w:hAnsi="Times New Roman" w:eastAsia="微软雅黑" w:cs="Times New Roman"/>
-                <w:sz w:val="18"/>
-                <w:shd w:val="clear" w:color="auto" w:fill="FFFFFF"/>
-                <w:lang w:eastAsia="zh-CN"/>
-              </w:rPr>
-            </w:pPr>
-            <w:r>
-              <w:rPr>
-                <w:rFonts w:hint="eastAsia" w:ascii="Times New Roman" w:hAnsi="Times New Roman" w:eastAsia="微软雅黑" w:cs="Times New Roman"/>
-                <w:sz w:val="18"/>
-                <w:shd w:val="clear" w:color="auto" w:fill="FFFFFF"/>
-                <w:lang w:eastAsia="zh-CN"/>
-              </w:rPr>
-              <w:t>FDA批准帕博利珠单抗单药用于治疗既往在任何情况下接受系统治疗后疾病进展、不适合根治性手术或放疗、经FDA批准的试验确定MSI-H或dMMR的晚期子宫内膜癌患者。</w:t>
-            </w:r>
-          </w:p>
-          <w:p>
-            <w:pPr>
-              <w:keepNext w:val="0"/>
-              <w:keepLines w:val="0"/>
-              <w:pageBreakBefore w:val="0"/>
-              <w:widowControl w:val="0"/>
-              <w:numPr>
-                <w:ilvl w:val="0"/>
-                <w:numId w:val="8"/>
-              </w:numPr>
-              <w:kinsoku/>
-              <w:wordWrap/>
-              <w:overflowPunct/>
-              <w:topLinePunct w:val="0"/>
-              <w:autoSpaceDE/>
-              <w:autoSpaceDN/>
-              <w:bidi w:val="0"/>
-              <w:adjustRightInd/>
-              <w:snapToGrid/>
-              <w:spacing w:line="231" w:lineRule="auto"/>
-              <w:textAlignment w:val="auto"/>
-              <w:rPr>
-                <w:rFonts w:ascii="Times New Roman" w:hAnsi="Times New Roman" w:eastAsia="微软雅黑" w:cs="Times New Roman"/>
-                <w:sz w:val="18"/>
-                <w:shd w:val="clear" w:color="auto" w:fill="FFFFFF"/>
-                <w:lang w:eastAsia="zh-CN"/>
-              </w:rPr>
-            </w:pPr>
-            <w:r>
-              <w:rPr>
-                <w:rFonts w:hint="eastAsia" w:ascii="Times New Roman" w:hAnsi="Times New Roman" w:eastAsia="微软雅黑" w:cs="Times New Roman"/>
-                <w:sz w:val="18"/>
-                <w:shd w:val="clear" w:color="auto" w:fill="FFFFFF"/>
-                <w:lang w:eastAsia="zh-CN"/>
-              </w:rPr>
-              <w:t>FDA批准纳武利尤单抗单药用于具有MSI-H或者dMMR特征，并已经接受过氟尿嘧啶、奥沙利铂、伊利替康治疗后疾病进展的成年或者儿童（12岁以上）转移性结直肠癌患者。</w:t>
-            </w:r>
-          </w:p>
-          <w:p>
-            <w:pPr>
-              <w:keepNext w:val="0"/>
-              <w:keepLines w:val="0"/>
-              <w:pageBreakBefore w:val="0"/>
-              <w:widowControl w:val="0"/>
-              <w:numPr>
-                <w:ilvl w:val="0"/>
-                <w:numId w:val="8"/>
-              </w:numPr>
-              <w:kinsoku/>
-              <w:wordWrap/>
-              <w:overflowPunct/>
-              <w:topLinePunct w:val="0"/>
-              <w:autoSpaceDE/>
-              <w:autoSpaceDN/>
-              <w:bidi w:val="0"/>
-              <w:adjustRightInd/>
-              <w:snapToGrid/>
-              <w:spacing w:line="231" w:lineRule="auto"/>
-              <w:textAlignment w:val="auto"/>
-              <w:rPr>
-                <w:rFonts w:ascii="Times New Roman" w:hAnsi="Times New Roman" w:eastAsia="微软雅黑" w:cs="Times New Roman"/>
-                <w:sz w:val="18"/>
-                <w:shd w:val="clear" w:color="auto" w:fill="FFFFFF"/>
-                <w:lang w:eastAsia="zh-CN"/>
-              </w:rPr>
-            </w:pPr>
-            <w:r>
-              <w:rPr>
-                <w:rFonts w:hint="eastAsia" w:ascii="Times New Roman" w:hAnsi="Times New Roman" w:eastAsia="微软雅黑" w:cs="Times New Roman"/>
-                <w:sz w:val="18"/>
-                <w:shd w:val="clear" w:color="auto" w:fill="FFFFFF"/>
-                <w:lang w:eastAsia="zh-CN"/>
-              </w:rPr>
-              <w:t>NMPA批准恩沃利单抗用于不可切除或转移性微卫星高度不稳定（MSI-H）或错配修复基因缺陷型（dMMR）的成人晚期实体瘤患者的治疗，包括既往经过氟尿嘧啶类、奥沙利铂和伊立替康治疗后出现疾病进展的晚期结直肠癌患者以及既往治疗后出现疾病进展且无满意替代治疗方案的其他晚期实体瘤患者。</w:t>
-            </w:r>
-          </w:p>
-          <w:p>
-            <w:pPr>
-              <w:keepNext w:val="0"/>
-              <w:keepLines w:val="0"/>
-              <w:pageBreakBefore w:val="0"/>
-              <w:widowControl w:val="0"/>
-              <w:numPr>
-                <w:ilvl w:val="0"/>
-                <w:numId w:val="8"/>
-              </w:numPr>
-              <w:kinsoku/>
-              <w:wordWrap/>
-              <w:overflowPunct/>
-              <w:topLinePunct w:val="0"/>
-              <w:autoSpaceDE/>
-              <w:autoSpaceDN/>
-              <w:bidi w:val="0"/>
-              <w:adjustRightInd/>
-              <w:snapToGrid/>
-              <w:spacing w:line="231" w:lineRule="auto"/>
-              <w:textAlignment w:val="auto"/>
-              <w:rPr>
-                <w:rFonts w:ascii="Times New Roman" w:hAnsi="Times New Roman" w:eastAsia="微软雅黑" w:cs="Times New Roman"/>
-                <w:sz w:val="18"/>
-                <w:shd w:val="clear" w:color="auto" w:fill="FFFFFF"/>
-                <w:lang w:eastAsia="zh-CN"/>
-              </w:rPr>
-            </w:pPr>
-            <w:r>
-              <w:rPr>
-                <w:rFonts w:ascii="Times New Roman" w:hAnsi="Times New Roman" w:eastAsia="微软雅黑" w:cs="Times New Roman"/>
-                <w:sz w:val="18"/>
-                <w:shd w:val="clear" w:color="auto" w:fill="FFFFFF"/>
-                <w:lang w:eastAsia="zh-CN"/>
-              </w:rPr>
-              <w:t>NMPA批准</w:t>
-            </w:r>
-            <w:r>
-              <w:rPr>
-                <w:rFonts w:hint="eastAsia" w:ascii="Times New Roman" w:hAnsi="Times New Roman" w:eastAsia="微软雅黑" w:cs="Times New Roman"/>
-                <w:sz w:val="18"/>
-                <w:shd w:val="clear" w:color="auto" w:fill="FFFFFF"/>
-                <w:lang w:eastAsia="zh-CN"/>
-              </w:rPr>
-              <w:t>替雷利珠单抗</w:t>
-            </w:r>
-            <w:r>
-              <w:rPr>
-                <w:rFonts w:ascii="Times New Roman" w:hAnsi="Times New Roman" w:eastAsia="微软雅黑" w:cs="Times New Roman"/>
-                <w:sz w:val="18"/>
-                <w:shd w:val="clear" w:color="auto" w:fill="FFFFFF"/>
-                <w:lang w:eastAsia="zh-CN"/>
-              </w:rPr>
-              <w:t>用于治疗不可切除或转移性微卫星高度不稳定型（MSI-H）或错配修复基因缺陷型</w:t>
-            </w:r>
-            <w:r>
-              <w:rPr>
-                <w:rFonts w:hint="eastAsia" w:ascii="Times New Roman" w:hAnsi="Times New Roman" w:eastAsia="微软雅黑" w:cs="Times New Roman"/>
-                <w:sz w:val="18"/>
-                <w:shd w:val="clear" w:color="auto" w:fill="FFFFFF"/>
-                <w:lang w:eastAsia="zh-CN"/>
-              </w:rPr>
-              <w:t>(</w:t>
-            </w:r>
-            <w:r>
-              <w:rPr>
-                <w:rFonts w:ascii="Times New Roman" w:hAnsi="Times New Roman" w:eastAsia="微软雅黑" w:cs="Times New Roman"/>
-                <w:sz w:val="18"/>
-                <w:shd w:val="clear" w:color="auto" w:fill="FFFFFF"/>
-                <w:lang w:eastAsia="zh-CN"/>
-              </w:rPr>
-              <w:t>dMMR</w:t>
-            </w:r>
-            <w:r>
-              <w:rPr>
-                <w:rFonts w:hint="eastAsia" w:ascii="Times New Roman" w:hAnsi="Times New Roman" w:eastAsia="微软雅黑" w:cs="Times New Roman"/>
-                <w:sz w:val="18"/>
-                <w:shd w:val="clear" w:color="auto" w:fill="FFFFFF"/>
-                <w:lang w:eastAsia="zh-CN"/>
-              </w:rPr>
-              <w:t>)</w:t>
-            </w:r>
-            <w:r>
-              <w:rPr>
-                <w:rFonts w:ascii="Times New Roman" w:hAnsi="Times New Roman" w:eastAsia="微软雅黑" w:cs="Times New Roman"/>
-                <w:sz w:val="18"/>
-                <w:shd w:val="clear" w:color="auto" w:fill="FFFFFF"/>
-                <w:lang w:eastAsia="zh-CN"/>
-              </w:rPr>
-              <w:t>的成人晚期实体瘤患者，包括既往接受过氟尿嘧啶类、奥沙利铂和伊立替康治疗后出现疾病进展的晚期结直肠癌患者；既往治疗后出现疾病进展且无满意替代治疗方案的其他晚期实体瘤患者。</w:t>
-            </w:r>
-          </w:p>
-          <w:p>
-            <w:pPr>
-              <w:keepNext w:val="0"/>
-              <w:keepLines w:val="0"/>
-              <w:pageBreakBefore w:val="0"/>
-              <w:widowControl w:val="0"/>
-              <w:numPr>
-                <w:ilvl w:val="0"/>
-                <w:numId w:val="8"/>
-              </w:numPr>
-              <w:kinsoku/>
-              <w:wordWrap/>
-              <w:overflowPunct/>
-              <w:topLinePunct w:val="0"/>
-              <w:autoSpaceDE/>
-              <w:autoSpaceDN/>
-              <w:bidi w:val="0"/>
-              <w:adjustRightInd/>
-              <w:snapToGrid/>
-              <w:spacing w:line="231" w:lineRule="auto"/>
-              <w:textAlignment w:val="auto"/>
-              <w:rPr>
-                <w:rFonts w:ascii="Times New Roman" w:hAnsi="Times New Roman" w:eastAsia="微软雅黑" w:cs="Times New Roman"/>
-                <w:sz w:val="18"/>
-                <w:shd w:val="clear" w:color="auto" w:fill="FFFFFF"/>
-                <w:lang w:eastAsia="zh-CN"/>
-              </w:rPr>
-            </w:pPr>
-            <w:r>
-              <w:rPr>
-                <w:rFonts w:hint="eastAsia" w:ascii="Times New Roman" w:hAnsi="Times New Roman" w:eastAsia="微软雅黑" w:cs="Times New Roman"/>
-                <w:sz w:val="18"/>
-                <w:shd w:val="clear" w:color="auto" w:fill="FFFFFF"/>
-                <w:lang w:eastAsia="zh-CN"/>
-              </w:rPr>
-              <w:t>N</w:t>
-            </w:r>
-            <w:r>
-              <w:rPr>
-                <w:rFonts w:ascii="Times New Roman" w:hAnsi="Times New Roman" w:eastAsia="微软雅黑" w:cs="Times New Roman"/>
-                <w:sz w:val="18"/>
-                <w:shd w:val="clear" w:color="auto" w:fill="FFFFFF"/>
-                <w:lang w:eastAsia="zh-CN"/>
-              </w:rPr>
-              <w:t>MPA批准</w:t>
-            </w:r>
-            <w:r>
-              <w:rPr>
-                <w:rFonts w:hint="eastAsia" w:ascii="Times New Roman" w:hAnsi="Times New Roman" w:eastAsia="微软雅黑" w:cs="Times New Roman"/>
-                <w:sz w:val="18"/>
-                <w:shd w:val="clear" w:color="auto" w:fill="FFFFFF"/>
-                <w:lang w:eastAsia="zh-CN"/>
-              </w:rPr>
-              <w:t>特普利单抗</w:t>
-            </w:r>
-            <w:r>
-              <w:rPr>
-                <w:rFonts w:ascii="Times New Roman" w:hAnsi="Times New Roman" w:eastAsia="微软雅黑" w:cs="Times New Roman"/>
-                <w:sz w:val="18"/>
-                <w:shd w:val="clear" w:color="auto" w:fill="FFFFFF"/>
-                <w:lang w:eastAsia="zh-CN"/>
-              </w:rPr>
-              <w:t>用于不可切除或转移性的高度微卫星不稳定型（MSI-H）或错配修复缺陷型（dMMR）的晚期实体瘤患者，包括既往经过氟尿嘧啶类、奥沙利铂和伊立替康治疗后出现疾病进展的晚期结直肠癌患者；既往至少一线治疗后出现疾病进展且无满意替代治疗方案的其他晚期实体瘤患者。</w:t>
-            </w:r>
-          </w:p>
-          <w:p>
-            <w:pPr>
-              <w:keepNext w:val="0"/>
-              <w:keepLines w:val="0"/>
-              <w:pageBreakBefore w:val="0"/>
-              <w:widowControl w:val="0"/>
-              <w:numPr>
-                <w:ilvl w:val="0"/>
-                <w:numId w:val="8"/>
-              </w:numPr>
-              <w:kinsoku/>
-              <w:wordWrap/>
-              <w:overflowPunct/>
-              <w:topLinePunct w:val="0"/>
-              <w:autoSpaceDE/>
-              <w:autoSpaceDN/>
-              <w:bidi w:val="0"/>
-              <w:adjustRightInd/>
-              <w:snapToGrid/>
-              <w:spacing w:line="231" w:lineRule="auto"/>
-              <w:textAlignment w:val="auto"/>
-              <w:rPr>
-                <w:rFonts w:ascii="Times New Roman" w:hAnsi="Times New Roman" w:eastAsia="微软雅黑" w:cs="Times New Roman"/>
-                <w:sz w:val="18"/>
-                <w:shd w:val="clear" w:color="auto" w:fill="FFFFFF"/>
-                <w:lang w:eastAsia="zh-CN"/>
-              </w:rPr>
-            </w:pPr>
-            <w:r>
-              <w:rPr>
-                <w:rFonts w:ascii="Times New Roman" w:hAnsi="Times New Roman" w:eastAsia="微软雅黑" w:cs="Times New Roman"/>
-                <w:sz w:val="18"/>
-                <w:shd w:val="clear" w:color="auto" w:fill="FFFFFF"/>
-                <w:lang w:eastAsia="zh-CN"/>
-              </w:rPr>
-              <w:t>NMPA批准</w:t>
-            </w:r>
-            <w:r>
-              <w:rPr>
-                <w:rFonts w:hint="eastAsia" w:ascii="Times New Roman" w:hAnsi="Times New Roman" w:eastAsia="微软雅黑" w:cs="Times New Roman"/>
-                <w:sz w:val="18"/>
-                <w:shd w:val="clear" w:color="auto" w:fill="FFFFFF"/>
-                <w:lang w:eastAsia="zh-CN"/>
-              </w:rPr>
-              <w:t>斯鲁利单抗</w:t>
-            </w:r>
-            <w:r>
-              <w:rPr>
-                <w:rFonts w:ascii="Times New Roman" w:hAnsi="Times New Roman" w:eastAsia="微软雅黑" w:cs="Times New Roman"/>
-                <w:sz w:val="18"/>
-                <w:shd w:val="clear" w:color="auto" w:fill="FFFFFF"/>
-                <w:lang w:eastAsia="zh-CN"/>
-              </w:rPr>
-              <w:t>用于不可切除或转移性微卫星高度不稳定</w:t>
-            </w:r>
-            <w:r>
-              <w:rPr>
-                <w:rFonts w:hint="eastAsia" w:ascii="Times New Roman" w:hAnsi="Times New Roman" w:eastAsia="微软雅黑" w:cs="Times New Roman"/>
-                <w:sz w:val="18"/>
-                <w:shd w:val="clear" w:color="auto" w:fill="FFFFFF"/>
-                <w:lang w:eastAsia="zh-CN"/>
-              </w:rPr>
-              <w:t>（</w:t>
-            </w:r>
-            <w:r>
-              <w:rPr>
-                <w:rFonts w:ascii="Times New Roman" w:hAnsi="Times New Roman" w:eastAsia="微软雅黑" w:cs="Times New Roman"/>
-                <w:sz w:val="18"/>
-                <w:shd w:val="clear" w:color="auto" w:fill="FFFFFF"/>
-                <w:lang w:eastAsia="zh-CN"/>
-              </w:rPr>
-              <w:t>MSI-</w:t>
-            </w:r>
-            <w:r>
-              <w:rPr>
-                <w:rFonts w:hint="eastAsia" w:ascii="Times New Roman" w:hAnsi="Times New Roman" w:eastAsia="微软雅黑" w:cs="Times New Roman"/>
-                <w:sz w:val="18"/>
-                <w:shd w:val="clear" w:color="auto" w:fill="FFFFFF"/>
-                <w:lang w:eastAsia="zh-CN"/>
-              </w:rPr>
-              <w:t>H）</w:t>
-            </w:r>
-            <w:r>
-              <w:rPr>
-                <w:rFonts w:ascii="Times New Roman" w:hAnsi="Times New Roman" w:eastAsia="微软雅黑" w:cs="Times New Roman"/>
-                <w:sz w:val="18"/>
-                <w:shd w:val="clear" w:color="auto" w:fill="FFFFFF"/>
-                <w:lang w:eastAsia="zh-CN"/>
-              </w:rPr>
-              <w:t>成人晚期实体瘤患者，包括既往经过氟尿嘧啶类、奥沙利铂和伊立替康治疗后出现疾病进展的晚期结直肠癌患者；既往至少二线治疗后出现疾病进展且无满意替代治疗方案晚期胃癌患者；既往至少一线治疗后出现疾病进展且无满意替代治疗方案其他晚期实体瘤</w:t>
-            </w:r>
-            <w:r>
-              <w:rPr>
-                <w:rFonts w:hint="eastAsia" w:ascii="Times New Roman" w:hAnsi="Times New Roman" w:eastAsia="微软雅黑" w:cs="Times New Roman"/>
-                <w:sz w:val="18"/>
-                <w:shd w:val="clear" w:color="auto" w:fill="FFFFFF"/>
-                <w:lang w:eastAsia="zh-CN"/>
-              </w:rPr>
-              <w:t>患者。</w:t>
-            </w:r>
-          </w:p>
-          <w:p>
-            <w:pPr>
-              <w:keepNext w:val="0"/>
-              <w:keepLines w:val="0"/>
-              <w:pageBreakBefore w:val="0"/>
-              <w:widowControl w:val="0"/>
-              <w:numPr>
-                <w:ilvl w:val="0"/>
-                <w:numId w:val="8"/>
-              </w:numPr>
-              <w:kinsoku/>
-              <w:wordWrap/>
-              <w:overflowPunct/>
-              <w:topLinePunct w:val="0"/>
-              <w:autoSpaceDE/>
-              <w:autoSpaceDN/>
-              <w:bidi w:val="0"/>
-              <w:adjustRightInd/>
-              <w:snapToGrid/>
-              <w:spacing w:line="231" w:lineRule="auto"/>
-              <w:textAlignment w:val="auto"/>
-              <w:rPr>
-                <w:rFonts w:ascii="Times New Roman" w:hAnsi="Times New Roman" w:eastAsia="微软雅黑" w:cs="Times New Roman"/>
-                <w:sz w:val="18"/>
-                <w:shd w:val="clear" w:color="auto" w:fill="FFFFFF"/>
-                <w:lang w:eastAsia="zh-CN"/>
-              </w:rPr>
-            </w:pPr>
-            <w:r>
-              <w:rPr>
-                <w:rFonts w:ascii="Times New Roman" w:hAnsi="Times New Roman" w:eastAsia="微软雅黑" w:cs="Times New Roman"/>
-                <w:sz w:val="18"/>
-                <w:shd w:val="clear" w:color="auto" w:fill="FFFFFF"/>
-                <w:lang w:eastAsia="zh-CN"/>
-              </w:rPr>
-              <w:t>FDA批准Dostarlimab：1、用于具有错配修复缺陷（dMMR）的复发性或晚期子宫内膜癌成人患者，这些患者在接受含铂化疗期间或之后病情进展且不适合治疗性手术或放射治疗；2、联合卡铂和紫杉醇，随后单药物用于错配修复缺陷（dMMR）或微卫星高度不稳定性（MSI-H）成人原发性晚期或复发性子宫内膜癌。</w:t>
-            </w:r>
-          </w:p>
-          <w:p>
-            <w:pPr>
-              <w:keepNext w:val="0"/>
-              <w:keepLines w:val="0"/>
-              <w:pageBreakBefore w:val="0"/>
-              <w:widowControl w:val="0"/>
-              <w:numPr>
-                <w:ilvl w:val="0"/>
-                <w:numId w:val="8"/>
-              </w:numPr>
-              <w:kinsoku/>
-              <w:wordWrap/>
-              <w:overflowPunct/>
-              <w:topLinePunct w:val="0"/>
-              <w:autoSpaceDE/>
-              <w:autoSpaceDN/>
-              <w:bidi w:val="0"/>
-              <w:adjustRightInd/>
-              <w:snapToGrid/>
-              <w:spacing w:line="231" w:lineRule="auto"/>
-              <w:textAlignment w:val="auto"/>
-              <w:rPr>
-                <w:rFonts w:ascii="Times New Roman" w:hAnsi="Times New Roman" w:eastAsia="微软雅黑" w:cs="Times New Roman"/>
-                <w:sz w:val="18"/>
-                <w:shd w:val="clear" w:color="auto" w:fill="FFFFFF"/>
-                <w:lang w:eastAsia="zh-CN"/>
-              </w:rPr>
-            </w:pPr>
-            <w:r>
-              <w:rPr>
-                <w:rFonts w:ascii="Times New Roman" w:hAnsi="Times New Roman" w:eastAsia="微软雅黑" w:cs="Times New Roman"/>
-                <w:sz w:val="18"/>
-                <w:shd w:val="clear" w:color="auto" w:fill="FFFFFF"/>
-                <w:lang w:eastAsia="zh-CN"/>
-              </w:rPr>
-              <w:t>FDA批准</w:t>
-            </w:r>
-            <w:r>
-              <w:rPr>
-                <w:rFonts w:hint="eastAsia" w:ascii="Times New Roman" w:hAnsi="Times New Roman" w:eastAsia="微软雅黑" w:cs="Times New Roman"/>
-                <w:sz w:val="18"/>
-                <w:shd w:val="clear" w:color="auto" w:fill="FFFFFF"/>
-                <w:lang w:eastAsia="zh-CN"/>
-              </w:rPr>
-              <w:t>帕博利珠单抗</w:t>
-            </w:r>
-            <w:r>
-              <w:rPr>
-                <w:rFonts w:ascii="Times New Roman" w:hAnsi="Times New Roman" w:eastAsia="微软雅黑" w:cs="Times New Roman"/>
-                <w:sz w:val="18"/>
-                <w:shd w:val="clear" w:color="auto" w:fill="FFFFFF"/>
-                <w:lang w:eastAsia="zh-CN"/>
-              </w:rPr>
-              <w:t>联合仑伐替尼用于治疗既往在任何情况下接受系统治疗后疾病进展、不适合根治性手术或放疗、经检测证实不是微卫星高不稳定性（MSI-H）或不是错配修复缺陷（dMMR）的晚期子宫内膜癌（EC）患者。</w:t>
-            </w:r>
-          </w:p>
-          <w:p>
-            <w:pPr>
-              <w:keepNext w:val="0"/>
-              <w:keepLines w:val="0"/>
-              <w:pageBreakBefore w:val="0"/>
-              <w:widowControl w:val="0"/>
-              <w:kinsoku/>
-              <w:wordWrap/>
-              <w:overflowPunct/>
-              <w:topLinePunct w:val="0"/>
-              <w:autoSpaceDE/>
-              <w:autoSpaceDN/>
-              <w:bidi w:val="0"/>
-              <w:adjustRightInd/>
-              <w:snapToGrid/>
-              <w:spacing w:before="0" w:beforeLines="50" w:line="231" w:lineRule="auto"/>
-              <w:textAlignment w:val="auto"/>
-              <w:rPr>
-                <w:rFonts w:ascii="Times New Roman" w:hAnsi="Times New Roman" w:eastAsia="微软雅黑" w:cs="Times New Roman"/>
+                <w:bCs/>
+                <w:sz w:val="18"/>
+                <w:szCs w:val="18"/>
+                <w:lang w:eastAsia="zh-CN"/>
+              </w:rPr>
+              <w:t>MSI定义:</w:t>
+            </w:r>
+            <w:r>
+              <w:rPr>
+                <w:rFonts w:hint="eastAsia" w:ascii="Times New Roman" w:hAnsi="Times New Roman" w:eastAsia="微软雅黑" w:cs="Times New Roman"/>
+                <w:sz w:val="18"/>
+                <w:szCs w:val="18"/>
+                <w:lang w:eastAsia="zh-CN"/>
+              </w:rPr>
+              <w:t>{% else%}</w:t>
+            </w:r>
+            <w:r>
+              <w:rPr>
+                <w:rFonts w:hint="eastAsia" w:ascii="Times New Roman" w:hAnsi="Times New Roman" w:eastAsia="微软雅黑" w:cs="Times New Roman"/>
                 <w:b/>
-                <w:sz w:val="18"/>
-                <w:shd w:val="clear" w:color="auto" w:fill="FFFFFF"/>
-              </w:rPr>
-            </w:pPr>
-            <w:r>
-              <w:rPr>
-                <w:rFonts w:ascii="Times New Roman" w:hAnsi="Times New Roman" w:eastAsia="微软雅黑" w:cs="Times New Roman"/>
-                <w:b/>
-                <w:sz w:val="18"/>
-                <w:shd w:val="clear" w:color="auto" w:fill="FFFFFF"/>
-              </w:rPr>
-              <w:t>注：</w:t>
-            </w:r>
-          </w:p>
-          <w:p>
-            <w:pPr>
-              <w:keepNext w:val="0"/>
-              <w:keepLines w:val="0"/>
-              <w:pageBreakBefore w:val="0"/>
-              <w:widowControl w:val="0"/>
-              <w:numPr>
-                <w:ilvl w:val="0"/>
-                <w:numId w:val="9"/>
-              </w:numPr>
-              <w:kinsoku/>
-              <w:wordWrap/>
-              <w:overflowPunct/>
-              <w:topLinePunct w:val="0"/>
-              <w:autoSpaceDE/>
-              <w:autoSpaceDN/>
-              <w:bidi w:val="0"/>
-              <w:adjustRightInd/>
-              <w:snapToGrid/>
-              <w:spacing w:line="231" w:lineRule="auto"/>
-              <w:textAlignment w:val="auto"/>
-              <w:rPr>
-                <w:rFonts w:ascii="Times New Roman" w:hAnsi="Times New Roman" w:eastAsia="微软雅黑" w:cs="Times New Roman"/>
-                <w:sz w:val="18"/>
-                <w:szCs w:val="18"/>
-                <w:shd w:val="clear" w:color="auto" w:fill="FFFFFF"/>
-                <w:lang w:eastAsia="zh-CN"/>
-              </w:rPr>
-            </w:pPr>
-            <w:r>
-              <w:rPr>
-                <w:rFonts w:hint="eastAsia" w:ascii="Times New Roman" w:hAnsi="Times New Roman" w:eastAsia="微软雅黑" w:cs="Times New Roman"/>
-                <w:sz w:val="18"/>
-                <w:szCs w:val="18"/>
-                <w:shd w:val="clear" w:color="auto" w:fill="FFFFFF"/>
-                <w:lang w:eastAsia="zh-CN"/>
-              </w:rPr>
-              <w:t>本次检测使用NGS技术结合生物信息学算法，基于内部验证数据，通过微卫星位点的长度分布评估判断MSI状态。</w:t>
-            </w:r>
-          </w:p>
-          <w:p>
-            <w:pPr>
-              <w:keepNext w:val="0"/>
-              <w:keepLines w:val="0"/>
-              <w:pageBreakBefore w:val="0"/>
-              <w:widowControl w:val="0"/>
-              <w:numPr>
-                <w:ilvl w:val="0"/>
-                <w:numId w:val="9"/>
-              </w:numPr>
-              <w:kinsoku/>
-              <w:wordWrap/>
-              <w:overflowPunct/>
-              <w:topLinePunct w:val="0"/>
-              <w:autoSpaceDE/>
-              <w:autoSpaceDN/>
-              <w:bidi w:val="0"/>
-              <w:adjustRightInd/>
-              <w:snapToGrid/>
-              <w:spacing w:line="231" w:lineRule="auto"/>
-              <w:textAlignment w:val="auto"/>
-              <w:rPr>
-                <w:rFonts w:ascii="Times New Roman" w:hAnsi="Times New Roman" w:eastAsia="微软雅黑" w:cs="Times New Roman"/>
-                <w:sz w:val="21"/>
-                <w:szCs w:val="21"/>
-                <w:lang w:eastAsia="zh-CN"/>
-              </w:rPr>
-            </w:pPr>
-            <w:r>
-              <w:rPr>
-                <w:rFonts w:hint="eastAsia" w:ascii="Times New Roman" w:hAnsi="Times New Roman" w:eastAsia="微软雅黑" w:cs="Times New Roman"/>
-                <w:sz w:val="18"/>
-                <w:szCs w:val="18"/>
-                <w:shd w:val="clear" w:color="auto" w:fill="FFFFFF"/>
-                <w:lang w:eastAsia="zh-CN"/>
-              </w:rPr>
-              <w:t>血液MSI值预测免疫检查点抑制剂治疗疗效处于临床研究阶段，证据尚不充分，报告仅供临床参考。</w:t>
+                <w:bCs/>
+                <w:sz w:val="18"/>
+                <w:szCs w:val="18"/>
+                <w:lang w:eastAsia="zh-CN"/>
+              </w:rPr>
+              <w:t>{{md.key}}</w:t>
+            </w:r>
+            <w:r>
+              <w:rPr>
+                <w:rFonts w:hint="eastAsia" w:ascii="Times New Roman" w:hAnsi="Times New Roman" w:eastAsia="微软雅黑" w:cs="Times New Roman"/>
+                <w:sz w:val="18"/>
+                <w:szCs w:val="18"/>
+                <w:lang w:eastAsia="zh-CN"/>
+              </w:rPr>
+              <w:t>{% endif %}{{md.value}}</w:t>
+            </w:r>
+          </w:p>
+          <w:p>
+            <w:pPr>
+              <w:spacing w:before="26"/>
+              <w:jc w:val="both"/>
+              <w:rPr>
+                <w:rFonts w:ascii="Times New Roman" w:hAnsi="Times New Roman" w:eastAsia="微软雅黑" w:cs="Times New Roman"/>
+                <w:sz w:val="18"/>
+                <w:szCs w:val="18"/>
+              </w:rPr>
+            </w:pPr>
+            <w:r>
+              <w:rPr>
+                <w:rFonts w:hint="eastAsia" w:ascii="Times New Roman" w:hAnsi="Times New Roman" w:eastAsia="微软雅黑" w:cs="Times New Roman"/>
+                <w:sz w:val="18"/>
+                <w:szCs w:val="18"/>
+                <w:lang w:eastAsia="zh-CN"/>
+              </w:rPr>
+              <w:t>{% endif %}{% endfor %}</w:t>
             </w:r>
           </w:p>
         </w:tc>
       </w:tr>
-      <w:bookmarkEnd w:id="48"/>
     </w:tbl>
     <w:p>
       <w:pPr>
+        <w:spacing w:before="26"/>
+        <w:rPr>
+          <w:rFonts w:ascii="Times New Roman" w:hAnsi="Times New Roman" w:eastAsia="微软雅黑" w:cs="Times New Roman"/>
+          <w:b/>
+          <w:color w:val="auto"/>
+          <w:sz w:val="24"/>
+          <w:szCs w:val="24"/>
+        </w:rPr>
+      </w:pPr>
+      <w:r>
         <w:rPr>
           <w:rFonts w:hint="eastAsia" w:ascii="Times New Roman" w:hAnsi="Times New Roman" w:eastAsia="微软雅黑" w:cs="Times New Roman"/>
           <w:b/>
-          <w:sz w:val="21"/>
-          <w:szCs w:val="21"/>
-          <w:lang w:eastAsia="zh-CN" w:bidi="ar"/>
+          <w:color w:val="auto"/>
+          <w:sz w:val="24"/>
+          <w:szCs w:val="24"/>
+          <w:lang w:eastAsia="zh-CN"/>
+        </w:rPr>
+        <w:t>{% if msianalysisOfImmuneTestResults.</w:t>
+      </w:r>
+      <w:r>
+        <w:rPr>
+          <w:rFonts w:ascii="Times New Roman" w:hAnsi="Times New Roman" w:eastAsia="微软雅黑" w:cs="Times New Roman"/>
+          <w:b/>
+          <w:color w:val="auto"/>
+          <w:sz w:val="24"/>
+          <w:szCs w:val="24"/>
+          <w:lang w:eastAsia="zh-CN"/>
+        </w:rPr>
+        <w:t>drugResearchList</w:t>
+      </w:r>
+      <w:r>
+        <w:rPr>
+          <w:rFonts w:hint="eastAsia" w:ascii="Times New Roman" w:hAnsi="Times New Roman" w:eastAsia="微软雅黑" w:cs="Times New Roman"/>
+          <w:b/>
+          <w:color w:val="auto"/>
+          <w:sz w:val="24"/>
+          <w:szCs w:val="24"/>
+          <w:lang w:eastAsia="zh-CN"/>
+        </w:rPr>
+        <w:t xml:space="preserve"> != [] %}</w:t>
+      </w:r>
+    </w:p>
+    <w:p>
+      <w:pPr>
+        <w:keepNext w:val="0"/>
+        <w:keepLines w:val="0"/>
+        <w:pageBreakBefore w:val="0"/>
+        <w:widowControl w:val="0"/>
+        <w:kinsoku/>
+        <w:wordWrap/>
+        <w:overflowPunct/>
+        <w:topLinePunct w:val="0"/>
+        <w:autoSpaceDE/>
+        <w:autoSpaceDN/>
+        <w:bidi w:val="0"/>
+        <w:adjustRightInd/>
+        <w:snapToGrid/>
+        <w:spacing w:before="26"/>
+        <w:ind w:left="414"/>
+        <w:textAlignment w:val="auto"/>
+        <w:rPr>
+          <w:rFonts w:ascii="Times New Roman" w:hAnsi="Times New Roman" w:eastAsia="微软雅黑" w:cs="Times New Roman"/>
+          <w:b/>
+          <w:color w:val="auto"/>
+          <w:sz w:val="24"/>
+          <w:szCs w:val="24"/>
+          <w:lang w:eastAsia="zh-CN"/>
         </w:rPr>
       </w:pPr>
       <w:r>
         <w:rPr>
+          <w:rFonts w:ascii="Times New Roman" w:hAnsi="Times New Roman" w:eastAsia="微软雅黑" w:cs="Times New Roman"/>
+          <w:b/>
+          <w:color w:val="auto"/>
+          <w:sz w:val="24"/>
+          <w:lang w:eastAsia="zh-CN"/>
+        </w:rPr>
+        <w:t>潜在受益药物研究信息：</w:t>
+      </w:r>
+    </w:p>
+    <w:tbl>
+      <w:tblPr>
+        <w:tblStyle w:val="19"/>
+        <w:tblpPr w:leftFromText="180" w:rightFromText="180" w:vertAnchor="text" w:tblpXSpec="center" w:tblpY="1"/>
+        <w:tblOverlap w:val="never"/>
+        <w:tblW w:w="9870" w:type="dxa"/>
+        <w:jc w:val="center"/>
+        <w:tblBorders>
+          <w:top w:val="single" w:color="244061" w:sz="18" w:space="0"/>
+          <w:left w:val="none" w:color="auto" w:sz="0" w:space="0"/>
+          <w:bottom w:val="dashed" w:color="244061" w:sz="4" w:space="0"/>
+          <w:right w:val="none" w:color="auto" w:sz="0" w:space="0"/>
+          <w:insideH w:val="dashed" w:color="244061" w:sz="4" w:space="0"/>
+          <w:insideV w:val="dashed" w:color="244061" w:sz="4" w:space="0"/>
+        </w:tblBorders>
+        <w:shd w:val="clear" w:color="auto" w:fill="auto"/>
+        <w:tblLayout w:type="fixed"/>
+        <w:tblCellMar>
+          <w:top w:w="0" w:type="dxa"/>
+          <w:left w:w="108" w:type="dxa"/>
+          <w:bottom w:w="0" w:type="dxa"/>
+          <w:right w:w="108" w:type="dxa"/>
+        </w:tblCellMar>
+      </w:tblPr>
+      <w:tblGrid>
+        <w:gridCol w:w="1526"/>
+        <w:gridCol w:w="1417"/>
+        <w:gridCol w:w="1134"/>
+        <w:gridCol w:w="5793"/>
+      </w:tblGrid>
+      <w:tr>
+        <w:tblPrEx>
+          <w:tblBorders>
+            <w:top w:val="single" w:color="244061" w:sz="18" w:space="0"/>
+            <w:left w:val="none" w:color="auto" w:sz="0" w:space="0"/>
+            <w:bottom w:val="dashed" w:color="244061" w:sz="4" w:space="0"/>
+            <w:right w:val="none" w:color="auto" w:sz="0" w:space="0"/>
+            <w:insideH w:val="dashed" w:color="244061" w:sz="4" w:space="0"/>
+            <w:insideV w:val="dashed" w:color="244061" w:sz="4" w:space="0"/>
+          </w:tblBorders>
+          <w:shd w:val="clear" w:color="auto" w:fill="auto"/>
+          <w:tblCellMar>
+            <w:top w:w="0" w:type="dxa"/>
+            <w:left w:w="108" w:type="dxa"/>
+            <w:bottom w:w="0" w:type="dxa"/>
+            <w:right w:w="108" w:type="dxa"/>
+          </w:tblCellMar>
+        </w:tblPrEx>
+        <w:trPr>
+          <w:trHeight w:val="417" w:hRule="atLeast"/>
+          <w:jc w:val="center"/>
+        </w:trPr>
+        <w:tc>
+          <w:tcPr>
+            <w:tcW w:w="1526" w:type="dxa"/>
+            <w:shd w:val="clear" w:color="auto" w:fill="auto"/>
+            <w:vAlign w:val="center"/>
+          </w:tcPr>
+          <w:p>
+            <w:pPr>
+              <w:keepNext/>
+              <w:spacing w:before="26"/>
+              <w:ind w:firstLine="180" w:firstLineChars="100"/>
+              <w:rPr>
+                <w:rFonts w:ascii="Times New Roman" w:hAnsi="Times New Roman" w:eastAsia="微软雅黑" w:cs="Times New Roman"/>
+                <w:b/>
+                <w:color w:val="244061"/>
+                <w:sz w:val="18"/>
+                <w:szCs w:val="18"/>
+                <w:lang w:eastAsia="zh-CN"/>
+              </w:rPr>
+            </w:pPr>
+            <w:r>
+              <w:rPr>
+                <w:rFonts w:ascii="Times New Roman" w:hAnsi="Times New Roman" w:eastAsia="微软雅黑" w:cs="Times New Roman"/>
+                <w:b/>
+                <w:color w:val="244061"/>
+                <w:sz w:val="18"/>
+                <w:szCs w:val="18"/>
+                <w:lang w:eastAsia="zh-CN"/>
+              </w:rPr>
+              <w:t>药物名称</w:t>
+            </w:r>
+          </w:p>
+        </w:tc>
+        <w:tc>
+          <w:tcPr>
+            <w:tcW w:w="1417" w:type="dxa"/>
+            <w:shd w:val="clear" w:color="auto" w:fill="auto"/>
+            <w:vAlign w:val="center"/>
+          </w:tcPr>
+          <w:p>
+            <w:pPr>
+              <w:keepNext/>
+              <w:spacing w:before="26"/>
+              <w:jc w:val="center"/>
+              <w:rPr>
+                <w:rFonts w:ascii="Times New Roman" w:hAnsi="Times New Roman" w:eastAsia="微软雅黑" w:cs="Times New Roman"/>
+                <w:b/>
+                <w:color w:val="244061"/>
+                <w:sz w:val="18"/>
+                <w:szCs w:val="18"/>
+                <w:lang w:eastAsia="zh-CN"/>
+              </w:rPr>
+            </w:pPr>
+            <w:r>
+              <w:rPr>
+                <w:rFonts w:ascii="Times New Roman" w:hAnsi="Times New Roman" w:eastAsia="微软雅黑" w:cs="Times New Roman"/>
+                <w:b/>
+                <w:color w:val="244061"/>
+                <w:sz w:val="18"/>
+                <w:szCs w:val="18"/>
+                <w:lang w:eastAsia="zh-CN"/>
+              </w:rPr>
+              <w:t>相关疾病</w:t>
+            </w:r>
+          </w:p>
+        </w:tc>
+        <w:tc>
+          <w:tcPr>
+            <w:tcW w:w="1134" w:type="dxa"/>
+            <w:shd w:val="clear" w:color="auto" w:fill="auto"/>
+            <w:vAlign w:val="center"/>
+          </w:tcPr>
+          <w:p>
+            <w:pPr>
+              <w:keepNext/>
+              <w:spacing w:before="26"/>
+              <w:jc w:val="center"/>
+              <w:rPr>
+                <w:rFonts w:ascii="Times New Roman" w:hAnsi="Times New Roman" w:eastAsia="微软雅黑" w:cs="Times New Roman"/>
+                <w:b/>
+                <w:color w:val="244061"/>
+                <w:sz w:val="18"/>
+                <w:szCs w:val="18"/>
+                <w:lang w:eastAsia="zh-CN"/>
+              </w:rPr>
+            </w:pPr>
+            <w:r>
+              <w:rPr>
+                <w:rFonts w:ascii="Times New Roman" w:hAnsi="Times New Roman" w:eastAsia="微软雅黑" w:cs="Times New Roman"/>
+                <w:b/>
+                <w:color w:val="244061"/>
+                <w:sz w:val="18"/>
+                <w:szCs w:val="18"/>
+                <w:lang w:eastAsia="zh-CN"/>
+              </w:rPr>
+              <w:t>证据</w:t>
+            </w:r>
+            <w:r>
+              <w:rPr>
+                <w:rFonts w:hint="eastAsia" w:ascii="Times New Roman" w:hAnsi="Times New Roman" w:eastAsia="微软雅黑" w:cs="Times New Roman"/>
+                <w:b/>
+                <w:color w:val="244061"/>
+                <w:sz w:val="18"/>
+                <w:szCs w:val="18"/>
+                <w:lang w:eastAsia="zh-CN"/>
+              </w:rPr>
+              <w:t>等级</w:t>
+            </w:r>
+          </w:p>
+        </w:tc>
+        <w:tc>
+          <w:tcPr>
+            <w:tcW w:w="5793" w:type="dxa"/>
+            <w:shd w:val="clear" w:color="auto" w:fill="auto"/>
+            <w:vAlign w:val="center"/>
+          </w:tcPr>
+          <w:p>
+            <w:pPr>
+              <w:keepNext/>
+              <w:spacing w:before="26"/>
+              <w:jc w:val="center"/>
+              <w:rPr>
+                <w:rFonts w:ascii="Times New Roman" w:hAnsi="Times New Roman" w:eastAsia="微软雅黑" w:cs="Times New Roman"/>
+                <w:b/>
+                <w:color w:val="244061"/>
+                <w:sz w:val="18"/>
+                <w:szCs w:val="18"/>
+                <w:lang w:eastAsia="zh-CN"/>
+              </w:rPr>
+            </w:pPr>
+            <w:r>
+              <w:rPr>
+                <w:rFonts w:ascii="Times New Roman" w:hAnsi="Times New Roman" w:eastAsia="微软雅黑" w:cs="Times New Roman"/>
+                <w:b/>
+                <w:color w:val="244061"/>
+                <w:sz w:val="18"/>
+                <w:szCs w:val="18"/>
+                <w:lang w:eastAsia="zh-CN"/>
+              </w:rPr>
+              <w:t>循证医学信息</w:t>
+            </w:r>
+          </w:p>
+        </w:tc>
+      </w:tr>
+      <w:tr>
+        <w:tblPrEx>
+          <w:tblBorders>
+            <w:top w:val="single" w:color="244061" w:sz="18" w:space="0"/>
+            <w:left w:val="none" w:color="auto" w:sz="0" w:space="0"/>
+            <w:bottom w:val="dashed" w:color="244061" w:sz="4" w:space="0"/>
+            <w:right w:val="none" w:color="auto" w:sz="0" w:space="0"/>
+            <w:insideH w:val="dashed" w:color="244061" w:sz="4" w:space="0"/>
+            <w:insideV w:val="dashed" w:color="244061" w:sz="4" w:space="0"/>
+          </w:tblBorders>
+          <w:tblCellMar>
+            <w:top w:w="0" w:type="dxa"/>
+            <w:left w:w="108" w:type="dxa"/>
+            <w:bottom w:w="0" w:type="dxa"/>
+            <w:right w:w="108" w:type="dxa"/>
+          </w:tblCellMar>
+        </w:tblPrEx>
+        <w:trPr>
+          <w:trHeight w:val="494" w:hRule="atLeast"/>
+          <w:jc w:val="center"/>
+        </w:trPr>
+        <w:tc>
+          <w:tcPr>
+            <w:tcW w:w="9870" w:type="dxa"/>
+            <w:gridSpan w:val="4"/>
+            <w:shd w:val="clear" w:color="auto" w:fill="auto"/>
+            <w:vAlign w:val="center"/>
+          </w:tcPr>
+          <w:p>
+            <w:pPr>
+              <w:keepNext/>
+              <w:spacing w:before="26"/>
+              <w:jc w:val="center"/>
+              <w:rPr>
+                <w:rFonts w:ascii="Times New Roman" w:hAnsi="Times New Roman" w:eastAsia="微软雅黑" w:cs="Times New Roman"/>
+                <w:bCs/>
+                <w:color w:val="auto"/>
+                <w:sz w:val="18"/>
+                <w:szCs w:val="18"/>
+                <w:highlight w:val="yellow"/>
+                <w:lang w:eastAsia="zh-CN"/>
+              </w:rPr>
+            </w:pPr>
+            <w:r>
+              <w:rPr>
+                <w:rFonts w:hint="eastAsia" w:ascii="Times New Roman" w:hAnsi="Times New Roman" w:eastAsia="微软雅黑" w:cs="Times New Roman"/>
+                <w:b/>
+                <w:color w:val="auto"/>
+                <w:sz w:val="18"/>
+                <w:szCs w:val="18"/>
+                <w:lang w:eastAsia="zh-CN"/>
+              </w:rPr>
+              <w:t>{%tr for msicli in msianalysisOfImmuneTestResults.drugResearchList %}</w:t>
+            </w:r>
+          </w:p>
+        </w:tc>
+      </w:tr>
+      <w:tr>
+        <w:tblPrEx>
+          <w:tblBorders>
+            <w:top w:val="single" w:color="244061" w:sz="18" w:space="0"/>
+            <w:left w:val="none" w:color="auto" w:sz="0" w:space="0"/>
+            <w:bottom w:val="dashed" w:color="244061" w:sz="4" w:space="0"/>
+            <w:right w:val="none" w:color="auto" w:sz="0" w:space="0"/>
+            <w:insideH w:val="dashed" w:color="244061" w:sz="4" w:space="0"/>
+            <w:insideV w:val="dashed" w:color="244061" w:sz="4" w:space="0"/>
+          </w:tblBorders>
+          <w:shd w:val="clear" w:color="auto" w:fill="auto"/>
+          <w:tblCellMar>
+            <w:top w:w="0" w:type="dxa"/>
+            <w:left w:w="108" w:type="dxa"/>
+            <w:bottom w:w="0" w:type="dxa"/>
+            <w:right w:w="108" w:type="dxa"/>
+          </w:tblCellMar>
+        </w:tblPrEx>
+        <w:trPr>
+          <w:trHeight w:val="494" w:hRule="atLeast"/>
+          <w:jc w:val="center"/>
+        </w:trPr>
+        <w:tc>
+          <w:tcPr>
+            <w:tcW w:w="1526" w:type="dxa"/>
+            <w:shd w:val="clear" w:color="auto" w:fill="auto"/>
+            <w:vAlign w:val="center"/>
+          </w:tcPr>
+          <w:p>
+            <w:pPr>
+              <w:spacing w:before="1" w:line="249" w:lineRule="auto"/>
+              <w:ind w:right="131"/>
+              <w:jc w:val="center"/>
+              <w:rPr>
+                <w:rFonts w:hint="default" w:ascii="Times New Roman" w:hAnsi="Times New Roman" w:eastAsia="微软雅黑" w:cs="Times New Roman"/>
+                <w:b/>
+                <w:color w:val="auto"/>
+                <w:sz w:val="18"/>
+                <w:szCs w:val="18"/>
+                <w:highlight w:val="yellow"/>
+                <w:lang w:val="en-US"/>
+              </w:rPr>
+            </w:pPr>
+            <w:r>
+              <w:rPr>
+                <w:rFonts w:hint="eastAsia" w:ascii="Times New Roman" w:hAnsi="Times New Roman" w:eastAsia="微软雅黑" w:cs="Times New Roman"/>
+                <w:color w:val="auto"/>
+                <w:sz w:val="18"/>
+                <w:szCs w:val="18"/>
+                <w:lang w:eastAsia="zh-CN"/>
+              </w:rPr>
+              <w:t>{{</w:t>
+            </w:r>
+            <w:r>
+              <w:rPr>
+                <w:rFonts w:hint="eastAsia" w:ascii="Times New Roman" w:hAnsi="Times New Roman" w:eastAsia="微软雅黑" w:cs="Times New Roman"/>
+                <w:bCs/>
+                <w:color w:val="auto"/>
+                <w:sz w:val="18"/>
+                <w:szCs w:val="18"/>
+                <w:lang w:eastAsia="zh-CN"/>
+              </w:rPr>
+              <w:t xml:space="preserve"> msicli.drug_name_chinese|replace('#', '')</w:t>
+            </w:r>
+            <w:r>
+              <w:rPr>
+                <w:rFonts w:hint="eastAsia" w:ascii="Times New Roman" w:hAnsi="Times New Roman" w:eastAsia="微软雅黑" w:cs="Times New Roman"/>
+                <w:color w:val="auto"/>
+                <w:sz w:val="18"/>
+                <w:szCs w:val="18"/>
+                <w:lang w:eastAsia="zh-CN"/>
+              </w:rPr>
+              <w:t>}</w:t>
+            </w:r>
+            <w:r>
+              <w:rPr>
+                <w:rFonts w:hint="eastAsia" w:ascii="Times New Roman" w:hAnsi="Times New Roman" w:eastAsia="微软雅黑" w:cs="Times New Roman"/>
+                <w:color w:val="auto"/>
+                <w:sz w:val="18"/>
+                <w:szCs w:val="18"/>
+                <w:lang w:val="en-US" w:eastAsia="zh-CN"/>
+              </w:rPr>
+              <w:t>}</w:t>
+            </w:r>
+          </w:p>
+        </w:tc>
+        <w:tc>
+          <w:tcPr>
+            <w:tcW w:w="1417" w:type="dxa"/>
+            <w:shd w:val="clear" w:color="auto" w:fill="auto"/>
+            <w:vAlign w:val="center"/>
+          </w:tcPr>
+          <w:p>
+            <w:pPr>
+              <w:keepNext/>
+              <w:spacing w:before="26"/>
+              <w:jc w:val="center"/>
+              <w:rPr>
+                <w:rFonts w:ascii="Times New Roman" w:hAnsi="Times New Roman" w:eastAsia="微软雅黑" w:cs="Times New Roman"/>
+                <w:bCs/>
+                <w:color w:val="auto"/>
+                <w:sz w:val="18"/>
+                <w:szCs w:val="18"/>
+                <w:highlight w:val="yellow"/>
+                <w:lang w:eastAsia="zh-CN"/>
+              </w:rPr>
+            </w:pPr>
+            <w:r>
+              <w:rPr>
+                <w:rFonts w:hint="eastAsia" w:ascii="Times New Roman" w:hAnsi="Times New Roman" w:eastAsia="微软雅黑" w:cs="Times New Roman"/>
+                <w:color w:val="auto"/>
+                <w:sz w:val="18"/>
+                <w:szCs w:val="18"/>
+                <w:lang w:eastAsia="zh-CN"/>
+              </w:rPr>
+              <w:t>{{</w:t>
+            </w:r>
+            <w:r>
+              <w:rPr>
+                <w:rFonts w:hint="eastAsia" w:ascii="Times New Roman" w:hAnsi="Times New Roman" w:eastAsia="微软雅黑" w:cs="Times New Roman"/>
+                <w:bCs/>
+                <w:color w:val="auto"/>
+                <w:sz w:val="18"/>
+                <w:szCs w:val="18"/>
+                <w:lang w:eastAsia="zh-CN"/>
+              </w:rPr>
+              <w:t xml:space="preserve"> msicli</w:t>
+            </w:r>
+            <w:r>
+              <w:rPr>
+                <w:rFonts w:hint="eastAsia" w:ascii="Times New Roman" w:hAnsi="Times New Roman" w:eastAsia="微软雅黑" w:cs="Times New Roman"/>
+                <w:color w:val="auto"/>
+                <w:sz w:val="18"/>
+                <w:szCs w:val="18"/>
+                <w:lang w:eastAsia="zh-CN"/>
+              </w:rPr>
+              <w:t>.</w:t>
+            </w:r>
+            <w:r>
+              <w:rPr>
+                <w:rFonts w:hint="eastAsia" w:ascii="Times New Roman" w:hAnsi="Times New Roman" w:eastAsia="微软雅黑" w:cs="Times New Roman"/>
+                <w:bCs/>
+                <w:color w:val="auto"/>
+                <w:sz w:val="18"/>
+                <w:szCs w:val="18"/>
+                <w:lang w:eastAsia="zh-CN"/>
+              </w:rPr>
+              <w:t>disease_name_chinese</w:t>
+            </w:r>
+            <w:r>
+              <w:rPr>
+                <w:rFonts w:hint="eastAsia" w:ascii="Times New Roman" w:hAnsi="Times New Roman" w:eastAsia="微软雅黑" w:cs="Times New Roman"/>
+                <w:color w:val="auto"/>
+                <w:sz w:val="18"/>
+                <w:szCs w:val="18"/>
+                <w:lang w:eastAsia="zh-CN"/>
+              </w:rPr>
+              <w:t>}}</w:t>
+            </w:r>
+          </w:p>
+        </w:tc>
+        <w:tc>
+          <w:tcPr>
+            <w:tcW w:w="1134" w:type="dxa"/>
+            <w:shd w:val="clear" w:color="auto" w:fill="auto"/>
+            <w:vAlign w:val="center"/>
+          </w:tcPr>
+          <w:p>
+            <w:pPr>
+              <w:keepNext/>
+              <w:spacing w:before="26"/>
+              <w:jc w:val="center"/>
+              <w:rPr>
+                <w:rFonts w:ascii="Times New Roman" w:hAnsi="Times New Roman" w:eastAsia="微软雅黑" w:cs="Times New Roman"/>
+                <w:bCs/>
+                <w:color w:val="auto"/>
+                <w:sz w:val="18"/>
+                <w:szCs w:val="18"/>
+                <w:highlight w:val="yellow"/>
+                <w:lang w:eastAsia="zh-CN"/>
+              </w:rPr>
+            </w:pPr>
+            <w:r>
+              <w:rPr>
+                <w:rFonts w:hint="eastAsia" w:ascii="Times New Roman" w:hAnsi="Times New Roman" w:eastAsia="微软雅黑" w:cs="Times New Roman"/>
+                <w:color w:val="auto"/>
+                <w:sz w:val="18"/>
+                <w:szCs w:val="18"/>
+                <w:lang w:eastAsia="zh-CN"/>
+              </w:rPr>
+              <w:t>{{</w:t>
+            </w:r>
+            <w:r>
+              <w:rPr>
+                <w:rFonts w:hint="eastAsia" w:ascii="Times New Roman" w:hAnsi="Times New Roman" w:eastAsia="微软雅黑" w:cs="Times New Roman"/>
+                <w:bCs/>
+                <w:color w:val="auto"/>
+                <w:sz w:val="18"/>
+                <w:szCs w:val="18"/>
+                <w:lang w:eastAsia="zh-CN"/>
+              </w:rPr>
+              <w:t xml:space="preserve"> msicli.evidence_phase_chinese</w:t>
+            </w:r>
+            <w:r>
+              <w:rPr>
+                <w:rFonts w:hint="eastAsia" w:ascii="Times New Roman" w:hAnsi="Times New Roman" w:eastAsia="微软雅黑" w:cs="Times New Roman"/>
+                <w:color w:val="auto"/>
+                <w:sz w:val="18"/>
+                <w:szCs w:val="18"/>
+                <w:lang w:eastAsia="zh-CN"/>
+              </w:rPr>
+              <w:t>}}</w:t>
+            </w:r>
+          </w:p>
+        </w:tc>
+        <w:tc>
+          <w:tcPr>
+            <w:tcW w:w="5793" w:type="dxa"/>
+            <w:shd w:val="clear" w:color="auto" w:fill="auto"/>
+            <w:vAlign w:val="center"/>
+          </w:tcPr>
+          <w:p>
+            <w:pPr>
+              <w:keepNext/>
+              <w:spacing w:before="26"/>
+              <w:jc w:val="center"/>
+              <w:rPr>
+                <w:rFonts w:ascii="Times New Roman" w:hAnsi="Times New Roman" w:eastAsia="微软雅黑" w:cs="Times New Roman"/>
+                <w:bCs/>
+                <w:color w:val="auto"/>
+                <w:sz w:val="18"/>
+                <w:szCs w:val="18"/>
+                <w:highlight w:val="yellow"/>
+                <w:lang w:eastAsia="zh-CN"/>
+              </w:rPr>
+            </w:pPr>
+            <w:r>
+              <w:rPr>
+                <w:rFonts w:hint="eastAsia" w:ascii="Times New Roman" w:hAnsi="Times New Roman" w:eastAsia="微软雅黑" w:cs="Times New Roman"/>
+                <w:color w:val="auto"/>
+                <w:sz w:val="18"/>
+                <w:szCs w:val="18"/>
+                <w:lang w:eastAsia="zh-CN"/>
+              </w:rPr>
+              <w:t>{{</w:t>
+            </w:r>
+            <w:r>
+              <w:rPr>
+                <w:rFonts w:hint="eastAsia" w:ascii="Times New Roman" w:hAnsi="Times New Roman" w:eastAsia="微软雅黑" w:cs="Times New Roman"/>
+                <w:bCs/>
+                <w:color w:val="auto"/>
+                <w:sz w:val="18"/>
+                <w:szCs w:val="18"/>
+                <w:lang w:eastAsia="zh-CN"/>
+              </w:rPr>
+              <w:t xml:space="preserve"> msicli.annotation_chinese</w:t>
+            </w:r>
+            <w:r>
+              <w:rPr>
+                <w:rFonts w:hint="eastAsia" w:ascii="Times New Roman" w:hAnsi="Times New Roman" w:eastAsia="微软雅黑" w:cs="Times New Roman"/>
+                <w:color w:val="auto"/>
+                <w:sz w:val="18"/>
+                <w:szCs w:val="18"/>
+                <w:lang w:eastAsia="zh-CN"/>
+              </w:rPr>
+              <w:t>}}</w:t>
+            </w:r>
+          </w:p>
+        </w:tc>
+      </w:tr>
+      <w:tr>
+        <w:tblPrEx>
+          <w:tblBorders>
+            <w:top w:val="single" w:color="244061" w:sz="18" w:space="0"/>
+            <w:left w:val="none" w:color="auto" w:sz="0" w:space="0"/>
+            <w:bottom w:val="dashed" w:color="244061" w:sz="4" w:space="0"/>
+            <w:right w:val="none" w:color="auto" w:sz="0" w:space="0"/>
+            <w:insideH w:val="dashed" w:color="244061" w:sz="4" w:space="0"/>
+            <w:insideV w:val="dashed" w:color="244061" w:sz="4" w:space="0"/>
+          </w:tblBorders>
+          <w:shd w:val="clear" w:color="auto" w:fill="auto"/>
+          <w:tblCellMar>
+            <w:top w:w="0" w:type="dxa"/>
+            <w:left w:w="108" w:type="dxa"/>
+            <w:bottom w:w="0" w:type="dxa"/>
+            <w:right w:w="108" w:type="dxa"/>
+          </w:tblCellMar>
+        </w:tblPrEx>
+        <w:trPr>
+          <w:trHeight w:val="494" w:hRule="atLeast"/>
+          <w:jc w:val="center"/>
+        </w:trPr>
+        <w:tc>
+          <w:tcPr>
+            <w:tcW w:w="9870" w:type="dxa"/>
+            <w:gridSpan w:val="4"/>
+            <w:shd w:val="clear" w:color="auto" w:fill="auto"/>
+            <w:vAlign w:val="center"/>
+          </w:tcPr>
+          <w:p>
+            <w:pPr>
+              <w:keepNext/>
+              <w:spacing w:before="26"/>
+              <w:jc w:val="center"/>
+              <w:rPr>
+                <w:rFonts w:ascii="Times New Roman" w:hAnsi="Times New Roman" w:eastAsia="微软雅黑" w:cs="Times New Roman"/>
+                <w:bCs/>
+                <w:color w:val="auto"/>
+                <w:sz w:val="18"/>
+                <w:szCs w:val="18"/>
+                <w:lang w:eastAsia="zh-CN"/>
+              </w:rPr>
+            </w:pPr>
+            <w:r>
+              <w:rPr>
+                <w:rFonts w:hint="eastAsia" w:ascii="Times New Roman" w:hAnsi="Times New Roman" w:eastAsia="微软雅黑" w:cs="Times New Roman"/>
+                <w:b/>
+                <w:color w:val="auto"/>
+                <w:sz w:val="18"/>
+                <w:szCs w:val="18"/>
+                <w:lang w:eastAsia="zh-CN"/>
+              </w:rPr>
+              <w:t>{%tr endfor %}</w:t>
+            </w:r>
+          </w:p>
+        </w:tc>
+      </w:tr>
+    </w:tbl>
+    <w:p>
+      <w:pPr>
+        <w:spacing w:before="26"/>
+        <w:rPr>
+          <w:rFonts w:ascii="Times New Roman" w:hAnsi="Times New Roman" w:eastAsia="微软雅黑" w:cs="Times New Roman"/>
+          <w:b/>
+          <w:color w:val="auto"/>
+          <w:sz w:val="24"/>
+          <w:szCs w:val="24"/>
+          <w:lang w:eastAsia="zh-CN" w:bidi="ar"/>
+        </w:rPr>
+      </w:pPr>
+      <w:r>
+        <w:rPr>
           <w:rFonts w:hint="eastAsia" w:ascii="Times New Roman" w:hAnsi="Times New Roman" w:eastAsia="微软雅黑" w:cs="Times New Roman"/>
           <w:b/>
-          <w:sz w:val="21"/>
-          <w:szCs w:val="21"/>
+          <w:color w:val="auto"/>
+          <w:sz w:val="24"/>
+          <w:szCs w:val="24"/>
           <w:lang w:eastAsia="zh-CN" w:bidi="ar"/>
         </w:rPr>
-        <w:br w:type="page"/>
+        <w:t>{% endif %}</w:t>
+      </w:r>
+      <w:r>
+        <w:rPr>
+          <w:rFonts w:hint="eastAsia" w:ascii="Times New Roman" w:hAnsi="Times New Roman" w:eastAsia="微软雅黑" w:cs="Times New Roman"/>
+          <w:b/>
+          <w:color w:val="auto"/>
+          <w:sz w:val="24"/>
+          <w:szCs w:val="24"/>
+          <w:lang w:eastAsia="zh-CN"/>
+        </w:rPr>
+        <w:t>{% if msianalysisOfImmuneTestResults.</w:t>
+      </w:r>
+      <w:r>
+        <w:rPr>
+          <w:rFonts w:ascii="Times New Roman" w:hAnsi="Times New Roman" w:eastAsia="微软雅黑" w:cs="Times New Roman"/>
+          <w:b/>
+          <w:color w:val="auto"/>
+          <w:sz w:val="24"/>
+          <w:szCs w:val="24"/>
+          <w:lang w:eastAsia="zh-CN"/>
+        </w:rPr>
+        <w:t>potentialDrugList</w:t>
+      </w:r>
+      <w:r>
+        <w:rPr>
+          <w:rFonts w:hint="eastAsia" w:ascii="Times New Roman" w:hAnsi="Times New Roman" w:eastAsia="微软雅黑" w:cs="Times New Roman"/>
+          <w:b/>
+          <w:color w:val="auto"/>
+          <w:sz w:val="24"/>
+          <w:szCs w:val="24"/>
+          <w:lang w:eastAsia="zh-CN"/>
+        </w:rPr>
+        <w:t xml:space="preserve"> != [] %}</w:t>
+      </w:r>
+    </w:p>
+    <w:p>
+      <w:pPr>
+        <w:keepNext w:val="0"/>
+        <w:keepLines w:val="0"/>
+        <w:pageBreakBefore w:val="0"/>
+        <w:widowControl w:val="0"/>
+        <w:kinsoku/>
+        <w:wordWrap/>
+        <w:overflowPunct/>
+        <w:topLinePunct w:val="0"/>
+        <w:autoSpaceDE/>
+        <w:autoSpaceDN/>
+        <w:bidi w:val="0"/>
+        <w:adjustRightInd/>
+        <w:snapToGrid/>
+        <w:spacing w:before="26"/>
+        <w:ind w:left="414"/>
+        <w:textAlignment w:val="auto"/>
+        <w:rPr>
+          <w:rFonts w:ascii="Times New Roman" w:hAnsi="Times New Roman" w:eastAsia="微软雅黑" w:cs="Times New Roman"/>
+          <w:b/>
+          <w:color w:val="auto"/>
+          <w:sz w:val="24"/>
+          <w:szCs w:val="24"/>
+          <w:lang w:eastAsia="zh-CN" w:bidi="ar"/>
+        </w:rPr>
+      </w:pPr>
+      <w:r>
+        <w:rPr>
+          <w:rFonts w:hint="eastAsia" w:ascii="Times New Roman" w:hAnsi="Times New Roman" w:eastAsia="微软雅黑" w:cs="Times New Roman"/>
+          <w:b/>
+          <w:color w:val="auto"/>
+          <w:sz w:val="24"/>
+          <w:lang w:eastAsia="zh-CN"/>
+        </w:rPr>
+        <w:t>潜在耐药研究信息：</w:t>
+      </w:r>
+    </w:p>
+    <w:tbl>
+      <w:tblPr>
+        <w:tblStyle w:val="19"/>
+        <w:tblpPr w:leftFromText="180" w:rightFromText="180" w:vertAnchor="text" w:tblpXSpec="center" w:tblpY="1"/>
+        <w:tblOverlap w:val="never"/>
+        <w:tblW w:w="9870" w:type="dxa"/>
+        <w:jc w:val="center"/>
+        <w:tblBorders>
+          <w:top w:val="single" w:color="244061" w:sz="18" w:space="0"/>
+          <w:left w:val="none" w:color="auto" w:sz="0" w:space="0"/>
+          <w:bottom w:val="dashed" w:color="244061" w:sz="4" w:space="0"/>
+          <w:right w:val="none" w:color="auto" w:sz="0" w:space="0"/>
+          <w:insideH w:val="dashed" w:color="244061" w:sz="4" w:space="0"/>
+          <w:insideV w:val="dashed" w:color="244061" w:sz="4" w:space="0"/>
+        </w:tblBorders>
+        <w:shd w:val="clear" w:color="auto" w:fill="auto"/>
+        <w:tblLayout w:type="fixed"/>
+        <w:tblCellMar>
+          <w:top w:w="0" w:type="dxa"/>
+          <w:left w:w="108" w:type="dxa"/>
+          <w:bottom w:w="0" w:type="dxa"/>
+          <w:right w:w="108" w:type="dxa"/>
+        </w:tblCellMar>
+      </w:tblPr>
+      <w:tblGrid>
+        <w:gridCol w:w="1526"/>
+        <w:gridCol w:w="1417"/>
+        <w:gridCol w:w="1134"/>
+        <w:gridCol w:w="5793"/>
+      </w:tblGrid>
+      <w:tr>
+        <w:tblPrEx>
+          <w:tblBorders>
+            <w:top w:val="single" w:color="244061" w:sz="18" w:space="0"/>
+            <w:left w:val="none" w:color="auto" w:sz="0" w:space="0"/>
+            <w:bottom w:val="dashed" w:color="244061" w:sz="4" w:space="0"/>
+            <w:right w:val="none" w:color="auto" w:sz="0" w:space="0"/>
+            <w:insideH w:val="dashed" w:color="244061" w:sz="4" w:space="0"/>
+            <w:insideV w:val="dashed" w:color="244061" w:sz="4" w:space="0"/>
+          </w:tblBorders>
+          <w:shd w:val="clear" w:color="auto" w:fill="auto"/>
+          <w:tblCellMar>
+            <w:top w:w="0" w:type="dxa"/>
+            <w:left w:w="108" w:type="dxa"/>
+            <w:bottom w:w="0" w:type="dxa"/>
+            <w:right w:w="108" w:type="dxa"/>
+          </w:tblCellMar>
+        </w:tblPrEx>
+        <w:trPr>
+          <w:trHeight w:val="417" w:hRule="atLeast"/>
+          <w:jc w:val="center"/>
+        </w:trPr>
+        <w:tc>
+          <w:tcPr>
+            <w:tcW w:w="1526" w:type="dxa"/>
+            <w:shd w:val="clear" w:color="auto" w:fill="auto"/>
+            <w:vAlign w:val="center"/>
+          </w:tcPr>
+          <w:p>
+            <w:pPr>
+              <w:keepNext/>
+              <w:spacing w:before="26"/>
+              <w:ind w:firstLine="180" w:firstLineChars="100"/>
+              <w:rPr>
+                <w:rFonts w:ascii="Times New Roman" w:hAnsi="Times New Roman" w:eastAsia="微软雅黑" w:cs="Times New Roman"/>
+                <w:b/>
+                <w:color w:val="244061"/>
+                <w:sz w:val="18"/>
+                <w:szCs w:val="18"/>
+                <w:lang w:eastAsia="zh-CN"/>
+              </w:rPr>
+            </w:pPr>
+            <w:r>
+              <w:rPr>
+                <w:rFonts w:ascii="Times New Roman" w:hAnsi="Times New Roman" w:eastAsia="微软雅黑" w:cs="Times New Roman"/>
+                <w:b/>
+                <w:color w:val="244061"/>
+                <w:sz w:val="18"/>
+                <w:szCs w:val="18"/>
+                <w:lang w:eastAsia="zh-CN"/>
+              </w:rPr>
+              <w:t>药物名称</w:t>
+            </w:r>
+          </w:p>
+        </w:tc>
+        <w:tc>
+          <w:tcPr>
+            <w:tcW w:w="1417" w:type="dxa"/>
+            <w:shd w:val="clear" w:color="auto" w:fill="auto"/>
+            <w:vAlign w:val="center"/>
+          </w:tcPr>
+          <w:p>
+            <w:pPr>
+              <w:keepNext/>
+              <w:spacing w:before="26"/>
+              <w:jc w:val="center"/>
+              <w:rPr>
+                <w:rFonts w:ascii="Times New Roman" w:hAnsi="Times New Roman" w:eastAsia="微软雅黑" w:cs="Times New Roman"/>
+                <w:b/>
+                <w:color w:val="244061"/>
+                <w:sz w:val="18"/>
+                <w:szCs w:val="18"/>
+                <w:lang w:eastAsia="zh-CN"/>
+              </w:rPr>
+            </w:pPr>
+            <w:r>
+              <w:rPr>
+                <w:rFonts w:ascii="Times New Roman" w:hAnsi="Times New Roman" w:eastAsia="微软雅黑" w:cs="Times New Roman"/>
+                <w:b/>
+                <w:color w:val="244061"/>
+                <w:sz w:val="18"/>
+                <w:szCs w:val="18"/>
+                <w:lang w:eastAsia="zh-CN"/>
+              </w:rPr>
+              <w:t>相关疾病</w:t>
+            </w:r>
+          </w:p>
+        </w:tc>
+        <w:tc>
+          <w:tcPr>
+            <w:tcW w:w="1134" w:type="dxa"/>
+            <w:shd w:val="clear" w:color="auto" w:fill="auto"/>
+            <w:vAlign w:val="center"/>
+          </w:tcPr>
+          <w:p>
+            <w:pPr>
+              <w:keepNext/>
+              <w:spacing w:before="26"/>
+              <w:jc w:val="center"/>
+              <w:rPr>
+                <w:rFonts w:ascii="Times New Roman" w:hAnsi="Times New Roman" w:eastAsia="微软雅黑" w:cs="Times New Roman"/>
+                <w:b/>
+                <w:color w:val="244061"/>
+                <w:sz w:val="18"/>
+                <w:szCs w:val="18"/>
+                <w:lang w:eastAsia="zh-CN"/>
+              </w:rPr>
+            </w:pPr>
+            <w:r>
+              <w:rPr>
+                <w:rFonts w:ascii="Times New Roman" w:hAnsi="Times New Roman" w:eastAsia="微软雅黑" w:cs="Times New Roman"/>
+                <w:b/>
+                <w:color w:val="244061"/>
+                <w:sz w:val="18"/>
+                <w:szCs w:val="18"/>
+                <w:lang w:eastAsia="zh-CN"/>
+              </w:rPr>
+              <w:t>证据</w:t>
+            </w:r>
+            <w:r>
+              <w:rPr>
+                <w:rFonts w:hint="eastAsia" w:ascii="Times New Roman" w:hAnsi="Times New Roman" w:eastAsia="微软雅黑" w:cs="Times New Roman"/>
+                <w:b/>
+                <w:color w:val="244061"/>
+                <w:sz w:val="18"/>
+                <w:szCs w:val="18"/>
+                <w:lang w:eastAsia="zh-CN"/>
+              </w:rPr>
+              <w:t>等级</w:t>
+            </w:r>
+          </w:p>
+        </w:tc>
+        <w:tc>
+          <w:tcPr>
+            <w:tcW w:w="5793" w:type="dxa"/>
+            <w:shd w:val="clear" w:color="auto" w:fill="auto"/>
+            <w:vAlign w:val="center"/>
+          </w:tcPr>
+          <w:p>
+            <w:pPr>
+              <w:keepNext/>
+              <w:spacing w:before="26"/>
+              <w:jc w:val="center"/>
+              <w:rPr>
+                <w:rFonts w:ascii="Times New Roman" w:hAnsi="Times New Roman" w:eastAsia="微软雅黑" w:cs="Times New Roman"/>
+                <w:b/>
+                <w:color w:val="244061"/>
+                <w:sz w:val="18"/>
+                <w:szCs w:val="18"/>
+                <w:lang w:eastAsia="zh-CN"/>
+              </w:rPr>
+            </w:pPr>
+            <w:r>
+              <w:rPr>
+                <w:rFonts w:ascii="Times New Roman" w:hAnsi="Times New Roman" w:eastAsia="微软雅黑" w:cs="Times New Roman"/>
+                <w:b/>
+                <w:color w:val="244061"/>
+                <w:sz w:val="18"/>
+                <w:szCs w:val="18"/>
+                <w:lang w:eastAsia="zh-CN"/>
+              </w:rPr>
+              <w:t>循证医学信息</w:t>
+            </w:r>
+          </w:p>
+        </w:tc>
+      </w:tr>
+      <w:tr>
+        <w:tblPrEx>
+          <w:tblBorders>
+            <w:top w:val="single" w:color="244061" w:sz="18" w:space="0"/>
+            <w:left w:val="none" w:color="auto" w:sz="0" w:space="0"/>
+            <w:bottom w:val="dashed" w:color="244061" w:sz="4" w:space="0"/>
+            <w:right w:val="none" w:color="auto" w:sz="0" w:space="0"/>
+            <w:insideH w:val="dashed" w:color="244061" w:sz="4" w:space="0"/>
+            <w:insideV w:val="dashed" w:color="244061" w:sz="4" w:space="0"/>
+          </w:tblBorders>
+          <w:shd w:val="clear" w:color="auto" w:fill="auto"/>
+          <w:tblCellMar>
+            <w:top w:w="0" w:type="dxa"/>
+            <w:left w:w="108" w:type="dxa"/>
+            <w:bottom w:w="0" w:type="dxa"/>
+            <w:right w:w="108" w:type="dxa"/>
+          </w:tblCellMar>
+        </w:tblPrEx>
+        <w:trPr>
+          <w:trHeight w:val="494" w:hRule="atLeast"/>
+          <w:jc w:val="center"/>
+        </w:trPr>
+        <w:tc>
+          <w:tcPr>
+            <w:tcW w:w="9870" w:type="dxa"/>
+            <w:gridSpan w:val="4"/>
+            <w:shd w:val="clear" w:color="auto" w:fill="auto"/>
+            <w:vAlign w:val="center"/>
+          </w:tcPr>
+          <w:p>
+            <w:pPr>
+              <w:keepNext/>
+              <w:spacing w:before="26"/>
+              <w:jc w:val="center"/>
+              <w:rPr>
+                <w:rFonts w:ascii="Times New Roman" w:hAnsi="Times New Roman" w:eastAsia="微软雅黑" w:cs="Times New Roman"/>
+                <w:bCs/>
+                <w:color w:val="auto"/>
+                <w:sz w:val="18"/>
+                <w:szCs w:val="18"/>
+                <w:highlight w:val="yellow"/>
+                <w:lang w:eastAsia="zh-CN"/>
+              </w:rPr>
+            </w:pPr>
+            <w:r>
+              <w:rPr>
+                <w:rFonts w:hint="eastAsia" w:ascii="Times New Roman" w:hAnsi="Times New Roman" w:eastAsia="微软雅黑" w:cs="Times New Roman"/>
+                <w:b/>
+                <w:color w:val="auto"/>
+                <w:sz w:val="18"/>
+                <w:szCs w:val="18"/>
+                <w:lang w:eastAsia="zh-CN"/>
+              </w:rPr>
+              <w:t>{%tr for msicli in msianalysisOfImmuneTestResults.</w:t>
+            </w:r>
+            <w:r>
+              <w:rPr>
+                <w:rFonts w:ascii="Times New Roman" w:hAnsi="Times New Roman" w:eastAsia="微软雅黑" w:cs="Times New Roman"/>
+                <w:b/>
+                <w:color w:val="auto"/>
+                <w:sz w:val="18"/>
+                <w:szCs w:val="18"/>
+                <w:lang w:eastAsia="zh-CN"/>
+              </w:rPr>
+              <w:t>potentialDrugList</w:t>
+            </w:r>
+            <w:r>
+              <w:rPr>
+                <w:rFonts w:hint="eastAsia" w:ascii="Times New Roman" w:hAnsi="Times New Roman" w:eastAsia="微软雅黑" w:cs="Times New Roman"/>
+                <w:b/>
+                <w:color w:val="auto"/>
+                <w:sz w:val="18"/>
+                <w:szCs w:val="18"/>
+                <w:lang w:eastAsia="zh-CN"/>
+              </w:rPr>
+              <w:t xml:space="preserve"> %}</w:t>
+            </w:r>
+          </w:p>
+        </w:tc>
+      </w:tr>
+      <w:tr>
+        <w:tblPrEx>
+          <w:tblBorders>
+            <w:top w:val="single" w:color="244061" w:sz="18" w:space="0"/>
+            <w:left w:val="none" w:color="auto" w:sz="0" w:space="0"/>
+            <w:bottom w:val="dashed" w:color="244061" w:sz="4" w:space="0"/>
+            <w:right w:val="none" w:color="auto" w:sz="0" w:space="0"/>
+            <w:insideH w:val="dashed" w:color="244061" w:sz="4" w:space="0"/>
+            <w:insideV w:val="dashed" w:color="244061" w:sz="4" w:space="0"/>
+          </w:tblBorders>
+          <w:tblCellMar>
+            <w:top w:w="0" w:type="dxa"/>
+            <w:left w:w="108" w:type="dxa"/>
+            <w:bottom w:w="0" w:type="dxa"/>
+            <w:right w:w="108" w:type="dxa"/>
+          </w:tblCellMar>
+        </w:tblPrEx>
+        <w:trPr>
+          <w:trHeight w:val="494" w:hRule="atLeast"/>
+          <w:jc w:val="center"/>
+        </w:trPr>
+        <w:tc>
+          <w:tcPr>
+            <w:tcW w:w="1526" w:type="dxa"/>
+            <w:shd w:val="clear" w:color="auto" w:fill="auto"/>
+            <w:vAlign w:val="center"/>
+          </w:tcPr>
+          <w:p>
+            <w:pPr>
+              <w:spacing w:before="1" w:line="249" w:lineRule="auto"/>
+              <w:ind w:right="131"/>
+              <w:jc w:val="center"/>
+              <w:rPr>
+                <w:rFonts w:ascii="Times New Roman" w:hAnsi="Times New Roman" w:eastAsia="微软雅黑" w:cs="Times New Roman"/>
+                <w:b/>
+                <w:color w:val="auto"/>
+                <w:sz w:val="18"/>
+                <w:szCs w:val="18"/>
+                <w:highlight w:val="yellow"/>
+              </w:rPr>
+            </w:pPr>
+            <w:r>
+              <w:rPr>
+                <w:rFonts w:hint="eastAsia" w:ascii="Times New Roman" w:hAnsi="Times New Roman" w:eastAsia="微软雅黑" w:cs="Times New Roman"/>
+                <w:color w:val="auto"/>
+                <w:sz w:val="18"/>
+                <w:szCs w:val="18"/>
+                <w:lang w:eastAsia="zh-CN"/>
+              </w:rPr>
+              <w:t>{{</w:t>
+            </w:r>
+            <w:r>
+              <w:rPr>
+                <w:rFonts w:hint="eastAsia" w:ascii="Times New Roman" w:hAnsi="Times New Roman" w:eastAsia="微软雅黑" w:cs="Times New Roman"/>
+                <w:bCs/>
+                <w:color w:val="auto"/>
+                <w:sz w:val="18"/>
+                <w:szCs w:val="18"/>
+                <w:lang w:eastAsia="zh-CN"/>
+              </w:rPr>
+              <w:t xml:space="preserve"> msicli.drug_name_chinese|replace('#', '')</w:t>
+            </w:r>
+            <w:r>
+              <w:rPr>
+                <w:rFonts w:hint="eastAsia" w:ascii="Times New Roman" w:hAnsi="Times New Roman" w:eastAsia="微软雅黑" w:cs="Times New Roman"/>
+                <w:color w:val="auto"/>
+                <w:sz w:val="18"/>
+                <w:szCs w:val="18"/>
+                <w:lang w:eastAsia="zh-CN"/>
+              </w:rPr>
+              <w:t>}</w:t>
+            </w:r>
+            <w:r>
+              <w:rPr>
+                <w:rFonts w:hint="eastAsia" w:ascii="Times New Roman" w:hAnsi="Times New Roman" w:eastAsia="微软雅黑" w:cs="Times New Roman"/>
+                <w:color w:val="auto"/>
+                <w:sz w:val="18"/>
+                <w:szCs w:val="18"/>
+                <w:lang w:val="en-US" w:eastAsia="zh-CN"/>
+              </w:rPr>
+              <w:t>}</w:t>
+            </w:r>
+            <w:bookmarkStart w:id="228" w:name="_GoBack"/>
+            <w:bookmarkEnd w:id="228"/>
+          </w:p>
+        </w:tc>
+        <w:tc>
+          <w:tcPr>
+            <w:tcW w:w="1417" w:type="dxa"/>
+            <w:shd w:val="clear" w:color="auto" w:fill="auto"/>
+            <w:vAlign w:val="center"/>
+          </w:tcPr>
+          <w:p>
+            <w:pPr>
+              <w:keepNext/>
+              <w:spacing w:before="26"/>
+              <w:jc w:val="center"/>
+              <w:rPr>
+                <w:rFonts w:ascii="Times New Roman" w:hAnsi="Times New Roman" w:eastAsia="微软雅黑" w:cs="Times New Roman"/>
+                <w:bCs/>
+                <w:color w:val="auto"/>
+                <w:sz w:val="18"/>
+                <w:szCs w:val="18"/>
+                <w:highlight w:val="yellow"/>
+                <w:lang w:eastAsia="zh-CN"/>
+              </w:rPr>
+            </w:pPr>
+            <w:r>
+              <w:rPr>
+                <w:rFonts w:hint="eastAsia" w:ascii="Times New Roman" w:hAnsi="Times New Roman" w:eastAsia="微软雅黑" w:cs="Times New Roman"/>
+                <w:color w:val="auto"/>
+                <w:sz w:val="18"/>
+                <w:szCs w:val="18"/>
+                <w:lang w:eastAsia="zh-CN"/>
+              </w:rPr>
+              <w:t>{{</w:t>
+            </w:r>
+            <w:r>
+              <w:rPr>
+                <w:rFonts w:hint="eastAsia" w:ascii="Times New Roman" w:hAnsi="Times New Roman" w:eastAsia="微软雅黑" w:cs="Times New Roman"/>
+                <w:bCs/>
+                <w:color w:val="auto"/>
+                <w:sz w:val="18"/>
+                <w:szCs w:val="18"/>
+                <w:lang w:eastAsia="zh-CN"/>
+              </w:rPr>
+              <w:t xml:space="preserve"> msicli</w:t>
+            </w:r>
+            <w:r>
+              <w:rPr>
+                <w:rFonts w:hint="eastAsia" w:ascii="Times New Roman" w:hAnsi="Times New Roman" w:eastAsia="微软雅黑" w:cs="Times New Roman"/>
+                <w:color w:val="auto"/>
+                <w:sz w:val="18"/>
+                <w:szCs w:val="18"/>
+                <w:lang w:eastAsia="zh-CN"/>
+              </w:rPr>
+              <w:t>.</w:t>
+            </w:r>
+            <w:r>
+              <w:rPr>
+                <w:rFonts w:hint="eastAsia" w:ascii="Times New Roman" w:hAnsi="Times New Roman" w:eastAsia="微软雅黑" w:cs="Times New Roman"/>
+                <w:bCs/>
+                <w:color w:val="auto"/>
+                <w:sz w:val="18"/>
+                <w:szCs w:val="18"/>
+                <w:lang w:eastAsia="zh-CN"/>
+              </w:rPr>
+              <w:t>disease_name_chinese</w:t>
+            </w:r>
+            <w:r>
+              <w:rPr>
+                <w:rFonts w:hint="eastAsia" w:ascii="Times New Roman" w:hAnsi="Times New Roman" w:eastAsia="微软雅黑" w:cs="Times New Roman"/>
+                <w:color w:val="auto"/>
+                <w:sz w:val="18"/>
+                <w:szCs w:val="18"/>
+                <w:lang w:eastAsia="zh-CN"/>
+              </w:rPr>
+              <w:t>}}</w:t>
+            </w:r>
+          </w:p>
+        </w:tc>
+        <w:tc>
+          <w:tcPr>
+            <w:tcW w:w="1134" w:type="dxa"/>
+            <w:shd w:val="clear" w:color="auto" w:fill="auto"/>
+            <w:vAlign w:val="center"/>
+          </w:tcPr>
+          <w:p>
+            <w:pPr>
+              <w:keepNext/>
+              <w:spacing w:before="26"/>
+              <w:jc w:val="center"/>
+              <w:rPr>
+                <w:rFonts w:ascii="Times New Roman" w:hAnsi="Times New Roman" w:eastAsia="微软雅黑" w:cs="Times New Roman"/>
+                <w:bCs/>
+                <w:color w:val="auto"/>
+                <w:sz w:val="18"/>
+                <w:szCs w:val="18"/>
+                <w:highlight w:val="yellow"/>
+                <w:lang w:eastAsia="zh-CN"/>
+              </w:rPr>
+            </w:pPr>
+            <w:r>
+              <w:rPr>
+                <w:rFonts w:hint="eastAsia" w:ascii="Times New Roman" w:hAnsi="Times New Roman" w:eastAsia="微软雅黑" w:cs="Times New Roman"/>
+                <w:color w:val="auto"/>
+                <w:sz w:val="18"/>
+                <w:szCs w:val="18"/>
+                <w:lang w:eastAsia="zh-CN"/>
+              </w:rPr>
+              <w:t>{{</w:t>
+            </w:r>
+            <w:r>
+              <w:rPr>
+                <w:rFonts w:hint="eastAsia" w:ascii="Times New Roman" w:hAnsi="Times New Roman" w:eastAsia="微软雅黑" w:cs="Times New Roman"/>
+                <w:bCs/>
+                <w:color w:val="auto"/>
+                <w:sz w:val="18"/>
+                <w:szCs w:val="18"/>
+                <w:lang w:eastAsia="zh-CN"/>
+              </w:rPr>
+              <w:t xml:space="preserve"> msicli.evidence_phase_chinese</w:t>
+            </w:r>
+            <w:r>
+              <w:rPr>
+                <w:rFonts w:hint="eastAsia" w:ascii="Times New Roman" w:hAnsi="Times New Roman" w:eastAsia="微软雅黑" w:cs="Times New Roman"/>
+                <w:color w:val="auto"/>
+                <w:sz w:val="18"/>
+                <w:szCs w:val="18"/>
+                <w:lang w:eastAsia="zh-CN"/>
+              </w:rPr>
+              <w:t>}}</w:t>
+            </w:r>
+          </w:p>
+        </w:tc>
+        <w:tc>
+          <w:tcPr>
+            <w:tcW w:w="5793" w:type="dxa"/>
+            <w:shd w:val="clear" w:color="auto" w:fill="auto"/>
+            <w:vAlign w:val="center"/>
+          </w:tcPr>
+          <w:p>
+            <w:pPr>
+              <w:keepNext/>
+              <w:spacing w:before="26"/>
+              <w:jc w:val="center"/>
+              <w:rPr>
+                <w:rFonts w:ascii="Times New Roman" w:hAnsi="Times New Roman" w:eastAsia="微软雅黑" w:cs="Times New Roman"/>
+                <w:bCs/>
+                <w:color w:val="auto"/>
+                <w:sz w:val="18"/>
+                <w:szCs w:val="18"/>
+                <w:highlight w:val="yellow"/>
+                <w:lang w:eastAsia="zh-CN"/>
+              </w:rPr>
+            </w:pPr>
+            <w:r>
+              <w:rPr>
+                <w:rFonts w:hint="eastAsia" w:ascii="Times New Roman" w:hAnsi="Times New Roman" w:eastAsia="微软雅黑" w:cs="Times New Roman"/>
+                <w:color w:val="auto"/>
+                <w:sz w:val="18"/>
+                <w:szCs w:val="18"/>
+                <w:lang w:eastAsia="zh-CN"/>
+              </w:rPr>
+              <w:t>{{</w:t>
+            </w:r>
+            <w:r>
+              <w:rPr>
+                <w:rFonts w:hint="eastAsia" w:ascii="Times New Roman" w:hAnsi="Times New Roman" w:eastAsia="微软雅黑" w:cs="Times New Roman"/>
+                <w:bCs/>
+                <w:color w:val="auto"/>
+                <w:sz w:val="18"/>
+                <w:szCs w:val="18"/>
+                <w:lang w:eastAsia="zh-CN"/>
+              </w:rPr>
+              <w:t xml:space="preserve"> msicli.annotation_chinese</w:t>
+            </w:r>
+            <w:r>
+              <w:rPr>
+                <w:rFonts w:hint="eastAsia" w:ascii="Times New Roman" w:hAnsi="Times New Roman" w:eastAsia="微软雅黑" w:cs="Times New Roman"/>
+                <w:color w:val="auto"/>
+                <w:sz w:val="18"/>
+                <w:szCs w:val="18"/>
+                <w:lang w:eastAsia="zh-CN"/>
+              </w:rPr>
+              <w:t>}}</w:t>
+            </w:r>
+          </w:p>
+        </w:tc>
+      </w:tr>
+      <w:tr>
+        <w:tblPrEx>
+          <w:tblBorders>
+            <w:top w:val="single" w:color="244061" w:sz="18" w:space="0"/>
+            <w:left w:val="none" w:color="auto" w:sz="0" w:space="0"/>
+            <w:bottom w:val="dashed" w:color="244061" w:sz="4" w:space="0"/>
+            <w:right w:val="none" w:color="auto" w:sz="0" w:space="0"/>
+            <w:insideH w:val="dashed" w:color="244061" w:sz="4" w:space="0"/>
+            <w:insideV w:val="dashed" w:color="244061" w:sz="4" w:space="0"/>
+          </w:tblBorders>
+          <w:shd w:val="clear" w:color="auto" w:fill="auto"/>
+          <w:tblCellMar>
+            <w:top w:w="0" w:type="dxa"/>
+            <w:left w:w="108" w:type="dxa"/>
+            <w:bottom w:w="0" w:type="dxa"/>
+            <w:right w:w="108" w:type="dxa"/>
+          </w:tblCellMar>
+        </w:tblPrEx>
+        <w:trPr>
+          <w:trHeight w:val="494" w:hRule="atLeast"/>
+          <w:jc w:val="center"/>
+        </w:trPr>
+        <w:tc>
+          <w:tcPr>
+            <w:tcW w:w="9870" w:type="dxa"/>
+            <w:gridSpan w:val="4"/>
+            <w:shd w:val="clear" w:color="auto" w:fill="auto"/>
+            <w:vAlign w:val="center"/>
+          </w:tcPr>
+          <w:p>
+            <w:pPr>
+              <w:keepNext/>
+              <w:spacing w:before="26"/>
+              <w:jc w:val="center"/>
+              <w:rPr>
+                <w:rFonts w:ascii="Times New Roman" w:hAnsi="Times New Roman" w:eastAsia="微软雅黑" w:cs="Times New Roman"/>
+                <w:bCs/>
+                <w:color w:val="auto"/>
+                <w:sz w:val="18"/>
+                <w:szCs w:val="18"/>
+                <w:lang w:eastAsia="zh-CN"/>
+              </w:rPr>
+            </w:pPr>
+            <w:r>
+              <w:rPr>
+                <w:rFonts w:hint="eastAsia" w:ascii="Times New Roman" w:hAnsi="Times New Roman" w:eastAsia="微软雅黑" w:cs="Times New Roman"/>
+                <w:b/>
+                <w:color w:val="auto"/>
+                <w:sz w:val="18"/>
+                <w:szCs w:val="18"/>
+                <w:lang w:eastAsia="zh-CN"/>
+              </w:rPr>
+              <w:t>{%tr endfor %}</w:t>
+            </w:r>
+          </w:p>
+        </w:tc>
+      </w:tr>
+    </w:tbl>
+    <w:p>
+      <w:pPr>
+        <w:spacing w:before="26"/>
+        <w:rPr>
+          <w:rFonts w:hint="eastAsia" w:ascii="Times New Roman" w:hAnsi="Times New Roman" w:eastAsia="微软雅黑" w:cs="Times New Roman"/>
+          <w:b/>
+          <w:color w:val="auto"/>
+          <w:sz w:val="24"/>
+          <w:szCs w:val="24"/>
+          <w:lang w:eastAsia="zh-CN" w:bidi="ar"/>
+        </w:rPr>
+      </w:pPr>
+      <w:r>
+        <w:rPr>
+          <w:rFonts w:hint="eastAsia" w:ascii="Times New Roman" w:hAnsi="Times New Roman" w:eastAsia="微软雅黑" w:cs="Times New Roman"/>
+          <w:b/>
+          <w:color w:val="auto"/>
+          <w:sz w:val="24"/>
+          <w:szCs w:val="24"/>
+          <w:lang w:eastAsia="zh-CN" w:bidi="ar"/>
+        </w:rPr>
+        <w:t>{% endif %}</w:t>
       </w:r>
     </w:p>
     <w:p>
@@ -28720,7 +29431,16 @@
           <w:lang w:val="en-US" w:eastAsia="zh-CN"/>
         </w:rPr>
       </w:pPr>
-      <w:bookmarkStart w:id="49" w:name="_Toc7307_WPSOffice_Level3"/>
+      <w:r>
+        <w:rPr>
+          <w:rFonts w:hint="eastAsia" w:ascii="Times New Roman" w:hAnsi="Times New Roman" w:eastAsia="微软雅黑" w:cs="Times New Roman"/>
+          <w:b/>
+          <w:sz w:val="21"/>
+          <w:szCs w:val="21"/>
+          <w:lang w:eastAsia="zh-CN" w:bidi="ar"/>
+        </w:rPr>
+        <w:br w:type="page"/>
+      </w:r>
       <w:r>
         <w:rPr>
           <w:rFonts w:hint="eastAsia" w:ascii="微软雅黑" w:hAnsi="微软雅黑" w:eastAsia="微软雅黑" w:cs="微软雅黑"/>
@@ -29490,7 +30210,7 @@
             <w:pPr>
               <w:numPr>
                 <w:ilvl w:val="0"/>
-                <w:numId w:val="10"/>
+                <w:numId w:val="8"/>
               </w:numPr>
               <w:rPr>
                 <w:rFonts w:ascii="Times New Roman" w:hAnsi="Times New Roman" w:eastAsia="微软雅黑" w:cs="Times New Roman"/>
@@ -29515,7 +30235,7 @@
             <w:pPr>
               <w:numPr>
                 <w:ilvl w:val="0"/>
-                <w:numId w:val="10"/>
+                <w:numId w:val="8"/>
               </w:numPr>
               <w:rPr>
                 <w:rFonts w:ascii="Times New Roman" w:hAnsi="Times New Roman" w:eastAsia="微软雅黑" w:cs="Times New Roman"/>
@@ -29540,7 +30260,7 @@
             <w:pPr>
               <w:numPr>
                 <w:ilvl w:val="0"/>
-                <w:numId w:val="10"/>
+                <w:numId w:val="8"/>
               </w:numPr>
               <w:rPr>
                 <w:rFonts w:ascii="Times New Roman" w:hAnsi="Times New Roman" w:eastAsia="微软雅黑" w:cs="Times New Roman"/>
@@ -29565,7 +30285,7 @@
             <w:pPr>
               <w:numPr>
                 <w:ilvl w:val="0"/>
-                <w:numId w:val="10"/>
+                <w:numId w:val="8"/>
               </w:numPr>
               <w:rPr>
                 <w:rFonts w:ascii="Times New Roman" w:hAnsi="Times New Roman" w:eastAsia="微软雅黑" w:cs="Times New Roman"/>
@@ -30202,7 +30922,7 @@
       <w:pPr>
         <w:numPr>
           <w:ilvl w:val="0"/>
-          <w:numId w:val="11"/>
+          <w:numId w:val="9"/>
         </w:numPr>
         <w:rPr>
           <w:rFonts w:ascii="Times New Roman" w:hAnsi="Times New Roman" w:eastAsia="微软雅黑" w:cs="Times New Roman"/>
@@ -30241,7 +30961,7 @@
       <w:pPr>
         <w:numPr>
           <w:ilvl w:val="0"/>
-          <w:numId w:val="11"/>
+          <w:numId w:val="9"/>
         </w:numPr>
         <w:rPr>
           <w:rFonts w:ascii="Times New Roman" w:hAnsi="Times New Roman" w:eastAsia="微软雅黑" w:cs="Times New Roman"/>
@@ -30369,6 +31089,12 @@
             <w:insideH w:val="dashed" w:color="244061" w:sz="4" w:space="0"/>
             <w:insideV w:val="dashed" w:color="244061" w:sz="4" w:space="0"/>
           </w:tblBorders>
+          <w:tblCellMar>
+            <w:top w:w="0" w:type="dxa"/>
+            <w:left w:w="0" w:type="dxa"/>
+            <w:bottom w:w="0" w:type="dxa"/>
+            <w:right w:w="0" w:type="dxa"/>
+          </w:tblCellMar>
         </w:tblPrEx>
         <w:trPr>
           <w:trHeight w:val="614" w:hRule="atLeast"/>
@@ -31437,7 +32163,7 @@
       <w:pPr>
         <w:numPr>
           <w:ilvl w:val="0"/>
-          <w:numId w:val="12"/>
+          <w:numId w:val="10"/>
         </w:numPr>
         <w:ind w:left="425" w:leftChars="0" w:hanging="425" w:firstLineChars="0"/>
         <w:jc w:val="left"/>
@@ -31464,7 +32190,7 @@
       <w:pPr>
         <w:numPr>
           <w:ilvl w:val="0"/>
-          <w:numId w:val="12"/>
+          <w:numId w:val="10"/>
         </w:numPr>
         <w:ind w:left="425" w:leftChars="0" w:hanging="425" w:firstLineChars="0"/>
         <w:jc w:val="left"/>
@@ -31491,7 +32217,7 @@
       <w:pPr>
         <w:numPr>
           <w:ilvl w:val="0"/>
-          <w:numId w:val="12"/>
+          <w:numId w:val="10"/>
         </w:numPr>
         <w:ind w:left="425" w:leftChars="0" w:hanging="425" w:firstLineChars="0"/>
         <w:jc w:val="left"/>
@@ -31700,7 +32426,7 @@
       <w:pPr>
         <w:numPr>
           <w:ilvl w:val="0"/>
-          <w:numId w:val="12"/>
+          <w:numId w:val="10"/>
         </w:numPr>
         <w:ind w:left="425" w:leftChars="0" w:hanging="425" w:firstLineChars="0"/>
         <w:jc w:val="left"/>
@@ -31727,7 +32453,7 @@
       <w:pPr>
         <w:numPr>
           <w:ilvl w:val="0"/>
-          <w:numId w:val="12"/>
+          <w:numId w:val="10"/>
         </w:numPr>
         <w:ind w:left="425" w:leftChars="0" w:hanging="425" w:firstLineChars="0"/>
         <w:jc w:val="left"/>
@@ -31754,7 +32480,7 @@
       <w:pPr>
         <w:numPr>
           <w:ilvl w:val="0"/>
-          <w:numId w:val="12"/>
+          <w:numId w:val="10"/>
         </w:numPr>
         <w:ind w:left="425" w:leftChars="0" w:hanging="425" w:firstLineChars="0"/>
         <w:jc w:val="left"/>
@@ -31848,8 +32574,8 @@
           <w:lang w:val="en-US" w:eastAsia="zh-CN"/>
         </w:rPr>
       </w:pPr>
-      <w:bookmarkStart w:id="50" w:name="_Toc527112386"/>
-      <w:bookmarkStart w:id="51" w:name="_Toc534637499"/>
+      <w:bookmarkStart w:id="50" w:name="_Toc534637499"/>
+      <w:bookmarkStart w:id="51" w:name="_Toc527112386"/>
       <w:bookmarkStart w:id="52" w:name="_Toc526855038"/>
       <w:r>
         <w:rPr>
@@ -33762,7 +34488,7 @@
       <w:pPr>
         <w:numPr>
           <w:ilvl w:val="0"/>
-          <w:numId w:val="13"/>
+          <w:numId w:val="11"/>
         </w:numPr>
         <w:spacing w:before="53" w:line="301" w:lineRule="exact"/>
         <w:ind w:left="133"/>
@@ -33789,7 +34515,7 @@
       <w:pPr>
         <w:numPr>
           <w:ilvl w:val="0"/>
-          <w:numId w:val="13"/>
+          <w:numId w:val="11"/>
         </w:numPr>
         <w:spacing w:before="53" w:line="301" w:lineRule="exact"/>
         <w:ind w:left="133"/>
@@ -33816,7 +34542,7 @@
       <w:pPr>
         <w:numPr>
           <w:ilvl w:val="0"/>
-          <w:numId w:val="13"/>
+          <w:numId w:val="11"/>
         </w:numPr>
         <w:spacing w:before="53" w:line="301" w:lineRule="exact"/>
         <w:ind w:left="133"/>
@@ -33843,7 +34569,7 @@
       <w:pPr>
         <w:numPr>
           <w:ilvl w:val="0"/>
-          <w:numId w:val="14"/>
+          <w:numId w:val="12"/>
         </w:numPr>
         <w:spacing w:line="270" w:lineRule="exact"/>
         <w:ind w:left="613" w:leftChars="150" w:hanging="283"/>
@@ -33880,7 +34606,7 @@
       <w:pPr>
         <w:numPr>
           <w:ilvl w:val="0"/>
-          <w:numId w:val="14"/>
+          <w:numId w:val="12"/>
         </w:numPr>
         <w:spacing w:line="270" w:lineRule="exact"/>
         <w:ind w:left="613" w:leftChars="150" w:hanging="283"/>
@@ -33917,7 +34643,7 @@
       <w:pPr>
         <w:numPr>
           <w:ilvl w:val="0"/>
-          <w:numId w:val="14"/>
+          <w:numId w:val="12"/>
         </w:numPr>
         <w:spacing w:line="270" w:lineRule="exact"/>
         <w:ind w:left="613" w:leftChars="150" w:hanging="283"/>
@@ -33954,7 +34680,7 @@
       <w:pPr>
         <w:numPr>
           <w:ilvl w:val="0"/>
-          <w:numId w:val="14"/>
+          <w:numId w:val="12"/>
         </w:numPr>
         <w:spacing w:line="270" w:lineRule="exact"/>
         <w:ind w:left="613" w:leftChars="150" w:hanging="283"/>
@@ -34108,7 +34834,7 @@
       <w:pPr>
         <w:numPr>
           <w:ilvl w:val="0"/>
-          <w:numId w:val="13"/>
+          <w:numId w:val="11"/>
         </w:numPr>
         <w:spacing w:before="53" w:line="301" w:lineRule="exact"/>
         <w:ind w:left="133"/>
@@ -34135,7 +34861,7 @@
       <w:pPr>
         <w:numPr>
           <w:ilvl w:val="0"/>
-          <w:numId w:val="13"/>
+          <w:numId w:val="11"/>
         </w:numPr>
         <w:spacing w:before="53" w:line="301" w:lineRule="exact"/>
         <w:ind w:left="133"/>
@@ -34162,7 +34888,7 @@
       <w:pPr>
         <w:numPr>
           <w:ilvl w:val="0"/>
-          <w:numId w:val="13"/>
+          <w:numId w:val="11"/>
         </w:numPr>
         <w:spacing w:before="53" w:line="301" w:lineRule="exact"/>
         <w:ind w:left="133"/>
@@ -34189,7 +34915,7 @@
       <w:pPr>
         <w:numPr>
           <w:ilvl w:val="0"/>
-          <w:numId w:val="13"/>
+          <w:numId w:val="11"/>
         </w:numPr>
         <w:spacing w:before="53" w:line="301" w:lineRule="exact"/>
         <w:ind w:left="133"/>
@@ -34216,7 +34942,7 @@
       <w:pPr>
         <w:numPr>
           <w:ilvl w:val="0"/>
-          <w:numId w:val="13"/>
+          <w:numId w:val="11"/>
         </w:numPr>
         <w:spacing w:before="53" w:line="301" w:lineRule="exact"/>
         <w:ind w:left="133"/>
@@ -34243,7 +34969,7 @@
       <w:pPr>
         <w:numPr>
           <w:ilvl w:val="0"/>
-          <w:numId w:val="13"/>
+          <w:numId w:val="11"/>
         </w:numPr>
         <w:spacing w:before="53" w:line="301" w:lineRule="exact"/>
         <w:ind w:left="133"/>
@@ -34317,12 +35043,12 @@
         </w:rPr>
       </w:pPr>
       <w:bookmarkStart w:id="53" w:name="_Toc16368_WPSOffice_Level1"/>
-      <w:bookmarkStart w:id="54" w:name="_Toc28910_WPSOffice_Level1"/>
+      <w:bookmarkStart w:id="54" w:name="_Toc7549"/>
       <w:bookmarkStart w:id="55" w:name="_Toc22484_WPSOffice_Level1"/>
-      <w:bookmarkStart w:id="56" w:name="_Toc22458"/>
-      <w:bookmarkStart w:id="57" w:name="_Toc7549"/>
-      <w:bookmarkStart w:id="58" w:name="_Toc19099"/>
-      <w:bookmarkStart w:id="59" w:name="_Toc30533"/>
+      <w:bookmarkStart w:id="56" w:name="_Toc19099"/>
+      <w:bookmarkStart w:id="57" w:name="_Toc30533"/>
+      <w:bookmarkStart w:id="58" w:name="_Toc28910_WPSOffice_Level1"/>
+      <w:bookmarkStart w:id="59" w:name="_Toc22458"/>
       <w:r>
         <w:rPr>
           <w:rFonts w:hint="eastAsia" w:ascii="微软雅黑" w:hAnsi="微软雅黑" w:eastAsia="微软雅黑" w:cs="微软雅黑"/>
@@ -34356,12 +35082,12 @@
         </w:rPr>
       </w:pPr>
       <w:bookmarkStart w:id="60" w:name="_Toc11193_WPSOffice_Level2"/>
-      <w:bookmarkStart w:id="61" w:name="_Toc6304_WPSOffice_Level2"/>
+      <w:bookmarkStart w:id="61" w:name="_Toc31515_WPSOffice_Level2"/>
       <w:bookmarkStart w:id="62" w:name="_Toc3488_WPSOffice_Level2"/>
-      <w:bookmarkStart w:id="63" w:name="_Toc31515_WPSOffice_Level2"/>
-      <w:bookmarkStart w:id="64" w:name="_Toc6931_WPSOffice_Level2"/>
-      <w:bookmarkStart w:id="65" w:name="_Toc19280_WPSOffice_Level2"/>
-      <w:bookmarkStart w:id="66" w:name="_Toc17111_WPSOffice_Level2"/>
+      <w:bookmarkStart w:id="63" w:name="_Toc19280_WPSOffice_Level2"/>
+      <w:bookmarkStart w:id="64" w:name="_Toc6304_WPSOffice_Level2"/>
+      <w:bookmarkStart w:id="65" w:name="_Toc17111_WPSOffice_Level2"/>
+      <w:bookmarkStart w:id="66" w:name="_Toc6931_WPSOffice_Level2"/>
       <w:r>
         <w:rPr>
           <w:rFonts w:hint="eastAsia" w:ascii="Times New Roman" w:hAnsi="Times New Roman" w:eastAsia="微软雅黑" w:cs="Times New Roman"/>
@@ -34860,13 +35586,13 @@
           <w:szCs w:val="24"/>
         </w:rPr>
       </w:pPr>
-      <w:bookmarkStart w:id="67" w:name="_Toc2822_WPSOffice_Level2"/>
-      <w:bookmarkStart w:id="68" w:name="_Toc14645_WPSOffice_Level2"/>
-      <w:bookmarkStart w:id="69" w:name="_Toc29205_WPSOffice_Level2"/>
-      <w:bookmarkStart w:id="70" w:name="_Toc12087_WPSOffice_Level2"/>
-      <w:bookmarkStart w:id="71" w:name="_Toc26578_WPSOffice_Level2"/>
-      <w:bookmarkStart w:id="72" w:name="_Toc25864_WPSOffice_Level2"/>
-      <w:bookmarkStart w:id="73" w:name="_Toc31138_WPSOffice_Level2"/>
+      <w:bookmarkStart w:id="67" w:name="_Toc31138_WPSOffice_Level2"/>
+      <w:bookmarkStart w:id="68" w:name="_Toc2822_WPSOffice_Level2"/>
+      <w:bookmarkStart w:id="69" w:name="_Toc25864_WPSOffice_Level2"/>
+      <w:bookmarkStart w:id="70" w:name="_Toc14645_WPSOffice_Level2"/>
+      <w:bookmarkStart w:id="71" w:name="_Toc29205_WPSOffice_Level2"/>
+      <w:bookmarkStart w:id="72" w:name="_Toc12087_WPSOffice_Level2"/>
+      <w:bookmarkStart w:id="73" w:name="_Toc26578_WPSOffice_Level2"/>
       <w:r>
         <w:rPr>
           <w:rFonts w:hint="eastAsia" w:ascii="Times New Roman" w:hAnsi="Times New Roman" w:eastAsia="微软雅黑" w:cs="Times New Roman"/>
@@ -35010,12 +35736,12 @@
               </w:rPr>
             </w:pPr>
             <w:bookmarkStart w:id="74" w:name="_Toc23221_WPSOffice_Level2"/>
-            <w:bookmarkStart w:id="75" w:name="_Toc5261_WPSOffice_Level2"/>
-            <w:bookmarkStart w:id="76" w:name="_Toc3819_WPSOffice_Level2"/>
-            <w:bookmarkStart w:id="77" w:name="_Toc17905_WPSOffice_Level2"/>
-            <w:bookmarkStart w:id="78" w:name="_Toc18696_WPSOffice_Level2"/>
-            <w:bookmarkStart w:id="79" w:name="_Toc31020_WPSOffice_Level2"/>
-            <w:bookmarkStart w:id="80" w:name="_Toc5660_WPSOffice_Level2"/>
+            <w:bookmarkStart w:id="75" w:name="_Toc5660_WPSOffice_Level2"/>
+            <w:bookmarkStart w:id="76" w:name="_Toc31020_WPSOffice_Level2"/>
+            <w:bookmarkStart w:id="77" w:name="_Toc5261_WPSOffice_Level2"/>
+            <w:bookmarkStart w:id="78" w:name="_Toc17905_WPSOffice_Level2"/>
+            <w:bookmarkStart w:id="79" w:name="_Toc3819_WPSOffice_Level2"/>
+            <w:bookmarkStart w:id="80" w:name="_Toc18696_WPSOffice_Level2"/>
             <w:r>
               <w:rPr>
                 <w:rFonts w:hint="eastAsia" w:ascii="Times New Roman" w:hAnsi="Times New Roman" w:eastAsia="微软雅黑" w:cs="Times New Roman"/>
@@ -35518,13 +36244,13 @@
                 <w:szCs w:val="18"/>
               </w:rPr>
             </w:pPr>
-            <w:bookmarkStart w:id="81" w:name="_Toc2588_WPSOffice_Level2"/>
-            <w:bookmarkStart w:id="82" w:name="_Toc20683_WPSOffice_Level2"/>
-            <w:bookmarkStart w:id="83" w:name="_Toc24626_WPSOffice_Level2"/>
+            <w:bookmarkStart w:id="81" w:name="_Toc15300_WPSOffice_Level2"/>
+            <w:bookmarkStart w:id="82" w:name="_Toc24626_WPSOffice_Level2"/>
+            <w:bookmarkStart w:id="83" w:name="_Toc11554_WPSOffice_Level2"/>
             <w:bookmarkStart w:id="84" w:name="_Toc23388_WPSOffice_Level2"/>
-            <w:bookmarkStart w:id="85" w:name="_Toc28235_WPSOffice_Level2"/>
-            <w:bookmarkStart w:id="86" w:name="_Toc15300_WPSOffice_Level2"/>
-            <w:bookmarkStart w:id="87" w:name="_Toc11554_WPSOffice_Level2"/>
+            <w:bookmarkStart w:id="85" w:name="_Toc20683_WPSOffice_Level2"/>
+            <w:bookmarkStart w:id="86" w:name="_Toc2588_WPSOffice_Level2"/>
+            <w:bookmarkStart w:id="87" w:name="_Toc28235_WPSOffice_Level2"/>
             <w:r>
               <w:rPr>
                 <w:rFonts w:hint="eastAsia" w:ascii="Times New Roman" w:hAnsi="Times New Roman" w:eastAsia="微软雅黑" w:cs="Times New Roman"/>
@@ -36027,13 +36753,13 @@
                 <w:szCs w:val="18"/>
               </w:rPr>
             </w:pPr>
-            <w:bookmarkStart w:id="88" w:name="_Toc16027_WPSOffice_Level2"/>
-            <w:bookmarkStart w:id="89" w:name="_Toc22590_WPSOffice_Level2"/>
-            <w:bookmarkStart w:id="90" w:name="_Toc18182_WPSOffice_Level2"/>
-            <w:bookmarkStart w:id="91" w:name="_Toc19892_WPSOffice_Level2"/>
-            <w:bookmarkStart w:id="92" w:name="_Toc30071_WPSOffice_Level2"/>
-            <w:bookmarkStart w:id="93" w:name="_Toc12493_WPSOffice_Level2"/>
-            <w:bookmarkStart w:id="94" w:name="_Toc31650_WPSOffice_Level2"/>
+            <w:bookmarkStart w:id="88" w:name="_Toc30071_WPSOffice_Level2"/>
+            <w:bookmarkStart w:id="89" w:name="_Toc31650_WPSOffice_Level2"/>
+            <w:bookmarkStart w:id="90" w:name="_Toc22590_WPSOffice_Level2"/>
+            <w:bookmarkStart w:id="91" w:name="_Toc18182_WPSOffice_Level2"/>
+            <w:bookmarkStart w:id="92" w:name="_Toc12493_WPSOffice_Level2"/>
+            <w:bookmarkStart w:id="93" w:name="_Toc19892_WPSOffice_Level2"/>
+            <w:bookmarkStart w:id="94" w:name="_Toc16027_WPSOffice_Level2"/>
             <w:r>
               <w:rPr>
                 <w:rFonts w:hint="eastAsia" w:ascii="Times New Roman" w:hAnsi="Times New Roman" w:eastAsia="微软雅黑" w:cs="Times New Roman"/>
@@ -36536,13 +37262,13 @@
                 <w:szCs w:val="18"/>
               </w:rPr>
             </w:pPr>
-            <w:bookmarkStart w:id="95" w:name="_Toc28534_WPSOffice_Level2"/>
-            <w:bookmarkStart w:id="96" w:name="_Toc28312_WPSOffice_Level2"/>
-            <w:bookmarkStart w:id="97" w:name="_Toc20571_WPSOffice_Level2"/>
-            <w:bookmarkStart w:id="98" w:name="_Toc19289_WPSOffice_Level2"/>
-            <w:bookmarkStart w:id="99" w:name="_Toc8398_WPSOffice_Level2"/>
+            <w:bookmarkStart w:id="95" w:name="_Toc8398_WPSOffice_Level2"/>
+            <w:bookmarkStart w:id="96" w:name="_Toc28534_WPSOffice_Level2"/>
+            <w:bookmarkStart w:id="97" w:name="_Toc31447_WPSOffice_Level2"/>
+            <w:bookmarkStart w:id="98" w:name="_Toc20571_WPSOffice_Level2"/>
+            <w:bookmarkStart w:id="99" w:name="_Toc19289_WPSOffice_Level2"/>
             <w:bookmarkStart w:id="100" w:name="_Toc11689_WPSOffice_Level2"/>
-            <w:bookmarkStart w:id="101" w:name="_Toc31447_WPSOffice_Level2"/>
+            <w:bookmarkStart w:id="101" w:name="_Toc28312_WPSOffice_Level2"/>
             <w:r>
               <w:rPr>
                 <w:rFonts w:hint="eastAsia" w:ascii="Times New Roman" w:hAnsi="Times New Roman" w:eastAsia="微软雅黑" w:cs="Times New Roman"/>
@@ -37046,13 +37772,13 @@
                 <w:szCs w:val="18"/>
               </w:rPr>
             </w:pPr>
-            <w:bookmarkStart w:id="102" w:name="_Toc2683_WPSOffice_Level2"/>
-            <w:bookmarkStart w:id="103" w:name="_Toc6645_WPSOffice_Level2"/>
-            <w:bookmarkStart w:id="104" w:name="_Toc13225_WPSOffice_Level2"/>
-            <w:bookmarkStart w:id="105" w:name="_Toc5423_WPSOffice_Level2"/>
-            <w:bookmarkStart w:id="106" w:name="_Toc6170_WPSOffice_Level2"/>
-            <w:bookmarkStart w:id="107" w:name="_Toc5164_WPSOffice_Level2"/>
-            <w:bookmarkStart w:id="108" w:name="_Toc6863_WPSOffice_Level2"/>
+            <w:bookmarkStart w:id="102" w:name="_Toc5164_WPSOffice_Level2"/>
+            <w:bookmarkStart w:id="103" w:name="_Toc2683_WPSOffice_Level2"/>
+            <w:bookmarkStart w:id="104" w:name="_Toc6863_WPSOffice_Level2"/>
+            <w:bookmarkStart w:id="105" w:name="_Toc13225_WPSOffice_Level2"/>
+            <w:bookmarkStart w:id="106" w:name="_Toc6645_WPSOffice_Level2"/>
+            <w:bookmarkStart w:id="107" w:name="_Toc5423_WPSOffice_Level2"/>
+            <w:bookmarkStart w:id="108" w:name="_Toc6170_WPSOffice_Level2"/>
             <w:r>
               <w:rPr>
                 <w:rFonts w:hint="eastAsia" w:ascii="Times New Roman" w:hAnsi="Times New Roman" w:eastAsia="微软雅黑" w:cs="Times New Roman"/>
@@ -37556,12 +38282,12 @@
               </w:rPr>
             </w:pPr>
             <w:bookmarkStart w:id="109" w:name="_Toc13817_WPSOffice_Level2"/>
-            <w:bookmarkStart w:id="110" w:name="_Toc5860_WPSOffice_Level2"/>
-            <w:bookmarkStart w:id="111" w:name="_Toc29762_WPSOffice_Level2"/>
-            <w:bookmarkStart w:id="112" w:name="_Toc12046_WPSOffice_Level2"/>
-            <w:bookmarkStart w:id="113" w:name="_Toc6323_WPSOffice_Level2"/>
-            <w:bookmarkStart w:id="114" w:name="_Toc3387_WPSOffice_Level2"/>
-            <w:bookmarkStart w:id="115" w:name="_Toc24628_WPSOffice_Level2"/>
+            <w:bookmarkStart w:id="110" w:name="_Toc24628_WPSOffice_Level2"/>
+            <w:bookmarkStart w:id="111" w:name="_Toc5860_WPSOffice_Level2"/>
+            <w:bookmarkStart w:id="112" w:name="_Toc29762_WPSOffice_Level2"/>
+            <w:bookmarkStart w:id="113" w:name="_Toc3387_WPSOffice_Level2"/>
+            <w:bookmarkStart w:id="114" w:name="_Toc12046_WPSOffice_Level2"/>
+            <w:bookmarkStart w:id="115" w:name="_Toc6323_WPSOffice_Level2"/>
             <w:r>
               <w:rPr>
                 <w:rFonts w:hint="eastAsia" w:ascii="Times New Roman" w:hAnsi="Times New Roman" w:eastAsia="微软雅黑" w:cs="Times New Roman"/>
@@ -38064,13 +38790,13 @@
                 <w:szCs w:val="18"/>
               </w:rPr>
             </w:pPr>
-            <w:bookmarkStart w:id="116" w:name="_Toc708_WPSOffice_Level2"/>
-            <w:bookmarkStart w:id="117" w:name="_Toc11082_WPSOffice_Level2"/>
-            <w:bookmarkStart w:id="118" w:name="_Toc15619_WPSOffice_Level2"/>
-            <w:bookmarkStart w:id="119" w:name="_Toc13244_WPSOffice_Level2"/>
-            <w:bookmarkStart w:id="120" w:name="_Toc31905_WPSOffice_Level2"/>
-            <w:bookmarkStart w:id="121" w:name="_Toc6004_WPSOffice_Level2"/>
-            <w:bookmarkStart w:id="122" w:name="_Toc22500_WPSOffice_Level2"/>
+            <w:bookmarkStart w:id="116" w:name="_Toc31905_WPSOffice_Level2"/>
+            <w:bookmarkStart w:id="117" w:name="_Toc6004_WPSOffice_Level2"/>
+            <w:bookmarkStart w:id="118" w:name="_Toc11082_WPSOffice_Level2"/>
+            <w:bookmarkStart w:id="119" w:name="_Toc15619_WPSOffice_Level2"/>
+            <w:bookmarkStart w:id="120" w:name="_Toc708_WPSOffice_Level2"/>
+            <w:bookmarkStart w:id="121" w:name="_Toc22500_WPSOffice_Level2"/>
+            <w:bookmarkStart w:id="122" w:name="_Toc13244_WPSOffice_Level2"/>
             <w:r>
               <w:rPr>
                 <w:rFonts w:hint="eastAsia" w:ascii="Times New Roman" w:hAnsi="Times New Roman" w:eastAsia="微软雅黑" w:cs="Times New Roman"/>
@@ -38573,13 +39299,13 @@
                 <w:szCs w:val="18"/>
               </w:rPr>
             </w:pPr>
-            <w:bookmarkStart w:id="123" w:name="_Toc23537_WPSOffice_Level2"/>
-            <w:bookmarkStart w:id="124" w:name="_Toc23443_WPSOffice_Level2"/>
+            <w:bookmarkStart w:id="123" w:name="_Toc13664_WPSOffice_Level2"/>
+            <w:bookmarkStart w:id="124" w:name="_Toc23537_WPSOffice_Level2"/>
             <w:bookmarkStart w:id="125" w:name="_Toc7586_WPSOffice_Level2"/>
-            <w:bookmarkStart w:id="126" w:name="_Toc21560_WPSOffice_Level2"/>
-            <w:bookmarkStart w:id="127" w:name="_Toc15479_WPSOffice_Level2"/>
-            <w:bookmarkStart w:id="128" w:name="_Toc4042_WPSOffice_Level2"/>
-            <w:bookmarkStart w:id="129" w:name="_Toc13664_WPSOffice_Level2"/>
+            <w:bookmarkStart w:id="126" w:name="_Toc23443_WPSOffice_Level2"/>
+            <w:bookmarkStart w:id="127" w:name="_Toc21560_WPSOffice_Level2"/>
+            <w:bookmarkStart w:id="128" w:name="_Toc15479_WPSOffice_Level2"/>
+            <w:bookmarkStart w:id="129" w:name="_Toc4042_WPSOffice_Level2"/>
             <w:r>
               <w:rPr>
                 <w:rFonts w:hint="eastAsia" w:ascii="Times New Roman" w:hAnsi="Times New Roman" w:eastAsia="微软雅黑" w:cs="Times New Roman"/>
@@ -39082,13 +39808,13 @@
                 <w:szCs w:val="18"/>
               </w:rPr>
             </w:pPr>
-            <w:bookmarkStart w:id="130" w:name="_Toc11254_WPSOffice_Level2"/>
-            <w:bookmarkStart w:id="131" w:name="_Toc5629_WPSOffice_Level2"/>
-            <w:bookmarkStart w:id="132" w:name="_Toc2337_WPSOffice_Level2"/>
-            <w:bookmarkStart w:id="133" w:name="_Toc22039_WPSOffice_Level2"/>
-            <w:bookmarkStart w:id="134" w:name="_Toc29193_WPSOffice_Level2"/>
-            <w:bookmarkStart w:id="135" w:name="_Toc10575_WPSOffice_Level2"/>
-            <w:bookmarkStart w:id="136" w:name="_Toc28498_WPSOffice_Level2"/>
+            <w:bookmarkStart w:id="130" w:name="_Toc22039_WPSOffice_Level2"/>
+            <w:bookmarkStart w:id="131" w:name="_Toc10575_WPSOffice_Level2"/>
+            <w:bookmarkStart w:id="132" w:name="_Toc5629_WPSOffice_Level2"/>
+            <w:bookmarkStart w:id="133" w:name="_Toc28498_WPSOffice_Level2"/>
+            <w:bookmarkStart w:id="134" w:name="_Toc2337_WPSOffice_Level2"/>
+            <w:bookmarkStart w:id="135" w:name="_Toc11254_WPSOffice_Level2"/>
+            <w:bookmarkStart w:id="136" w:name="_Toc29193_WPSOffice_Level2"/>
             <w:r>
               <w:rPr>
                 <w:rFonts w:hint="eastAsia" w:ascii="Times New Roman" w:hAnsi="Times New Roman" w:eastAsia="微软雅黑" w:cs="Times New Roman"/>
@@ -39596,12 +40322,12 @@
                 <w:szCs w:val="18"/>
               </w:rPr>
             </w:pPr>
-            <w:bookmarkStart w:id="137" w:name="_Toc17668_WPSOffice_Level2"/>
-            <w:bookmarkStart w:id="138" w:name="_Toc17621_WPSOffice_Level2"/>
-            <w:bookmarkStart w:id="139" w:name="_Toc8985_WPSOffice_Level2"/>
-            <w:bookmarkStart w:id="140" w:name="_Toc13246_WPSOffice_Level2"/>
-            <w:bookmarkStart w:id="141" w:name="_Toc18866_WPSOffice_Level2"/>
-            <w:bookmarkStart w:id="142" w:name="_Toc8519_WPSOffice_Level2"/>
+            <w:bookmarkStart w:id="137" w:name="_Toc8519_WPSOffice_Level2"/>
+            <w:bookmarkStart w:id="138" w:name="_Toc8985_WPSOffice_Level2"/>
+            <w:bookmarkStart w:id="139" w:name="_Toc17668_WPSOffice_Level2"/>
+            <w:bookmarkStart w:id="140" w:name="_Toc17621_WPSOffice_Level2"/>
+            <w:bookmarkStart w:id="141" w:name="_Toc13246_WPSOffice_Level2"/>
+            <w:bookmarkStart w:id="142" w:name="_Toc18866_WPSOffice_Level2"/>
             <w:bookmarkStart w:id="143" w:name="_Toc2613_WPSOffice_Level2"/>
             <w:r>
               <w:rPr>
@@ -40105,13 +40831,13 @@
                 <w:szCs w:val="18"/>
               </w:rPr>
             </w:pPr>
-            <w:bookmarkStart w:id="144" w:name="_Toc2334_WPSOffice_Level2"/>
-            <w:bookmarkStart w:id="145" w:name="_Toc12027_WPSOffice_Level2"/>
-            <w:bookmarkStart w:id="146" w:name="_Toc25338_WPSOffice_Level2"/>
+            <w:bookmarkStart w:id="144" w:name="_Toc12027_WPSOffice_Level2"/>
+            <w:bookmarkStart w:id="145" w:name="_Toc25338_WPSOffice_Level2"/>
+            <w:bookmarkStart w:id="146" w:name="_Toc12118_WPSOffice_Level2"/>
             <w:bookmarkStart w:id="147" w:name="_Toc24337_WPSOffice_Level2"/>
-            <w:bookmarkStart w:id="148" w:name="_Toc12118_WPSOffice_Level2"/>
-            <w:bookmarkStart w:id="149" w:name="_Toc6654_WPSOffice_Level2"/>
-            <w:bookmarkStart w:id="150" w:name="_Toc23413_WPSOffice_Level2"/>
+            <w:bookmarkStart w:id="148" w:name="_Toc23413_WPSOffice_Level2"/>
+            <w:bookmarkStart w:id="149" w:name="_Toc2334_WPSOffice_Level2"/>
+            <w:bookmarkStart w:id="150" w:name="_Toc6654_WPSOffice_Level2"/>
             <w:r>
               <w:rPr>
                 <w:rFonts w:hint="eastAsia" w:ascii="Times New Roman" w:hAnsi="Times New Roman" w:eastAsia="微软雅黑" w:cs="Times New Roman"/>
@@ -40614,13 +41340,13 @@
                 <w:szCs w:val="18"/>
               </w:rPr>
             </w:pPr>
-            <w:bookmarkStart w:id="151" w:name="_Toc20271_WPSOffice_Level2"/>
-            <w:bookmarkStart w:id="152" w:name="_Toc17711_WPSOffice_Level2"/>
-            <w:bookmarkStart w:id="153" w:name="_Toc20736_WPSOffice_Level2"/>
-            <w:bookmarkStart w:id="154" w:name="_Toc28807_WPSOffice_Level2"/>
+            <w:bookmarkStart w:id="151" w:name="_Toc28807_WPSOffice_Level2"/>
+            <w:bookmarkStart w:id="152" w:name="_Toc6074_WPSOffice_Level2"/>
+            <w:bookmarkStart w:id="153" w:name="_Toc20271_WPSOffice_Level2"/>
+            <w:bookmarkStart w:id="154" w:name="_Toc20736_WPSOffice_Level2"/>
             <w:bookmarkStart w:id="155" w:name="_Toc5840_WPSOffice_Level2"/>
-            <w:bookmarkStart w:id="156" w:name="_Toc17254_WPSOffice_Level2"/>
-            <w:bookmarkStart w:id="157" w:name="_Toc6074_WPSOffice_Level2"/>
+            <w:bookmarkStart w:id="156" w:name="_Toc17711_WPSOffice_Level2"/>
+            <w:bookmarkStart w:id="157" w:name="_Toc17254_WPSOffice_Level2"/>
             <w:r>
               <w:rPr>
                 <w:rFonts w:hint="eastAsia" w:ascii="Times New Roman" w:hAnsi="Times New Roman" w:eastAsia="微软雅黑" w:cs="Times New Roman"/>
@@ -41124,12 +41850,12 @@
               </w:rPr>
             </w:pPr>
             <w:bookmarkStart w:id="158" w:name="_Toc18813_WPSOffice_Level2"/>
-            <w:bookmarkStart w:id="159" w:name="_Toc24586_WPSOffice_Level2"/>
-            <w:bookmarkStart w:id="160" w:name="_Toc18784_WPSOffice_Level2"/>
-            <w:bookmarkStart w:id="161" w:name="_Toc31683_WPSOffice_Level2"/>
-            <w:bookmarkStart w:id="162" w:name="_Toc18295_WPSOffice_Level2"/>
-            <w:bookmarkStart w:id="163" w:name="_Toc22623_WPSOffice_Level2"/>
-            <w:bookmarkStart w:id="164" w:name="_Toc26031_WPSOffice_Level2"/>
+            <w:bookmarkStart w:id="159" w:name="_Toc18784_WPSOffice_Level2"/>
+            <w:bookmarkStart w:id="160" w:name="_Toc24586_WPSOffice_Level2"/>
+            <w:bookmarkStart w:id="161" w:name="_Toc26031_WPSOffice_Level2"/>
+            <w:bookmarkStart w:id="162" w:name="_Toc22623_WPSOffice_Level2"/>
+            <w:bookmarkStart w:id="163" w:name="_Toc31683_WPSOffice_Level2"/>
+            <w:bookmarkStart w:id="164" w:name="_Toc18295_WPSOffice_Level2"/>
             <w:r>
               <w:rPr>
                 <w:rFonts w:hint="eastAsia" w:ascii="Times New Roman" w:hAnsi="Times New Roman" w:eastAsia="微软雅黑" w:cs="Times New Roman"/>
@@ -42133,13 +42859,13 @@
                 <w:szCs w:val="18"/>
               </w:rPr>
             </w:pPr>
-            <w:bookmarkStart w:id="165" w:name="_Toc2455_WPSOffice_Level2"/>
+            <w:bookmarkStart w:id="165" w:name="_Toc22167_WPSOffice_Level2"/>
             <w:bookmarkStart w:id="166" w:name="_Toc25837_WPSOffice_Level2"/>
-            <w:bookmarkStart w:id="167" w:name="_Toc15930_WPSOffice_Level2"/>
-            <w:bookmarkStart w:id="168" w:name="_Toc31152_WPSOffice_Level2"/>
-            <w:bookmarkStart w:id="169" w:name="_Toc11576_WPSOffice_Level2"/>
-            <w:bookmarkStart w:id="170" w:name="_Toc22167_WPSOffice_Level2"/>
-            <w:bookmarkStart w:id="171" w:name="_Toc30144_WPSOffice_Level2"/>
+            <w:bookmarkStart w:id="167" w:name="_Toc2455_WPSOffice_Level2"/>
+            <w:bookmarkStart w:id="168" w:name="_Toc30144_WPSOffice_Level2"/>
+            <w:bookmarkStart w:id="169" w:name="_Toc31152_WPSOffice_Level2"/>
+            <w:bookmarkStart w:id="170" w:name="_Toc15930_WPSOffice_Level2"/>
+            <w:bookmarkStart w:id="171" w:name="_Toc11576_WPSOffice_Level2"/>
             <w:r>
               <w:rPr>
                 <w:rFonts w:hint="eastAsia" w:ascii="Times New Roman" w:hAnsi="Times New Roman" w:eastAsia="微软雅黑" w:cs="Times New Roman"/>
@@ -42643,13 +43369,13 @@
                 <w:szCs w:val="18"/>
               </w:rPr>
             </w:pPr>
-            <w:bookmarkStart w:id="172" w:name="_Toc17817_WPSOffice_Level2"/>
+            <w:bookmarkStart w:id="172" w:name="_Toc10927_WPSOffice_Level2"/>
             <w:bookmarkStart w:id="173" w:name="_Toc18298_WPSOffice_Level2"/>
-            <w:bookmarkStart w:id="174" w:name="_Toc21844_WPSOffice_Level2"/>
-            <w:bookmarkStart w:id="175" w:name="_Toc10927_WPSOffice_Level2"/>
-            <w:bookmarkStart w:id="176" w:name="_Toc21218_WPSOffice_Level2"/>
+            <w:bookmarkStart w:id="174" w:name="_Toc17817_WPSOffice_Level2"/>
+            <w:bookmarkStart w:id="175" w:name="_Toc21218_WPSOffice_Level2"/>
+            <w:bookmarkStart w:id="176" w:name="_Toc24581_WPSOffice_Level2"/>
             <w:bookmarkStart w:id="177" w:name="_Toc6105_WPSOffice_Level2"/>
-            <w:bookmarkStart w:id="178" w:name="_Toc24581_WPSOffice_Level2"/>
+            <w:bookmarkStart w:id="178" w:name="_Toc21844_WPSOffice_Level2"/>
             <w:r>
               <w:rPr>
                 <w:rFonts w:hint="eastAsia" w:ascii="Times New Roman" w:hAnsi="Times New Roman" w:eastAsia="微软雅黑" w:cs="Times New Roman"/>
@@ -43152,13 +43878,13 @@
                 <w:szCs w:val="18"/>
               </w:rPr>
             </w:pPr>
-            <w:bookmarkStart w:id="179" w:name="_Toc20673_WPSOffice_Level2"/>
-            <w:bookmarkStart w:id="180" w:name="_Toc3881_WPSOffice_Level2"/>
-            <w:bookmarkStart w:id="181" w:name="_Toc32618_WPSOffice_Level2"/>
-            <w:bookmarkStart w:id="182" w:name="_Toc26632_WPSOffice_Level2"/>
-            <w:bookmarkStart w:id="183" w:name="_Toc22953_WPSOffice_Level2"/>
-            <w:bookmarkStart w:id="184" w:name="_Toc5805_WPSOffice_Level2"/>
-            <w:bookmarkStart w:id="185" w:name="_Toc7518_WPSOffice_Level2"/>
+            <w:bookmarkStart w:id="179" w:name="_Toc3881_WPSOffice_Level2"/>
+            <w:bookmarkStart w:id="180" w:name="_Toc32618_WPSOffice_Level2"/>
+            <w:bookmarkStart w:id="181" w:name="_Toc26632_WPSOffice_Level2"/>
+            <w:bookmarkStart w:id="182" w:name="_Toc20673_WPSOffice_Level2"/>
+            <w:bookmarkStart w:id="183" w:name="_Toc7518_WPSOffice_Level2"/>
+            <w:bookmarkStart w:id="184" w:name="_Toc22953_WPSOffice_Level2"/>
+            <w:bookmarkStart w:id="185" w:name="_Toc5805_WPSOffice_Level2"/>
             <w:r>
               <w:rPr>
                 <w:rFonts w:hint="eastAsia" w:ascii="Times New Roman" w:hAnsi="Times New Roman" w:eastAsia="微软雅黑" w:cs="Times New Roman"/>
@@ -43661,13 +44387,13 @@
                 <w:szCs w:val="18"/>
               </w:rPr>
             </w:pPr>
-            <w:bookmarkStart w:id="186" w:name="_Toc15940_WPSOffice_Level2"/>
+            <w:bookmarkStart w:id="186" w:name="_Toc9505_WPSOffice_Level2"/>
             <w:bookmarkStart w:id="187" w:name="_Toc14661_WPSOffice_Level2"/>
-            <w:bookmarkStart w:id="188" w:name="_Toc9505_WPSOffice_Level2"/>
-            <w:bookmarkStart w:id="189" w:name="_Toc22431_WPSOffice_Level2"/>
-            <w:bookmarkStart w:id="190" w:name="_Toc25299_WPSOffice_Level2"/>
-            <w:bookmarkStart w:id="191" w:name="_Toc31722_WPSOffice_Level2"/>
-            <w:bookmarkStart w:id="192" w:name="_Toc22629_WPSOffice_Level2"/>
+            <w:bookmarkStart w:id="188" w:name="_Toc31722_WPSOffice_Level2"/>
+            <w:bookmarkStart w:id="189" w:name="_Toc22629_WPSOffice_Level2"/>
+            <w:bookmarkStart w:id="190" w:name="_Toc15940_WPSOffice_Level2"/>
+            <w:bookmarkStart w:id="191" w:name="_Toc25299_WPSOffice_Level2"/>
+            <w:bookmarkStart w:id="192" w:name="_Toc22431_WPSOffice_Level2"/>
             <w:r>
               <w:rPr>
                 <w:rFonts w:hint="eastAsia" w:ascii="Times New Roman" w:hAnsi="Times New Roman" w:eastAsia="微软雅黑" w:cs="Times New Roman"/>
@@ -44170,12 +44896,12 @@
                 <w:szCs w:val="18"/>
               </w:rPr>
             </w:pPr>
-            <w:bookmarkStart w:id="193" w:name="_Toc24372_WPSOffice_Level2"/>
-            <w:bookmarkStart w:id="194" w:name="_Toc5581_WPSOffice_Level2"/>
-            <w:bookmarkStart w:id="195" w:name="_Toc20849_WPSOffice_Level2"/>
-            <w:bookmarkStart w:id="196" w:name="_Toc4328_WPSOffice_Level2"/>
-            <w:bookmarkStart w:id="197" w:name="_Toc27188_WPSOffice_Level2"/>
-            <w:bookmarkStart w:id="198" w:name="_Toc27147_WPSOffice_Level2"/>
+            <w:bookmarkStart w:id="193" w:name="_Toc27188_WPSOffice_Level2"/>
+            <w:bookmarkStart w:id="194" w:name="_Toc24372_WPSOffice_Level2"/>
+            <w:bookmarkStart w:id="195" w:name="_Toc5581_WPSOffice_Level2"/>
+            <w:bookmarkStart w:id="196" w:name="_Toc27147_WPSOffice_Level2"/>
+            <w:bookmarkStart w:id="197" w:name="_Toc20849_WPSOffice_Level2"/>
+            <w:bookmarkStart w:id="198" w:name="_Toc4328_WPSOffice_Level2"/>
             <w:bookmarkStart w:id="199" w:name="_Toc7607_WPSOffice_Level2"/>
             <w:r>
               <w:rPr>
@@ -44679,13 +45405,13 @@
                 <w:szCs w:val="18"/>
               </w:rPr>
             </w:pPr>
-            <w:bookmarkStart w:id="200" w:name="_Toc6343_WPSOffice_Level2"/>
-            <w:bookmarkStart w:id="201" w:name="_Toc9066_WPSOffice_Level2"/>
-            <w:bookmarkStart w:id="202" w:name="_Toc23457_WPSOffice_Level2"/>
-            <w:bookmarkStart w:id="203" w:name="_Toc8746_WPSOffice_Level2"/>
-            <w:bookmarkStart w:id="204" w:name="_Toc11511_WPSOffice_Level2"/>
-            <w:bookmarkStart w:id="205" w:name="_Toc26466_WPSOffice_Level2"/>
-            <w:bookmarkStart w:id="206" w:name="_Toc23854_WPSOffice_Level2"/>
+            <w:bookmarkStart w:id="200" w:name="_Toc26466_WPSOffice_Level2"/>
+            <w:bookmarkStart w:id="201" w:name="_Toc23457_WPSOffice_Level2"/>
+            <w:bookmarkStart w:id="202" w:name="_Toc8746_WPSOffice_Level2"/>
+            <w:bookmarkStart w:id="203" w:name="_Toc6343_WPSOffice_Level2"/>
+            <w:bookmarkStart w:id="204" w:name="_Toc23854_WPSOffice_Level2"/>
+            <w:bookmarkStart w:id="205" w:name="_Toc9066_WPSOffice_Level2"/>
+            <w:bookmarkStart w:id="206" w:name="_Toc11511_WPSOffice_Level2"/>
             <w:r>
               <w:rPr>
                 <w:rFonts w:hint="eastAsia" w:ascii="Times New Roman" w:hAnsi="Times New Roman" w:eastAsia="微软雅黑" w:cs="Times New Roman"/>
@@ -45188,13 +45914,13 @@
                 <w:szCs w:val="18"/>
               </w:rPr>
             </w:pPr>
-            <w:bookmarkStart w:id="207" w:name="_Toc12685_WPSOffice_Level2"/>
-            <w:bookmarkStart w:id="208" w:name="_Toc20319_WPSOffice_Level2"/>
-            <w:bookmarkStart w:id="209" w:name="_Toc1557_WPSOffice_Level2"/>
-            <w:bookmarkStart w:id="210" w:name="_Toc6069_WPSOffice_Level2"/>
-            <w:bookmarkStart w:id="211" w:name="_Toc17938_WPSOffice_Level2"/>
-            <w:bookmarkStart w:id="212" w:name="_Toc3049_WPSOffice_Level2"/>
-            <w:bookmarkStart w:id="213" w:name="_Toc17440_WPSOffice_Level2"/>
+            <w:bookmarkStart w:id="207" w:name="_Toc1557_WPSOffice_Level2"/>
+            <w:bookmarkStart w:id="208" w:name="_Toc17938_WPSOffice_Level2"/>
+            <w:bookmarkStart w:id="209" w:name="_Toc17440_WPSOffice_Level2"/>
+            <w:bookmarkStart w:id="210" w:name="_Toc20319_WPSOffice_Level2"/>
+            <w:bookmarkStart w:id="211" w:name="_Toc12685_WPSOffice_Level2"/>
+            <w:bookmarkStart w:id="212" w:name="_Toc6069_WPSOffice_Level2"/>
+            <w:bookmarkStart w:id="213" w:name="_Toc3049_WPSOffice_Level2"/>
             <w:r>
               <w:rPr>
                 <w:rFonts w:hint="eastAsia" w:ascii="Times New Roman" w:hAnsi="Times New Roman" w:eastAsia="微软雅黑" w:cs="Times New Roman"/>
@@ -45698,13 +46424,13 @@
                 <w:szCs w:val="18"/>
               </w:rPr>
             </w:pPr>
-            <w:bookmarkStart w:id="214" w:name="_Toc19766_WPSOffice_Level2"/>
-            <w:bookmarkStart w:id="215" w:name="_Toc25956_WPSOffice_Level2"/>
-            <w:bookmarkStart w:id="216" w:name="_Toc28180_WPSOffice_Level2"/>
-            <w:bookmarkStart w:id="217" w:name="_Toc21686_WPSOffice_Level2"/>
-            <w:bookmarkStart w:id="218" w:name="_Toc18427_WPSOffice_Level2"/>
-            <w:bookmarkStart w:id="219" w:name="_Toc29816_WPSOffice_Level2"/>
-            <w:bookmarkStart w:id="220" w:name="_Toc27824_WPSOffice_Level2"/>
+            <w:bookmarkStart w:id="214" w:name="_Toc29816_WPSOffice_Level2"/>
+            <w:bookmarkStart w:id="215" w:name="_Toc28180_WPSOffice_Level2"/>
+            <w:bookmarkStart w:id="216" w:name="_Toc25956_WPSOffice_Level2"/>
+            <w:bookmarkStart w:id="217" w:name="_Toc19766_WPSOffice_Level2"/>
+            <w:bookmarkStart w:id="218" w:name="_Toc21686_WPSOffice_Level2"/>
+            <w:bookmarkStart w:id="219" w:name="_Toc27824_WPSOffice_Level2"/>
+            <w:bookmarkStart w:id="220" w:name="_Toc18427_WPSOffice_Level2"/>
             <w:r>
               <w:rPr>
                 <w:rFonts w:hint="eastAsia" w:ascii="Times New Roman" w:hAnsi="Times New Roman" w:eastAsia="微软雅黑" w:cs="Times New Roman"/>
@@ -46207,13 +46933,13 @@
                 <w:szCs w:val="18"/>
               </w:rPr>
             </w:pPr>
-            <w:bookmarkStart w:id="221" w:name="_Toc8959_WPSOffice_Level2"/>
-            <w:bookmarkStart w:id="222" w:name="_Toc19658_WPSOffice_Level2"/>
-            <w:bookmarkStart w:id="223" w:name="_Toc24661_WPSOffice_Level2"/>
-            <w:bookmarkStart w:id="224" w:name="_Toc7268_WPSOffice_Level2"/>
-            <w:bookmarkStart w:id="225" w:name="_Toc20570_WPSOffice_Level2"/>
-            <w:bookmarkStart w:id="226" w:name="_Toc27941_WPSOffice_Level2"/>
-            <w:bookmarkStart w:id="227" w:name="_Toc9870_WPSOffice_Level2"/>
+            <w:bookmarkStart w:id="221" w:name="_Toc7268_WPSOffice_Level2"/>
+            <w:bookmarkStart w:id="222" w:name="_Toc27941_WPSOffice_Level2"/>
+            <w:bookmarkStart w:id="223" w:name="_Toc9870_WPSOffice_Level2"/>
+            <w:bookmarkStart w:id="224" w:name="_Toc20570_WPSOffice_Level2"/>
+            <w:bookmarkStart w:id="225" w:name="_Toc8959_WPSOffice_Level2"/>
+            <w:bookmarkStart w:id="226" w:name="_Toc24661_WPSOffice_Level2"/>
+            <w:bookmarkStart w:id="227" w:name="_Toc19658_WPSOffice_Level2"/>
             <w:r>
               <w:rPr>
                 <w:rFonts w:hint="eastAsia" w:ascii="Times New Roman" w:hAnsi="Times New Roman" w:eastAsia="微软雅黑" w:cs="Times New Roman"/>
@@ -47627,7 +48353,7 @@
       <w:pPr>
         <w:numPr>
           <w:ilvl w:val="0"/>
-          <w:numId w:val="15"/>
+          <w:numId w:val="13"/>
         </w:numPr>
         <w:spacing w:line="360" w:lineRule="auto"/>
         <w:ind w:left="425" w:leftChars="0" w:hanging="425" w:firstLineChars="0"/>
@@ -47652,7 +48378,7 @@
       <w:pPr>
         <w:numPr>
           <w:ilvl w:val="0"/>
-          <w:numId w:val="15"/>
+          <w:numId w:val="13"/>
         </w:numPr>
         <w:spacing w:line="360" w:lineRule="auto"/>
         <w:ind w:left="425" w:leftChars="0" w:hanging="425" w:firstLineChars="0"/>
@@ -47677,7 +48403,7 @@
       <w:pPr>
         <w:numPr>
           <w:ilvl w:val="0"/>
-          <w:numId w:val="15"/>
+          <w:numId w:val="13"/>
         </w:numPr>
         <w:spacing w:line="360" w:lineRule="auto"/>
         <w:ind w:left="425" w:leftChars="0" w:hanging="425" w:firstLineChars="0"/>
@@ -47702,7 +48428,7 @@
       <w:pPr>
         <w:numPr>
           <w:ilvl w:val="0"/>
-          <w:numId w:val="15"/>
+          <w:numId w:val="13"/>
         </w:numPr>
         <w:spacing w:line="360" w:lineRule="auto"/>
         <w:ind w:left="425" w:leftChars="0" w:hanging="425" w:firstLineChars="0"/>
@@ -47769,8 +48495,6 @@
         <w:tab w:val="right" w:pos="8306"/>
       </w:tabs>
     </w:pPr>
-    <w:bookmarkStart w:id="228" w:name="_GoBack"/>
-    <w:bookmarkEnd w:id="228"/>
     <w:r>
       <mc:AlternateContent>
         <mc:Choice Requires="wps">
@@ -47939,26 +48663,6 @@
 <file path=word/numbering.xml><?xml version="1.0" encoding="utf-8"?>
 <w:numbering xmlns:wpc="http://schemas.microsoft.com/office/word/2010/wordprocessingCanvas" xmlns:mc="http://schemas.openxmlformats.org/markup-compatibility/2006" xmlns:o="urn:schemas-microsoft-com:office:office" xmlns:r="http://schemas.openxmlformats.org/officeDocument/2006/relationships" xmlns:m="http://schemas.openxmlformats.org/officeDocument/2006/math" xmlns:v="urn:schemas-microsoft-com:vml" xmlns:wp14="http://schemas.microsoft.com/office/word/2010/wordprocessingDrawing" xmlns:wp="http://schemas.openxmlformats.org/drawingml/2006/wordprocessingDrawing" xmlns:w10="urn:schemas-microsoft-com:office:word" xmlns:w="http://schemas.openxmlformats.org/wordprocessingml/2006/main" xmlns:w14="http://schemas.microsoft.com/office/word/2010/wordml" xmlns:wpg="http://schemas.microsoft.com/office/word/2010/wordprocessingGroup" xmlns:wpi="http://schemas.microsoft.com/office/word/2010/wordprocessingInk" xmlns:wne="http://schemas.microsoft.com/office/word/2006/wordml" xmlns:wps="http://schemas.microsoft.com/office/word/2010/wordprocessingShape" xmlns:wpsCustomData="http://www.wps.cn/officeDocument/2013/wpsCustomData" mc:Ignorable="w14 wp14">
   <w:abstractNum w:abstractNumId="0">
-    <w:nsid w:val="8E7D2F2C"/>
-    <w:multiLevelType w:val="singleLevel"/>
-    <w:tmpl w:val="8E7D2F2C"/>
-    <w:lvl w:ilvl="0" w:tentative="0">
-      <w:start w:val="1"/>
-      <w:numFmt w:val="decimal"/>
-      <w:lvlText w:val="%1."/>
-      <w:lvlJc w:val="left"/>
-      <w:pPr>
-        <w:ind w:left="425" w:hanging="425"/>
-      </w:pPr>
-      <w:rPr>
-        <w:rFonts w:hint="default"/>
-        <w:sz w:val="18"/>
-        <w:szCs w:val="18"/>
-        <w:highlight w:val="none"/>
-      </w:rPr>
-    </w:lvl>
-  </w:abstractNum>
-  <w:abstractNum w:abstractNumId="1">
     <w:nsid w:val="B4CD4596"/>
     <w:multiLevelType w:val="multilevel"/>
     <w:tmpl w:val="B4CD4596"/>
@@ -48104,7 +48808,7 @@
       </w:rPr>
     </w:lvl>
   </w:abstractNum>
-  <w:abstractNum w:abstractNumId="2">
+  <w:abstractNum w:abstractNumId="1">
     <w:nsid w:val="CBCFB8FE"/>
     <w:multiLevelType w:val="singleLevel"/>
     <w:tmpl w:val="CBCFB8FE"/>
@@ -48123,7 +48827,7 @@
       </w:rPr>
     </w:lvl>
   </w:abstractNum>
-  <w:abstractNum w:abstractNumId="3">
+  <w:abstractNum w:abstractNumId="2">
     <w:nsid w:val="FE6C8412"/>
     <w:multiLevelType w:val="singleLevel"/>
     <w:tmpl w:val="FE6C8412"/>
@@ -48142,26 +48846,7 @@
       </w:rPr>
     </w:lvl>
   </w:abstractNum>
-  <w:abstractNum w:abstractNumId="4">
-    <w:nsid w:val="04056A27"/>
-    <w:multiLevelType w:val="singleLevel"/>
-    <w:tmpl w:val="04056A27"/>
-    <w:lvl w:ilvl="0" w:tentative="0">
-      <w:start w:val="1"/>
-      <w:numFmt w:val="decimal"/>
-      <w:lvlText w:val="%1."/>
-      <w:lvlJc w:val="left"/>
-      <w:pPr>
-        <w:ind w:left="397" w:hanging="397"/>
-      </w:pPr>
-      <w:rPr>
-        <w:rFonts w:hint="default"/>
-        <w:sz w:val="18"/>
-        <w:szCs w:val="18"/>
-      </w:rPr>
-    </w:lvl>
-  </w:abstractNum>
-  <w:abstractNum w:abstractNumId="5">
+  <w:abstractNum w:abstractNumId="3">
     <w:nsid w:val="11B87595"/>
     <w:multiLevelType w:val="singleLevel"/>
     <w:tmpl w:val="11B87595"/>
@@ -48181,7 +48866,7 @@
       </w:rPr>
     </w:lvl>
   </w:abstractNum>
-  <w:abstractNum w:abstractNumId="6">
+  <w:abstractNum w:abstractNumId="4">
     <w:nsid w:val="219D0AF6"/>
     <w:multiLevelType w:val="singleLevel"/>
     <w:tmpl w:val="219D0AF6"/>
@@ -48193,7 +48878,7 @@
       <w:lvlJc w:val="left"/>
     </w:lvl>
   </w:abstractNum>
-  <w:abstractNum w:abstractNumId="7">
+  <w:abstractNum w:abstractNumId="5">
     <w:nsid w:val="2DA1C343"/>
     <w:multiLevelType w:val="singleLevel"/>
     <w:tmpl w:val="2DA1C343"/>
@@ -48210,7 +48895,7 @@
       </w:rPr>
     </w:lvl>
   </w:abstractNum>
-  <w:abstractNum w:abstractNumId="8">
+  <w:abstractNum w:abstractNumId="6">
     <w:nsid w:val="2F8B9B55"/>
     <w:multiLevelType w:val="singleLevel"/>
     <w:tmpl w:val="2F8B9B55"/>
@@ -48227,7 +48912,7 @@
       </w:rPr>
     </w:lvl>
   </w:abstractNum>
-  <w:abstractNum w:abstractNumId="9">
+  <w:abstractNum w:abstractNumId="7">
     <w:nsid w:val="361A96C8"/>
     <w:multiLevelType w:val="singleLevel"/>
     <w:tmpl w:val="361A96C8"/>
@@ -48247,7 +48932,7 @@
       </w:rPr>
     </w:lvl>
   </w:abstractNum>
-  <w:abstractNum w:abstractNumId="10">
+  <w:abstractNum w:abstractNumId="8">
     <w:nsid w:val="3FE2A38E"/>
     <w:multiLevelType w:val="singleLevel"/>
     <w:tmpl w:val="3FE2A38E"/>
@@ -48264,7 +48949,7 @@
       </w:rPr>
     </w:lvl>
   </w:abstractNum>
-  <w:abstractNum w:abstractNumId="11">
+  <w:abstractNum w:abstractNumId="9">
     <w:nsid w:val="4BD542C2"/>
     <w:multiLevelType w:val="multilevel"/>
     <w:tmpl w:val="4BD542C2"/>
@@ -48403,7 +49088,7 @@
       </w:rPr>
     </w:lvl>
   </w:abstractNum>
-  <w:abstractNum w:abstractNumId="12">
+  <w:abstractNum w:abstractNumId="10">
     <w:nsid w:val="51FFA607"/>
     <w:multiLevelType w:val="singleLevel"/>
     <w:tmpl w:val="51FFA607"/>
@@ -48423,7 +49108,7 @@
       </w:rPr>
     </w:lvl>
   </w:abstractNum>
-  <w:abstractNum w:abstractNumId="13">
+  <w:abstractNum w:abstractNumId="11">
     <w:nsid w:val="58AABCAB"/>
     <w:multiLevelType w:val="singleLevel"/>
     <w:tmpl w:val="58AABCAB"/>
@@ -48440,7 +49125,7 @@
       </w:rPr>
     </w:lvl>
   </w:abstractNum>
-  <w:abstractNum w:abstractNumId="14">
+  <w:abstractNum w:abstractNumId="12">
     <w:nsid w:val="6D5ACEB7"/>
     <w:multiLevelType w:val="multilevel"/>
     <w:tmpl w:val="6D5ACEB7"/>
@@ -48527,49 +49212,43 @@
     </w:lvl>
   </w:abstractNum>
   <w:num w:numId="1">
+    <w:abstractNumId w:val="0"/>
+  </w:num>
+  <w:num w:numId="2">
+    <w:abstractNumId w:val="2"/>
+  </w:num>
+  <w:num w:numId="3">
+    <w:abstractNumId w:val="7"/>
+  </w:num>
+  <w:num w:numId="4">
+    <w:abstractNumId w:val="12"/>
+  </w:num>
+  <w:num w:numId="5">
+    <w:abstractNumId w:val="8"/>
+  </w:num>
+  <w:num w:numId="6">
+    <w:abstractNumId w:val="10"/>
+  </w:num>
+  <w:num w:numId="7">
+    <w:abstractNumId w:val="6"/>
+  </w:num>
+  <w:num w:numId="8">
+    <w:abstractNumId w:val="3"/>
+  </w:num>
+  <w:num w:numId="9">
     <w:abstractNumId w:val="1"/>
   </w:num>
-  <w:num w:numId="2">
-    <w:abstractNumId w:val="3"/>
-  </w:num>
-  <w:num w:numId="3">
+  <w:num w:numId="10">
     <w:abstractNumId w:val="9"/>
   </w:num>
-  <w:num w:numId="4">
-    <w:abstractNumId w:val="14"/>
-  </w:num>
-  <w:num w:numId="5">
-    <w:abstractNumId w:val="10"/>
-  </w:num>
-  <w:num w:numId="6">
-    <w:abstractNumId w:val="12"/>
-  </w:num>
-  <w:num w:numId="7">
-    <w:abstractNumId w:val="8"/>
-  </w:num>
-  <w:num w:numId="8">
+  <w:num w:numId="11">
     <w:abstractNumId w:val="4"/>
-  </w:num>
-  <w:num w:numId="9">
-    <w:abstractNumId w:val="0"/>
-  </w:num>
-  <w:num w:numId="10">
-    <w:abstractNumId w:val="5"/>
-  </w:num>
-  <w:num w:numId="11">
-    <w:abstractNumId w:val="2"/>
   </w:num>
   <w:num w:numId="12">
     <w:abstractNumId w:val="11"/>
   </w:num>
   <w:num w:numId="13">
-    <w:abstractNumId w:val="6"/>
-  </w:num>
-  <w:num w:numId="14">
-    <w:abstractNumId w:val="13"/>
-  </w:num>
-  <w:num w:numId="15">
-    <w:abstractNumId w:val="7"/>
+    <w:abstractNumId w:val="5"/>
   </w:num>
 </w:numbering>
 </file>
